--- a/drafts/liturgy/02-Літургія-ГР.docx
+++ b/drafts/liturgy/02-Літургія-ГР.docx
@@ -636,7 +636,7 @@
           <w:rFonts w:ascii="Times New Roman" w:hAnsi="Times New Roman"/>
           <w:sz w:val="24"/>
         </w:rPr>
-        <w:t xml:space="preserve"> Зі святи́ми упоко́й, Хри́сте,* ду́ші слуг Твої́х,* де нема́є бо́лю, ні печа́лі,* ні зітха́ння,* але життя́ безконе́чне.</w:t>
+        <w:t xml:space="preserve"> Зі святи́ми упоко́й, Хри́сте,* ду́ші слуг Твої́х,* де нема́є бо́лю, ні печа́лі,* ні зітха́ння,* але життя́ безконе́чне.</w:t>
       </w:r>
     </w:p>
     <w:p>
@@ -790,13 +790,7 @@
     </w:p>
     <w:p>
       <w:r>
-        <w:rPr>
-          <w:rFonts w:ascii="Times New Roman" w:hAnsi="Times New Roman"/>
-          <w:i/>
-          <w:color w:val="FF4400"/>
-          <w:sz w:val="24"/>
-        </w:rPr>
-        <w:t xml:space="preserve">Апостол: </w:t>
+        <w:t>#ap273</w:t>
       </w:r>
     </w:p>
     <w:p>
@@ -925,13 +919,7 @@
     </w:p>
     <w:p>
       <w:r>
-        <w:rPr>
-          <w:rFonts w:ascii="Times New Roman" w:hAnsi="Times New Roman"/>
-          <w:i/>
-          <w:color w:val="FF4400"/>
-          <w:sz w:val="24"/>
-        </w:rPr>
-        <w:t xml:space="preserve">Євангеліє: </w:t>
+        <w:t>#lk084</w:t>
       </w:r>
     </w:p>
     <w:p>
@@ -1043,78 +1031,33 @@
         <w:rPr>
           <w:rFonts w:ascii="Times New Roman" w:hAnsi="Times New Roman"/>
           <w:i/>
-          <w:color w:val="FF4400"/>
-          <w:sz w:val="24"/>
-        </w:rPr>
-        <w:t>Священик:</w:t>
-      </w:r>
-      <w:r>
-        <w:rPr>
-          <w:rFonts w:ascii="Times New Roman" w:hAnsi="Times New Roman"/>
-          <w:sz w:val="24"/>
-        </w:rPr>
-        <w:t xml:space="preserve"> Христо́с, і́стинний Бог наш –</w:t>
-      </w:r>
-      <w:r>
-        <w:rPr>
-          <w:rFonts w:ascii="Times New Roman" w:hAnsi="Times New Roman"/>
-          <w:sz w:val="24"/>
-        </w:rPr>
-        <w:t xml:space="preserve"> молитва́ми пречи́стої своє́ї Ма́тері, си́лою че́сного і животво́рчого хреста́, засту́пництвом че́сних небе́сних сил безтіле́сних, че́сного і сла́вного проро́ка, предте́чі і хрести́теля Іва́на, святи́х сла́вних і всехва́льних апо́столів, свято́го отця́ на́</w:t>
-      </w:r>
-      <w:r>
-        <w:rPr>
-          <w:rFonts w:ascii="Times New Roman" w:hAnsi="Times New Roman"/>
-          <w:sz w:val="24"/>
-        </w:rPr>
-        <w:t>шого Микола́я, архиєпи́скопа, Мир Ликі́йських, чудотво́рця, святи́х сла́вних і перемо́жних му́чеників, преподо́бних і богоно́сних отці́в на́ших,</w:t>
-      </w:r>
-      <w:r>
-        <w:rPr>
-          <w:rFonts w:ascii="Times New Roman" w:hAnsi="Times New Roman"/>
-          <w:i/>
-          <w:sz w:val="24"/>
-        </w:rPr>
-        <w:t xml:space="preserve"> </w:t>
-      </w:r>
-      <w:r>
-        <w:rPr>
-          <w:rFonts w:ascii="Times New Roman" w:hAnsi="Times New Roman"/>
-          <w:sz w:val="24"/>
-        </w:rPr>
-        <w:t xml:space="preserve">свято́го отця́ на́шого Іва́на Золотоу́стого, архиєпи́скопа Константино́поля, і свято́го </w:t>
-      </w:r>
-      <w:r>
-        <w:rPr>
-          <w:rFonts w:ascii="Times New Roman" w:hAnsi="Times New Roman"/>
-          <w:i/>
-          <w:color w:val="FF4400"/>
-          <w:sz w:val="24"/>
-        </w:rPr>
-        <w:t>(якого є храм)</w:t>
-      </w:r>
-      <w:r>
-        <w:rPr>
-          <w:rFonts w:ascii="Times New Roman" w:hAnsi="Times New Roman"/>
-          <w:sz w:val="24"/>
-        </w:rPr>
-        <w:t xml:space="preserve">, і свято́го </w:t>
-      </w:r>
-      <w:r>
-        <w:rPr>
-          <w:rFonts w:ascii="Times New Roman" w:hAnsi="Times New Roman"/>
-          <w:i/>
-          <w:color w:val="FF4400"/>
-          <w:sz w:val="24"/>
-        </w:rPr>
-        <w:t>(якого є день)</w:t>
-      </w:r>
-      <w:r>
-        <w:rPr>
-          <w:rFonts w:ascii="Times New Roman" w:hAnsi="Times New Roman"/>
-          <w:sz w:val="24"/>
-        </w:rPr>
-        <w:t>, і всіх святи́х – поми́лує і спасе́ нас як благи́й і людинолю́бний.</w:t>
+          <w:color w:val="FF0000"/>
+          <w:sz w:val="24"/>
+        </w:rPr>
+        <w:t>Священник:</w:t>
+      </w:r>
+      <w:r>
+        <w:rPr>
+          <w:rFonts w:ascii="Times New Roman" w:hAnsi="Times New Roman"/>
+          <w:sz w:val="24"/>
+        </w:rPr>
+        <w:t xml:space="preserve"> Христос, істинний Бог наш - молитвами пречистої Своєї Матері, силою чесного і животворчого Хреста, заступництвом чесних небесних сил безтілесних, чесного і славного пророка, предтечі і хрестителя Йоана, святих славних і всехвальних апостолів, святого отця нашого Миколая, архиєпископа Мир Ликійських, чудотворця, святих славних і переможних мучеників, преподобних і богоносних отців наших, святого отця нашого Івана Золотоустого, архиєпископа Константинополя, святих і праведних богоотців Йоакима й Анни, і святого, </w:t>
+      </w:r>
+      <w:r>
+        <w:rPr>
+          <w:rFonts w:ascii="Times New Roman" w:hAnsi="Times New Roman"/>
+          <w:i/>
+          <w:color w:val="FF0000"/>
+          <w:sz w:val="24"/>
+        </w:rPr>
+        <w:t>якого є храм</w:t>
+      </w:r>
+      <w:r>
+        <w:rPr>
+          <w:rFonts w:ascii="Times New Roman" w:hAnsi="Times New Roman"/>
+          <w:sz w:val="24"/>
+        </w:rPr>
+        <w:t>, і святого мученика Трифона, і всіх святих - помилує і спасе нас як благий і людинолюбний.</w:t>
       </w:r>
     </w:p>
     <w:p>
@@ -1870,13 +1813,12 @@
     </w:p>
     <w:p>
       <w:r>
-        <w:rPr>
-          <w:rFonts w:ascii="Times New Roman" w:hAnsi="Times New Roman"/>
-          <w:i/>
-          <w:color w:val="FF4400"/>
-          <w:sz w:val="24"/>
-        </w:rPr>
-        <w:t xml:space="preserve">Апостол: </w:t>
+        <w:t>Ряд.: #ap285c</w:t>
+      </w:r>
+    </w:p>
+    <w:p>
+      <w:r>
+        <w:t>Свята: #ap316</w:t>
       </w:r>
     </w:p>
     <w:p>
@@ -1980,13 +1922,12 @@
     </w:p>
     <w:p>
       <w:r>
-        <w:rPr>
-          <w:rFonts w:ascii="Times New Roman" w:hAnsi="Times New Roman"/>
-          <w:i/>
-          <w:color w:val="FF4400"/>
-          <w:sz w:val="24"/>
-        </w:rPr>
-        <w:t xml:space="preserve">Євангеліє: </w:t>
+        <w:t>Ряд.: #lk094</w:t>
+      </w:r>
+    </w:p>
+    <w:p>
+      <w:r>
+        <w:t>Свята: #lk007</w:t>
       </w:r>
     </w:p>
     <w:p>
@@ -2064,56 +2005,33 @@
         <w:rPr>
           <w:rFonts w:ascii="Times New Roman" w:hAnsi="Times New Roman"/>
           <w:i/>
-          <w:color w:val="FF4400"/>
-          <w:sz w:val="24"/>
-        </w:rPr>
-        <w:t>Священик:</w:t>
-      </w:r>
-      <w:r>
-        <w:rPr>
-          <w:rFonts w:ascii="Times New Roman" w:hAnsi="Times New Roman"/>
-          <w:sz w:val="24"/>
-        </w:rPr>
-        <w:t xml:space="preserve"> Христо́с, що воскре́с із ме́ртвих, і́стинний Бог наш – молитва́ми пречи́стої Своє́ї Ма́тері, святи́х сла́вних і всехва́льних апо́столів, свято́го отця́ на́шого Іва́на Золотоу́стого, архиєпи́скоп</w:t>
-      </w:r>
-      <w:r>
-        <w:rPr>
-          <w:rFonts w:ascii="Times New Roman" w:hAnsi="Times New Roman"/>
-          <w:sz w:val="24"/>
-        </w:rPr>
-        <w:t xml:space="preserve">а Константино́поля, і свято́го </w:t>
-      </w:r>
-      <w:r>
-        <w:rPr>
-          <w:rFonts w:ascii="Times New Roman" w:hAnsi="Times New Roman"/>
-          <w:i/>
-          <w:color w:val="FF4400"/>
-          <w:sz w:val="24"/>
-        </w:rPr>
-        <w:t>(якого є храм)</w:t>
-      </w:r>
-      <w:r>
-        <w:rPr>
-          <w:rFonts w:ascii="Times New Roman" w:hAnsi="Times New Roman"/>
-          <w:sz w:val="24"/>
-        </w:rPr>
-        <w:t xml:space="preserve">, і свято́го </w:t>
-      </w:r>
-      <w:r>
-        <w:rPr>
-          <w:rFonts w:ascii="Times New Roman" w:hAnsi="Times New Roman"/>
-          <w:i/>
-          <w:color w:val="FF4400"/>
-          <w:sz w:val="24"/>
-        </w:rPr>
-        <w:t>(якого є день)</w:t>
-      </w:r>
-      <w:r>
-        <w:rPr>
-          <w:rFonts w:ascii="Times New Roman" w:hAnsi="Times New Roman"/>
-          <w:sz w:val="24"/>
-        </w:rPr>
-        <w:t>, і всіх святи́х – поми́лує і спасе́ нас як благи́й і людинолю́бний.</w:t>
+          <w:color w:val="FF0000"/>
+          <w:sz w:val="24"/>
+        </w:rPr>
+        <w:t>Священник:</w:t>
+      </w:r>
+      <w:r>
+        <w:rPr>
+          <w:rFonts w:ascii="Times New Roman" w:hAnsi="Times New Roman"/>
+          <w:sz w:val="24"/>
+        </w:rPr>
+        <w:t xml:space="preserve"> Христос, що воскрес із мертвих, істинний Бог наш, що зволив спочити в обіймах праведного Симеона спасіння нашого ради - молитвами пречистої Своєї Матері, святих, славних і всехвальних апостолів, святого отця нашого Івана Золотоустого, архиєпископа Константинополя, і святого, </w:t>
+      </w:r>
+      <w:r>
+        <w:rPr>
+          <w:rFonts w:ascii="Times New Roman" w:hAnsi="Times New Roman"/>
+          <w:i/>
+          <w:color w:val="FF0000"/>
+          <w:sz w:val="24"/>
+        </w:rPr>
+        <w:t>якого є храм</w:t>
+      </w:r>
+      <w:r>
+        <w:rPr>
+          <w:rFonts w:ascii="Times New Roman" w:hAnsi="Times New Roman"/>
+          <w:sz w:val="24"/>
+        </w:rPr>
+        <w:t>, і всіх святих - помилує і спасе нас як благий і людинолюбний.</w:t>
       </w:r>
     </w:p>
     <w:p>
@@ -3393,18 +3311,30 @@
     </w:p>
     <w:p>
       <w:r>
+        <w:t>#ap059</w:t>
+      </w:r>
+    </w:p>
+    <w:p>
+      <w:r>
+        <w:rPr>
+          <w:rFonts w:ascii="Times New Roman" w:hAnsi="Times New Roman"/>
+          <w:sz w:val="24"/>
+          <w:highlight w:val="darkGray"/>
+        </w:rPr>
+        <w:t>&lt;/apostol&gt;</w:t>
+      </w:r>
+      <w:r>
         <w:rPr/>
-        <w:t>#ap316</w:t>
-      </w:r>
-    </w:p>
-    <w:p>
-      <w:r>
-        <w:rPr>
-          <w:rFonts w:ascii="Times New Roman" w:hAnsi="Times New Roman"/>
-          <w:sz w:val="24"/>
-          <w:highlight w:val="darkGray"/>
-        </w:rPr>
-        <w:t>&lt;/apostol&gt;</w:t>
+      </w:r>
+    </w:p>
+    <w:p>
+      <w:r>
+        <w:rPr>
+          <w:rFonts w:ascii="Times New Roman" w:hAnsi="Times New Roman"/>
+          <w:sz w:val="24"/>
+          <w:highlight w:val="darkGray"/>
+        </w:rPr>
+        <w:t>&lt;aleluia&gt;</w:t>
       </w:r>
       <w:r>
         <w:rPr/>
@@ -3414,10 +3344,148 @@
       <w:r>
         <w:rPr>
           <w:rFonts w:ascii="Times New Roman" w:hAnsi="Times New Roman"/>
-          <w:sz w:val="24"/>
-          <w:highlight w:val="darkGray"/>
-        </w:rPr>
-        <w:t>&lt;aleluia&gt;</w:t>
+          <w:i/>
+          <w:color w:val="FF4400"/>
+          <w:sz w:val="24"/>
+        </w:rPr>
+        <w:t xml:space="preserve">Алилуя (г. 8): </w:t>
+      </w:r>
+      <w:r>
+        <w:rPr>
+          <w:rFonts w:ascii="Times New Roman" w:hAnsi="Times New Roman"/>
+          <w:color w:val="333333"/>
+          <w:sz w:val="24"/>
+        </w:rPr>
+        <w:t>Ни</w:t>
+      </w:r>
+      <w:r>
+        <w:rPr>
+          <w:rFonts w:ascii="Times New Roman" w:hAnsi="Times New Roman"/>
+          <w:sz w:val="24"/>
+        </w:rPr>
+        <w:t>́</w:t>
+      </w:r>
+      <w:r>
+        <w:rPr>
+          <w:rFonts w:ascii="Times New Roman" w:hAnsi="Times New Roman"/>
+          <w:color w:val="333333"/>
+          <w:sz w:val="24"/>
+        </w:rPr>
+        <w:t>ні відпуска</w:t>
+      </w:r>
+      <w:r>
+        <w:rPr>
+          <w:rFonts w:ascii="Times New Roman" w:hAnsi="Times New Roman"/>
+          <w:sz w:val="24"/>
+        </w:rPr>
+        <w:t>́</w:t>
+      </w:r>
+      <w:r>
+        <w:rPr>
+          <w:rFonts w:ascii="Times New Roman" w:hAnsi="Times New Roman"/>
+          <w:color w:val="333333"/>
+          <w:sz w:val="24"/>
+        </w:rPr>
+        <w:t>єш слугу</w:t>
+      </w:r>
+      <w:r>
+        <w:rPr>
+          <w:rFonts w:ascii="Times New Roman" w:hAnsi="Times New Roman"/>
+          <w:sz w:val="24"/>
+        </w:rPr>
+        <w:t>́</w:t>
+      </w:r>
+      <w:r>
+        <w:rPr>
+          <w:rFonts w:ascii="Times New Roman" w:hAnsi="Times New Roman"/>
+          <w:color w:val="333333"/>
+          <w:sz w:val="24"/>
+        </w:rPr>
+        <w:t xml:space="preserve"> Твого</w:t>
+      </w:r>
+      <w:r>
+        <w:rPr>
+          <w:rFonts w:ascii="Times New Roman" w:hAnsi="Times New Roman"/>
+          <w:sz w:val="24"/>
+        </w:rPr>
+        <w:t>́</w:t>
+      </w:r>
+      <w:r>
+        <w:rPr>
+          <w:rFonts w:ascii="Times New Roman" w:hAnsi="Times New Roman"/>
+          <w:color w:val="333333"/>
+          <w:sz w:val="24"/>
+        </w:rPr>
+        <w:t>, Влади</w:t>
+      </w:r>
+      <w:r>
+        <w:rPr>
+          <w:rFonts w:ascii="Times New Roman" w:hAnsi="Times New Roman"/>
+          <w:sz w:val="24"/>
+        </w:rPr>
+        <w:t>́</w:t>
+      </w:r>
+      <w:r>
+        <w:rPr>
+          <w:rFonts w:ascii="Times New Roman" w:hAnsi="Times New Roman"/>
+          <w:color w:val="333333"/>
+          <w:sz w:val="24"/>
+        </w:rPr>
+        <w:t>ко, за Твої</w:t>
+      </w:r>
+      <w:r>
+        <w:rPr>
+          <w:rFonts w:ascii="Times New Roman" w:hAnsi="Times New Roman"/>
+          <w:sz w:val="24"/>
+        </w:rPr>
+        <w:t>́</w:t>
+      </w:r>
+      <w:r>
+        <w:rPr>
+          <w:rFonts w:ascii="Times New Roman" w:hAnsi="Times New Roman"/>
+          <w:color w:val="333333"/>
+          <w:sz w:val="24"/>
+        </w:rPr>
+        <w:t>м сло</w:t>
+      </w:r>
+      <w:r>
+        <w:rPr>
+          <w:rFonts w:ascii="Times New Roman" w:hAnsi="Times New Roman"/>
+          <w:sz w:val="24"/>
+        </w:rPr>
+        <w:t>́</w:t>
+      </w:r>
+      <w:r>
+        <w:rPr>
+          <w:rFonts w:ascii="Times New Roman" w:hAnsi="Times New Roman"/>
+          <w:color w:val="333333"/>
+          <w:sz w:val="24"/>
+        </w:rPr>
+        <w:t>вом, у ми</w:t>
+      </w:r>
+      <w:r>
+        <w:rPr>
+          <w:rFonts w:ascii="Times New Roman" w:hAnsi="Times New Roman"/>
+          <w:sz w:val="24"/>
+        </w:rPr>
+        <w:t>́</w:t>
+      </w:r>
+      <w:r>
+        <w:rPr>
+          <w:rFonts w:ascii="Times New Roman" w:hAnsi="Times New Roman"/>
+          <w:color w:val="333333"/>
+          <w:sz w:val="24"/>
+        </w:rPr>
+        <w:t xml:space="preserve">рі </w:t>
+      </w:r>
+      <w:r>
+        <w:rPr>
+          <w:rFonts w:ascii="Times New Roman" w:hAnsi="Times New Roman"/>
+          <w:i/>
+          <w:color w:val="FF4400"/>
+          <w:sz w:val="24"/>
+        </w:rPr>
+        <w:t>(Лк. 2,29).</w:t>
       </w:r>
       <w:r>
         <w:rPr/>
@@ -3431,7 +3499,7 @@
           <w:color w:val="FF4400"/>
           <w:sz w:val="24"/>
         </w:rPr>
-        <w:t xml:space="preserve">Алилуя (г. 8): </w:t>
+        <w:t xml:space="preserve">Стих: </w:t>
       </w:r>
       <w:r>
         <w:rPr>
@@ -3439,7 +3507,7 @@
           <w:color w:val="333333"/>
           <w:sz w:val="24"/>
         </w:rPr>
-        <w:t>Ни</w:t>
+        <w:t>Сві</w:t>
       </w:r>
       <w:r>
         <w:rPr>
@@ -3454,7 +3522,7 @@
           <w:color w:val="333333"/>
           <w:sz w:val="24"/>
         </w:rPr>
-        <w:t>ні відпуска</w:t>
+        <w:t>тло на просві</w:t>
       </w:r>
       <w:r>
         <w:rPr>
@@ -3469,7 +3537,7 @@
           <w:color w:val="333333"/>
           <w:sz w:val="24"/>
         </w:rPr>
-        <w:t>єш слугу</w:t>
+        <w:t>ту пога</w:t>
       </w:r>
       <w:r>
         <w:rPr>
@@ -3484,7 +3552,7 @@
           <w:color w:val="333333"/>
           <w:sz w:val="24"/>
         </w:rPr>
-        <w:t xml:space="preserve"> Твого</w:t>
+        <w:t>нам і сла</w:t>
       </w:r>
       <w:r>
         <w:rPr>
@@ -3499,7 +3567,7 @@
           <w:color w:val="333333"/>
           <w:sz w:val="24"/>
         </w:rPr>
-        <w:t>, Влади</w:t>
+        <w:t>ву лю</w:t>
       </w:r>
       <w:r>
         <w:rPr>
@@ -3514,7 +3582,7 @@
           <w:color w:val="333333"/>
           <w:sz w:val="24"/>
         </w:rPr>
-        <w:t>ко, за Твої</w:t>
+        <w:t>ду Твого</w:t>
       </w:r>
       <w:r>
         <w:rPr>
@@ -3529,7 +3597,7 @@
           <w:color w:val="333333"/>
           <w:sz w:val="24"/>
         </w:rPr>
-        <w:t>м сло</w:t>
+        <w:t>, Ізра</w:t>
       </w:r>
       <w:r>
         <w:rPr>
@@ -3544,14 +3612,87 @@
           <w:color w:val="333333"/>
           <w:sz w:val="24"/>
         </w:rPr>
-        <w:t>вом, у ми</w:t>
-      </w:r>
-      <w:r>
-        <w:rPr>
-          <w:rFonts w:ascii="Times New Roman" w:hAnsi="Times New Roman"/>
-          <w:sz w:val="24"/>
-        </w:rPr>
-        <w:t>́</w:t>
+        <w:t xml:space="preserve">їля </w:t>
+      </w:r>
+      <w:r>
+        <w:rPr>
+          <w:rFonts w:ascii="Times New Roman" w:hAnsi="Times New Roman"/>
+          <w:i/>
+          <w:color w:val="FF4400"/>
+          <w:sz w:val="24"/>
+        </w:rPr>
+        <w:t>(Лк. 2,32).</w:t>
+      </w:r>
+      <w:r>
+        <w:rPr/>
+      </w:r>
+    </w:p>
+    <w:p>
+      <w:r>
+        <w:rPr>
+          <w:rFonts w:ascii="Times New Roman" w:hAnsi="Times New Roman"/>
+          <w:sz w:val="24"/>
+          <w:highlight w:val="darkGray"/>
+        </w:rPr>
+        <w:t>&lt;/aleluia&gt;</w:t>
+      </w:r>
+      <w:r>
+        <w:rPr/>
+      </w:r>
+    </w:p>
+    <w:p>
+      <w:r>
+        <w:rPr>
+          <w:rFonts w:ascii="Times New Roman" w:hAnsi="Times New Roman"/>
+          <w:sz w:val="24"/>
+          <w:highlight w:val="darkGray"/>
+        </w:rPr>
+        <w:t>&lt;evanhelie&gt;</w:t>
+      </w:r>
+      <w:r>
+        <w:rPr/>
+      </w:r>
+    </w:p>
+    <w:p>
+      <w:r>
+        <w:t>#mr054</w:t>
+      </w:r>
+    </w:p>
+    <w:p>
+      <w:r>
+        <w:rPr>
+          <w:rFonts w:ascii="Times New Roman" w:hAnsi="Times New Roman"/>
+          <w:sz w:val="24"/>
+          <w:highlight w:val="darkGray"/>
+        </w:rPr>
+        <w:t>&lt;/evanhelie&gt;</w:t>
+      </w:r>
+      <w:r>
+        <w:rPr/>
+      </w:r>
+    </w:p>
+    <w:p>
+      <w:r>
+        <w:rPr>
+          <w:rFonts w:ascii="Times New Roman" w:hAnsi="Times New Roman"/>
+          <w:sz w:val="24"/>
+          <w:highlight w:val="darkGray"/>
+        </w:rPr>
+        <w:t>&lt;dostoino&gt;</w:t>
+      </w:r>
+      <w:r>
+        <w:rPr/>
+      </w:r>
+    </w:p>
+    <w:p>
+      <w:r>
+        <w:rPr>
+          <w:rFonts w:ascii="Times New Roman" w:hAnsi="Times New Roman"/>
+          <w:i/>
+          <w:color w:val="FF4400"/>
+          <w:sz w:val="24"/>
+        </w:rPr>
+        <w:t xml:space="preserve">Замість </w:t>
       </w:r>
       <w:r>
         <w:rPr>
@@ -3559,16 +3700,16 @@
           <w:color w:val="333333"/>
           <w:sz w:val="24"/>
         </w:rPr>
-        <w:t xml:space="preserve">рі </w:t>
-      </w:r>
-      <w:r>
-        <w:rPr>
-          <w:rFonts w:ascii="Times New Roman" w:hAnsi="Times New Roman"/>
-          <w:i/>
-          <w:color w:val="FF4400"/>
-          <w:sz w:val="24"/>
-        </w:rPr>
-        <w:t>(Лк. 2,29).</w:t>
+        <w:t xml:space="preserve">Досто́йно, </w:t>
+      </w:r>
+      <w:r>
+        <w:rPr>
+          <w:rFonts w:ascii="Times New Roman" w:hAnsi="Times New Roman"/>
+          <w:i/>
+          <w:color w:val="FF4400"/>
+          <w:sz w:val="24"/>
+        </w:rPr>
+        <w:t>приспів:</w:t>
       </w:r>
       <w:r>
         <w:rPr/>
@@ -3578,26 +3719,21 @@
       <w:r>
         <w:rPr>
           <w:rFonts w:ascii="Times New Roman" w:hAnsi="Times New Roman"/>
-          <w:i/>
-          <w:color w:val="FF4400"/>
-          <w:sz w:val="24"/>
-        </w:rPr>
-        <w:t xml:space="preserve">Стих: </w:t>
-      </w:r>
-      <w:r>
-        <w:rPr>
-          <w:rFonts w:ascii="Times New Roman" w:hAnsi="Times New Roman"/>
           <w:color w:val="333333"/>
           <w:sz w:val="24"/>
         </w:rPr>
-        <w:t>Сві</w:t>
-      </w:r>
-      <w:r>
-        <w:rPr>
-          <w:rFonts w:ascii="Times New Roman" w:hAnsi="Times New Roman"/>
-          <w:sz w:val="24"/>
-        </w:rPr>
-        <w:t>́</w:t>
+        <w:t>Богоро́дице Ді́во, упова́ння христия́н, покри́й, захорони́ і спаси́ тих, що на те́бе упова́ють.</w:t>
+      </w:r>
+    </w:p>
+    <w:p>
+      <w:r>
+        <w:rPr>
+          <w:rFonts w:ascii="Times New Roman" w:hAnsi="Times New Roman"/>
+          <w:i/>
+          <w:color w:val="FF4400"/>
+          <w:sz w:val="24"/>
+        </w:rPr>
+        <w:t xml:space="preserve">І ірмос (г. 3): </w:t>
       </w:r>
       <w:r>
         <w:rPr>
@@ -3605,106 +3741,27 @@
           <w:color w:val="333333"/>
           <w:sz w:val="24"/>
         </w:rPr>
-        <w:t>тло на просві</w:t>
-      </w:r>
-      <w:r>
-        <w:rPr>
-          <w:rFonts w:ascii="Times New Roman" w:hAnsi="Times New Roman"/>
-          <w:sz w:val="24"/>
-        </w:rPr>
-        <w:t>́</w:t>
-      </w:r>
-      <w:r>
-        <w:rPr>
-          <w:rFonts w:ascii="Times New Roman" w:hAnsi="Times New Roman"/>
-          <w:color w:val="333333"/>
-          <w:sz w:val="24"/>
-        </w:rPr>
-        <w:t>ту пога</w:t>
-      </w:r>
-      <w:r>
-        <w:rPr>
-          <w:rFonts w:ascii="Times New Roman" w:hAnsi="Times New Roman"/>
-          <w:sz w:val="24"/>
-        </w:rPr>
-        <w:t>́</w:t>
-      </w:r>
-      <w:r>
-        <w:rPr>
-          <w:rFonts w:ascii="Times New Roman" w:hAnsi="Times New Roman"/>
-          <w:color w:val="333333"/>
-          <w:sz w:val="24"/>
-        </w:rPr>
-        <w:t>нам і сла</w:t>
-      </w:r>
-      <w:r>
-        <w:rPr>
-          <w:rFonts w:ascii="Times New Roman" w:hAnsi="Times New Roman"/>
-          <w:sz w:val="24"/>
-        </w:rPr>
-        <w:t>́</w:t>
-      </w:r>
-      <w:r>
-        <w:rPr>
-          <w:rFonts w:ascii="Times New Roman" w:hAnsi="Times New Roman"/>
-          <w:color w:val="333333"/>
-          <w:sz w:val="24"/>
-        </w:rPr>
-        <w:t>ву лю</w:t>
-      </w:r>
-      <w:r>
-        <w:rPr>
-          <w:rFonts w:ascii="Times New Roman" w:hAnsi="Times New Roman"/>
-          <w:sz w:val="24"/>
-        </w:rPr>
-        <w:t>́</w:t>
-      </w:r>
-      <w:r>
-        <w:rPr>
-          <w:rFonts w:ascii="Times New Roman" w:hAnsi="Times New Roman"/>
-          <w:color w:val="333333"/>
-          <w:sz w:val="24"/>
-        </w:rPr>
-        <w:t>ду Твого</w:t>
-      </w:r>
-      <w:r>
-        <w:rPr>
-          <w:rFonts w:ascii="Times New Roman" w:hAnsi="Times New Roman"/>
-          <w:sz w:val="24"/>
-        </w:rPr>
-        <w:t>́</w:t>
-      </w:r>
-      <w:r>
-        <w:rPr>
-          <w:rFonts w:ascii="Times New Roman" w:hAnsi="Times New Roman"/>
-          <w:color w:val="333333"/>
-          <w:sz w:val="24"/>
-        </w:rPr>
-        <w:t>, Ізра</w:t>
-      </w:r>
-      <w:r>
-        <w:rPr>
-          <w:rFonts w:ascii="Times New Roman" w:hAnsi="Times New Roman"/>
-          <w:sz w:val="24"/>
-        </w:rPr>
-        <w:t>́</w:t>
-      </w:r>
-      <w:r>
-        <w:rPr>
-          <w:rFonts w:ascii="Times New Roman" w:hAnsi="Times New Roman"/>
-          <w:color w:val="333333"/>
-          <w:sz w:val="24"/>
-        </w:rPr>
-        <w:t xml:space="preserve">їля </w:t>
-      </w:r>
-      <w:r>
-        <w:rPr>
-          <w:rFonts w:ascii="Times New Roman" w:hAnsi="Times New Roman"/>
-          <w:i/>
-          <w:color w:val="FF4400"/>
-          <w:sz w:val="24"/>
-        </w:rPr>
-        <w:t>(Лк. 2,32).</w:t>
+        <w:t>В зако́ні ті́ні і писа́ння о́браз ба́чимо, ві́рні: ко́жний младе́нець му́жеського по́лу, що отвира́є утро́бу – святи́й Бо́гу. Тому́ перворо́джене Сло́во безнача́льного Отця́ – Си́на, що перворо́диться з ма́тері, яка му́жа не зна́є, – велича́ємо.</w:t>
+      </w:r>
+    </w:p>
+    <w:p>
+      <w:r>
+        <w:rPr>
+          <w:rFonts w:ascii="Times New Roman" w:hAnsi="Times New Roman"/>
+          <w:sz w:val="24"/>
+          <w:highlight w:val="darkGray"/>
+        </w:rPr>
+        <w:t>&lt;/dostoino&gt;</w:t>
+      </w:r>
+    </w:p>
+    <w:p>
+      <w:r>
+        <w:rPr>
+          <w:rFonts w:ascii="Times New Roman" w:hAnsi="Times New Roman"/>
+          <w:sz w:val="24"/>
+          <w:highlight w:val="darkGray"/>
+        </w:rPr>
+        <w:t>&lt;prychasnii&gt;</w:t>
       </w:r>
       <w:r>
         <w:rPr/>
@@ -3714,10 +3771,148 @@
       <w:r>
         <w:rPr>
           <w:rFonts w:ascii="Times New Roman" w:hAnsi="Times New Roman"/>
-          <w:sz w:val="24"/>
-          <w:highlight w:val="darkGray"/>
-        </w:rPr>
-        <w:t>&lt;/aleluia&gt;</w:t>
+          <w:i/>
+          <w:color w:val="FF4400"/>
+          <w:sz w:val="24"/>
+        </w:rPr>
+        <w:t xml:space="preserve">Причасний: </w:t>
+      </w:r>
+      <w:r>
+        <w:rPr>
+          <w:rFonts w:ascii="Times New Roman" w:hAnsi="Times New Roman"/>
+          <w:sz w:val="24"/>
+        </w:rPr>
+        <w:t>Ча́шу</w:t>
+      </w:r>
+      <w:r>
+        <w:rPr>
+          <w:rFonts w:ascii="Times New Roman" w:hAnsi="Times New Roman"/>
+          <w:i/>
+          <w:sz w:val="24"/>
+        </w:rPr>
+        <w:t xml:space="preserve"> </w:t>
+      </w:r>
+      <w:r>
+        <w:rPr>
+          <w:rFonts w:ascii="Times New Roman" w:hAnsi="Times New Roman"/>
+          <w:sz w:val="24"/>
+        </w:rPr>
+        <w:t>спасі́ння</w:t>
+      </w:r>
+      <w:r>
+        <w:rPr>
+          <w:rFonts w:ascii="Times New Roman" w:hAnsi="Times New Roman"/>
+          <w:i/>
+          <w:sz w:val="24"/>
+        </w:rPr>
+        <w:t xml:space="preserve"> </w:t>
+      </w:r>
+      <w:r>
+        <w:rPr>
+          <w:rFonts w:ascii="Times New Roman" w:hAnsi="Times New Roman"/>
+          <w:sz w:val="24"/>
+        </w:rPr>
+        <w:t>прийму́</w:t>
+      </w:r>
+      <w:r>
+        <w:rPr>
+          <w:rFonts w:ascii="Times New Roman" w:hAnsi="Times New Roman"/>
+          <w:i/>
+          <w:sz w:val="24"/>
+        </w:rPr>
+        <w:t xml:space="preserve"> </w:t>
+      </w:r>
+      <w:r>
+        <w:rPr>
+          <w:rFonts w:ascii="Times New Roman" w:hAnsi="Times New Roman"/>
+          <w:sz w:val="24"/>
+        </w:rPr>
+        <w:t>і</w:t>
+      </w:r>
+      <w:r>
+        <w:rPr>
+          <w:rFonts w:ascii="Times New Roman" w:hAnsi="Times New Roman"/>
+          <w:i/>
+          <w:sz w:val="24"/>
+        </w:rPr>
+        <w:t xml:space="preserve"> </w:t>
+      </w:r>
+      <w:r>
+        <w:rPr>
+          <w:rFonts w:ascii="Times New Roman" w:hAnsi="Times New Roman"/>
+          <w:sz w:val="24"/>
+        </w:rPr>
+        <w:t>ім’я́</w:t>
+      </w:r>
+      <w:r>
+        <w:rPr>
+          <w:rFonts w:ascii="Times New Roman" w:hAnsi="Times New Roman"/>
+          <w:i/>
+          <w:sz w:val="24"/>
+        </w:rPr>
+        <w:t xml:space="preserve"> </w:t>
+      </w:r>
+      <w:r>
+        <w:rPr>
+          <w:rFonts w:ascii="Times New Roman" w:hAnsi="Times New Roman"/>
+          <w:sz w:val="24"/>
+        </w:rPr>
+        <w:t>Госпо́днє</w:t>
+      </w:r>
+      <w:r>
+        <w:rPr>
+          <w:rFonts w:ascii="Times New Roman" w:hAnsi="Times New Roman"/>
+          <w:i/>
+          <w:sz w:val="24"/>
+        </w:rPr>
+        <w:t xml:space="preserve"> </w:t>
+      </w:r>
+      <w:r>
+        <w:rPr>
+          <w:rFonts w:ascii="Times New Roman" w:hAnsi="Times New Roman"/>
+          <w:sz w:val="24"/>
+        </w:rPr>
+        <w:t>призову́</w:t>
+      </w:r>
+      <w:r>
+        <w:rPr>
+          <w:rFonts w:ascii="Times New Roman" w:hAnsi="Times New Roman"/>
+          <w:i/>
+          <w:sz w:val="24"/>
+        </w:rPr>
+        <w:t xml:space="preserve"> </w:t>
+      </w:r>
+      <w:r>
+        <w:rPr>
+          <w:rFonts w:ascii="Times New Roman" w:hAnsi="Times New Roman"/>
+          <w:i/>
+          <w:color w:val="FF4400"/>
+          <w:sz w:val="24"/>
+        </w:rPr>
+        <w:t>(Пс. 115,4).</w:t>
+      </w:r>
+      <w:r>
+        <w:rPr>
+          <w:rFonts w:ascii="Times New Roman" w:hAnsi="Times New Roman"/>
+          <w:i/>
+          <w:sz w:val="24"/>
+        </w:rPr>
+        <w:t xml:space="preserve"> </w:t>
+      </w:r>
+      <w:r>
+        <w:rPr>
+          <w:rFonts w:ascii="Times New Roman" w:hAnsi="Times New Roman"/>
+          <w:sz w:val="24"/>
+        </w:rPr>
+        <w:t>Алилу́я, алилу́я, алилу́я</w:t>
+      </w:r>
+      <w:r>
+        <w:rPr>
+          <w:rFonts w:ascii="Times New Roman" w:hAnsi="Times New Roman"/>
+          <w:i/>
+          <w:sz w:val="24"/>
+        </w:rPr>
+        <w:t>.</w:t>
       </w:r>
       <w:r>
         <w:rPr/>
@@ -3730,7 +3925,7 @@
           <w:sz w:val="24"/>
           <w:highlight w:val="darkGray"/>
         </w:rPr>
-        <w:t>&lt;evanhelie&gt;</w:t>
+        <w:t>&lt;/prychasnii&gt;</w:t>
       </w:r>
       <w:r>
         <w:rPr/>
@@ -3738,319 +3933,40 @@
     </w:p>
     <w:p>
       <w:r>
+        <w:rPr>
+          <w:rFonts w:ascii="Times New Roman" w:hAnsi="Times New Roman"/>
+          <w:color w:val="000000"/>
+          <w:sz w:val="24"/>
+          <w:highlight w:val="darkGray"/>
+        </w:rPr>
+        <w:t>&lt;vidpust&gt;</w:t>
+      </w:r>
+      <w:r>
         <w:rPr/>
-        <w:t>#lk007</w:t>
-      </w:r>
-    </w:p>
-    <w:p>
-      <w:r>
-        <w:rPr>
-          <w:rFonts w:ascii="Times New Roman" w:hAnsi="Times New Roman"/>
-          <w:sz w:val="24"/>
-          <w:highlight w:val="darkGray"/>
-        </w:rPr>
-        <w:t>&lt;/evanhelie&gt;</w:t>
-      </w:r>
-      <w:r>
-        <w:rPr/>
-      </w:r>
-    </w:p>
-    <w:p>
-      <w:r>
-        <w:rPr>
-          <w:rFonts w:ascii="Times New Roman" w:hAnsi="Times New Roman"/>
-          <w:sz w:val="24"/>
-          <w:highlight w:val="darkGray"/>
-        </w:rPr>
-        <w:t>&lt;dostoino&gt;</w:t>
-      </w:r>
-      <w:r>
-        <w:rPr/>
-      </w:r>
-    </w:p>
-    <w:p>
-      <w:r>
-        <w:rPr>
-          <w:rFonts w:ascii="Times New Roman" w:hAnsi="Times New Roman"/>
-          <w:i/>
-          <w:color w:val="FF4400"/>
-          <w:sz w:val="24"/>
-        </w:rPr>
-        <w:t xml:space="preserve">Замість </w:t>
-      </w:r>
-      <w:r>
-        <w:rPr>
-          <w:rFonts w:ascii="Times New Roman" w:hAnsi="Times New Roman"/>
-          <w:color w:val="333333"/>
-          <w:sz w:val="24"/>
-        </w:rPr>
-        <w:t xml:space="preserve">Досто́йно, </w:t>
-      </w:r>
-      <w:r>
-        <w:rPr>
-          <w:rFonts w:ascii="Times New Roman" w:hAnsi="Times New Roman"/>
-          <w:i/>
-          <w:color w:val="FF4400"/>
-          <w:sz w:val="24"/>
-        </w:rPr>
-        <w:t>приспів:</w:t>
-      </w:r>
-      <w:r>
-        <w:rPr/>
-      </w:r>
-    </w:p>
-    <w:p>
-      <w:r>
-        <w:rPr>
-          <w:rFonts w:ascii="Times New Roman" w:hAnsi="Times New Roman"/>
-          <w:color w:val="333333"/>
-          <w:sz w:val="24"/>
-        </w:rPr>
-        <w:t>Богоро́дице Ді́во, упова́ння христия́н, покри́й, захорони́ і спаси́ тих, що на те́бе упова́ють.</w:t>
-      </w:r>
-    </w:p>
-    <w:p>
-      <w:r>
-        <w:rPr>
-          <w:rFonts w:ascii="Times New Roman" w:hAnsi="Times New Roman"/>
-          <w:i/>
-          <w:color w:val="FF4400"/>
-          <w:sz w:val="24"/>
-        </w:rPr>
-        <w:t xml:space="preserve">І ірмос (г. 3): </w:t>
-      </w:r>
-      <w:r>
-        <w:rPr>
-          <w:rFonts w:ascii="Times New Roman" w:hAnsi="Times New Roman"/>
-          <w:color w:val="333333"/>
-          <w:sz w:val="24"/>
-        </w:rPr>
-        <w:t>В зако́ні ті́ні і писа́ння о́браз ба́чимо, ві́рні: ко́жний младе́нець му́жеського по́лу, що отвира́є утро́бу – святи́й Бо́гу. Тому́ перворо́джене Сло́во безнача́льного Отця́ – Си́на, що перворо́диться з ма́тері, яка му́жа не зна́є, – велича́ємо.</w:t>
-      </w:r>
-    </w:p>
-    <w:p>
-      <w:r>
-        <w:rPr>
-          <w:rFonts w:ascii="Times New Roman" w:hAnsi="Times New Roman"/>
-          <w:sz w:val="24"/>
-          <w:highlight w:val="darkGray"/>
-        </w:rPr>
-        <w:t>&lt;/dostoino&gt;</w:t>
-      </w:r>
-    </w:p>
-    <w:p>
-      <w:r>
-        <w:rPr>
-          <w:rFonts w:ascii="Times New Roman" w:hAnsi="Times New Roman"/>
-          <w:sz w:val="24"/>
-          <w:highlight w:val="darkGray"/>
-        </w:rPr>
-        <w:t>&lt;prychasnii&gt;</w:t>
-      </w:r>
-      <w:r>
-        <w:rPr/>
-      </w:r>
-    </w:p>
-    <w:p>
-      <w:r>
-        <w:rPr>
-          <w:rFonts w:ascii="Times New Roman" w:hAnsi="Times New Roman"/>
-          <w:i/>
-          <w:color w:val="FF4400"/>
-          <w:sz w:val="24"/>
-        </w:rPr>
-        <w:t xml:space="preserve">Причасний: </w:t>
-      </w:r>
-      <w:r>
-        <w:rPr>
-          <w:rFonts w:ascii="Times New Roman" w:hAnsi="Times New Roman"/>
-          <w:sz w:val="24"/>
-        </w:rPr>
-        <w:t>Ча́шу</w:t>
-      </w:r>
-      <w:r>
-        <w:rPr>
-          <w:rFonts w:ascii="Times New Roman" w:hAnsi="Times New Roman"/>
-          <w:i/>
-          <w:sz w:val="24"/>
-        </w:rPr>
-        <w:t xml:space="preserve"> </w:t>
-      </w:r>
-      <w:r>
-        <w:rPr>
-          <w:rFonts w:ascii="Times New Roman" w:hAnsi="Times New Roman"/>
-          <w:sz w:val="24"/>
-        </w:rPr>
-        <w:t>спасі́ння</w:t>
-      </w:r>
-      <w:r>
-        <w:rPr>
-          <w:rFonts w:ascii="Times New Roman" w:hAnsi="Times New Roman"/>
-          <w:i/>
-          <w:sz w:val="24"/>
-        </w:rPr>
-        <w:t xml:space="preserve"> </w:t>
-      </w:r>
-      <w:r>
-        <w:rPr>
-          <w:rFonts w:ascii="Times New Roman" w:hAnsi="Times New Roman"/>
-          <w:sz w:val="24"/>
-        </w:rPr>
-        <w:t>прийму́</w:t>
-      </w:r>
-      <w:r>
-        <w:rPr>
-          <w:rFonts w:ascii="Times New Roman" w:hAnsi="Times New Roman"/>
-          <w:i/>
-          <w:sz w:val="24"/>
-        </w:rPr>
-        <w:t xml:space="preserve"> </w:t>
-      </w:r>
-      <w:r>
-        <w:rPr>
-          <w:rFonts w:ascii="Times New Roman" w:hAnsi="Times New Roman"/>
-          <w:sz w:val="24"/>
-        </w:rPr>
-        <w:t>і</w:t>
-      </w:r>
-      <w:r>
-        <w:rPr>
-          <w:rFonts w:ascii="Times New Roman" w:hAnsi="Times New Roman"/>
-          <w:i/>
-          <w:sz w:val="24"/>
-        </w:rPr>
-        <w:t xml:space="preserve"> </w:t>
-      </w:r>
-      <w:r>
-        <w:rPr>
-          <w:rFonts w:ascii="Times New Roman" w:hAnsi="Times New Roman"/>
-          <w:sz w:val="24"/>
-        </w:rPr>
-        <w:t>ім’я́</w:t>
-      </w:r>
-      <w:r>
-        <w:rPr>
-          <w:rFonts w:ascii="Times New Roman" w:hAnsi="Times New Roman"/>
-          <w:i/>
-          <w:sz w:val="24"/>
-        </w:rPr>
-        <w:t xml:space="preserve"> </w:t>
-      </w:r>
-      <w:r>
-        <w:rPr>
-          <w:rFonts w:ascii="Times New Roman" w:hAnsi="Times New Roman"/>
-          <w:sz w:val="24"/>
-        </w:rPr>
-        <w:t>Госпо́днє</w:t>
-      </w:r>
-      <w:r>
-        <w:rPr>
-          <w:rFonts w:ascii="Times New Roman" w:hAnsi="Times New Roman"/>
-          <w:i/>
-          <w:sz w:val="24"/>
-        </w:rPr>
-        <w:t xml:space="preserve"> </w:t>
-      </w:r>
-      <w:r>
-        <w:rPr>
-          <w:rFonts w:ascii="Times New Roman" w:hAnsi="Times New Roman"/>
-          <w:sz w:val="24"/>
-        </w:rPr>
-        <w:t>призову́</w:t>
-      </w:r>
-      <w:r>
-        <w:rPr>
-          <w:rFonts w:ascii="Times New Roman" w:hAnsi="Times New Roman"/>
-          <w:i/>
-          <w:sz w:val="24"/>
-        </w:rPr>
-        <w:t xml:space="preserve"> </w:t>
-      </w:r>
-      <w:r>
-        <w:rPr>
-          <w:rFonts w:ascii="Times New Roman" w:hAnsi="Times New Roman"/>
-          <w:i/>
-          <w:color w:val="FF4400"/>
-          <w:sz w:val="24"/>
-        </w:rPr>
-        <w:t>(Пс. 115,4).</w:t>
-      </w:r>
-      <w:r>
-        <w:rPr>
-          <w:rFonts w:ascii="Times New Roman" w:hAnsi="Times New Roman"/>
-          <w:i/>
-          <w:sz w:val="24"/>
-        </w:rPr>
-        <w:t xml:space="preserve"> </w:t>
-      </w:r>
-      <w:r>
-        <w:rPr>
-          <w:rFonts w:ascii="Times New Roman" w:hAnsi="Times New Roman"/>
-          <w:sz w:val="24"/>
-        </w:rPr>
-        <w:t>Алилу́я, алилу́я, алилу́я</w:t>
-      </w:r>
-      <w:r>
-        <w:rPr>
-          <w:rFonts w:ascii="Times New Roman" w:hAnsi="Times New Roman"/>
-          <w:i/>
-          <w:sz w:val="24"/>
-        </w:rPr>
-        <w:t>.</w:t>
-      </w:r>
-      <w:r>
-        <w:rPr/>
-      </w:r>
-    </w:p>
-    <w:p>
-      <w:r>
-        <w:rPr>
-          <w:rFonts w:ascii="Times New Roman" w:hAnsi="Times New Roman"/>
-          <w:sz w:val="24"/>
-          <w:highlight w:val="darkGray"/>
-        </w:rPr>
-        <w:t>&lt;/prychasnii&gt;</w:t>
-      </w:r>
-      <w:r>
-        <w:rPr/>
-      </w:r>
-    </w:p>
-    <w:p>
-      <w:r>
-        <w:rPr>
-          <w:rFonts w:ascii="Times New Roman" w:hAnsi="Times New Roman"/>
-          <w:color w:val="000000"/>
-          <w:sz w:val="24"/>
-          <w:highlight w:val="darkGray"/>
-        </w:rPr>
-        <w:t>&lt;vidpust&gt;</w:t>
-      </w:r>
-      <w:r>
-        <w:rPr/>
-      </w:r>
-    </w:p>
-    <w:p>
-      <w:r>
-        <w:rPr>
-          <w:rFonts w:ascii="Times New Roman" w:hAnsi="Times New Roman"/>
-          <w:i/>
-          <w:color w:val="FF4400"/>
-          <w:sz w:val="24"/>
-        </w:rPr>
-        <w:t>Священик:</w:t>
-      </w:r>
-      <w:r>
-        <w:rPr>
-          <w:rFonts w:ascii="Times New Roman" w:hAnsi="Times New Roman"/>
-          <w:sz w:val="24"/>
-        </w:rPr>
-        <w:t xml:space="preserve"> Христос, істинний Бог наш, що зволив спочити в обіймах праведного Симеона спасіння нашого ради, молитвами пречистої своєї Матері, святого отця нашого Миколая, архиєпископа, мирлікійського чудотворця, святих, славних і всехвальних апостолів, святого отця нашого Йоана Золотоустого, архиєпископа Константинограда, святого, </w:t>
-      </w:r>
-      <w:r>
-        <w:rPr>
-          <w:rFonts w:ascii="Times New Roman" w:hAnsi="Times New Roman"/>
-          <w:i/>
-          <w:color w:val="FF4400"/>
+      </w:r>
+    </w:p>
+    <w:p>
+      <w:r>
+        <w:rPr>
+          <w:rFonts w:ascii="Times New Roman" w:hAnsi="Times New Roman"/>
+          <w:i/>
+          <w:color w:val="FF0000"/>
+          <w:sz w:val="24"/>
+        </w:rPr>
+        <w:t>Священник:</w:t>
+      </w:r>
+      <w:r>
+        <w:rPr>
+          <w:rFonts w:ascii="Times New Roman" w:hAnsi="Times New Roman"/>
+          <w:sz w:val="24"/>
+        </w:rPr>
+        <w:t xml:space="preserve"> Христос, істинний Бог наш, що зволив спочити в обіймах праведного Симеона спасіння нашого ради - молитвами пречистої Своєї Матері, святих, славних і всехвальних апостолів, святого отця нашого Івана Золотоустого, архиєпископа Константинополя, і святого, </w:t>
+      </w:r>
+      <w:r>
+        <w:rPr>
+          <w:rFonts w:ascii="Times New Roman" w:hAnsi="Times New Roman"/>
+          <w:i/>
+          <w:color w:val="FF0000"/>
           <w:sz w:val="24"/>
         </w:rPr>
         <w:t>якого є храм</w:t>
@@ -4060,10 +3976,7 @@
           <w:rFonts w:ascii="Times New Roman" w:hAnsi="Times New Roman"/>
           <w:sz w:val="24"/>
         </w:rPr>
-        <w:t>, св. і праведного Симеона Богоприємця і Анни, пророчиці, і всіх святих, помилує і спасе нас, як благий і чоловіколюбець.</w:t>
-      </w:r>
-      <w:r>
-        <w:rPr/>
+        <w:t>, і святого і праведного Симеона Богоприємця і Анни, пророчиці, і всіх святих - помилує і спасе нас як благий і людинолюбний.</w:t>
       </w:r>
     </w:p>
     <w:p>
@@ -5348,18 +5261,30 @@
     </w:p>
     <w:p>
       <w:r>
+        <w:t>#ap060</w:t>
+      </w:r>
+    </w:p>
+    <w:p>
+      <w:r>
+        <w:rPr>
+          <w:rFonts w:ascii="Times New Roman" w:hAnsi="Times New Roman"/>
+          <w:sz w:val="24"/>
+          <w:highlight w:val="darkGray"/>
+        </w:rPr>
+        <w:t>&lt;/apostol&gt;</w:t>
+      </w:r>
+      <w:r>
         <w:rPr/>
-        <w:t>#ap316</w:t>
-      </w:r>
-    </w:p>
-    <w:p>
-      <w:r>
-        <w:rPr>
-          <w:rFonts w:ascii="Times New Roman" w:hAnsi="Times New Roman"/>
-          <w:sz w:val="24"/>
-          <w:highlight w:val="darkGray"/>
-        </w:rPr>
-        <w:t>&lt;/apostol&gt;</w:t>
+      </w:r>
+    </w:p>
+    <w:p>
+      <w:r>
+        <w:rPr>
+          <w:rFonts w:ascii="Times New Roman" w:hAnsi="Times New Roman"/>
+          <w:sz w:val="24"/>
+          <w:highlight w:val="darkGray"/>
+        </w:rPr>
+        <w:t>&lt;aleluia&gt;</w:t>
       </w:r>
       <w:r>
         <w:rPr/>
@@ -5369,10 +5294,148 @@
       <w:r>
         <w:rPr>
           <w:rFonts w:ascii="Times New Roman" w:hAnsi="Times New Roman"/>
-          <w:sz w:val="24"/>
-          <w:highlight w:val="darkGray"/>
-        </w:rPr>
-        <w:t>&lt;aleluia&gt;</w:t>
+          <w:i/>
+          <w:color w:val="FF4400"/>
+          <w:sz w:val="24"/>
+        </w:rPr>
+        <w:t xml:space="preserve">Алилуя (г. 8): </w:t>
+      </w:r>
+      <w:r>
+        <w:rPr>
+          <w:rFonts w:ascii="Times New Roman" w:hAnsi="Times New Roman"/>
+          <w:color w:val="333333"/>
+          <w:sz w:val="24"/>
+        </w:rPr>
+        <w:t>Ни</w:t>
+      </w:r>
+      <w:r>
+        <w:rPr>
+          <w:rFonts w:ascii="Times New Roman" w:hAnsi="Times New Roman"/>
+          <w:sz w:val="24"/>
+        </w:rPr>
+        <w:t>́</w:t>
+      </w:r>
+      <w:r>
+        <w:rPr>
+          <w:rFonts w:ascii="Times New Roman" w:hAnsi="Times New Roman"/>
+          <w:color w:val="333333"/>
+          <w:sz w:val="24"/>
+        </w:rPr>
+        <w:t>ні відпуска</w:t>
+      </w:r>
+      <w:r>
+        <w:rPr>
+          <w:rFonts w:ascii="Times New Roman" w:hAnsi="Times New Roman"/>
+          <w:sz w:val="24"/>
+        </w:rPr>
+        <w:t>́</w:t>
+      </w:r>
+      <w:r>
+        <w:rPr>
+          <w:rFonts w:ascii="Times New Roman" w:hAnsi="Times New Roman"/>
+          <w:color w:val="333333"/>
+          <w:sz w:val="24"/>
+        </w:rPr>
+        <w:t>єш слугу</w:t>
+      </w:r>
+      <w:r>
+        <w:rPr>
+          <w:rFonts w:ascii="Times New Roman" w:hAnsi="Times New Roman"/>
+          <w:sz w:val="24"/>
+        </w:rPr>
+        <w:t>́</w:t>
+      </w:r>
+      <w:r>
+        <w:rPr>
+          <w:rFonts w:ascii="Times New Roman" w:hAnsi="Times New Roman"/>
+          <w:color w:val="333333"/>
+          <w:sz w:val="24"/>
+        </w:rPr>
+        <w:t xml:space="preserve"> Твого</w:t>
+      </w:r>
+      <w:r>
+        <w:rPr>
+          <w:rFonts w:ascii="Times New Roman" w:hAnsi="Times New Roman"/>
+          <w:sz w:val="24"/>
+        </w:rPr>
+        <w:t>́</w:t>
+      </w:r>
+      <w:r>
+        <w:rPr>
+          <w:rFonts w:ascii="Times New Roman" w:hAnsi="Times New Roman"/>
+          <w:color w:val="333333"/>
+          <w:sz w:val="24"/>
+        </w:rPr>
+        <w:t>, Влади</w:t>
+      </w:r>
+      <w:r>
+        <w:rPr>
+          <w:rFonts w:ascii="Times New Roman" w:hAnsi="Times New Roman"/>
+          <w:sz w:val="24"/>
+        </w:rPr>
+        <w:t>́</w:t>
+      </w:r>
+      <w:r>
+        <w:rPr>
+          <w:rFonts w:ascii="Times New Roman" w:hAnsi="Times New Roman"/>
+          <w:color w:val="333333"/>
+          <w:sz w:val="24"/>
+        </w:rPr>
+        <w:t>ко, за Твої</w:t>
+      </w:r>
+      <w:r>
+        <w:rPr>
+          <w:rFonts w:ascii="Times New Roman" w:hAnsi="Times New Roman"/>
+          <w:sz w:val="24"/>
+        </w:rPr>
+        <w:t>́</w:t>
+      </w:r>
+      <w:r>
+        <w:rPr>
+          <w:rFonts w:ascii="Times New Roman" w:hAnsi="Times New Roman"/>
+          <w:color w:val="333333"/>
+          <w:sz w:val="24"/>
+        </w:rPr>
+        <w:t>м сло</w:t>
+      </w:r>
+      <w:r>
+        <w:rPr>
+          <w:rFonts w:ascii="Times New Roman" w:hAnsi="Times New Roman"/>
+          <w:sz w:val="24"/>
+        </w:rPr>
+        <w:t>́</w:t>
+      </w:r>
+      <w:r>
+        <w:rPr>
+          <w:rFonts w:ascii="Times New Roman" w:hAnsi="Times New Roman"/>
+          <w:color w:val="333333"/>
+          <w:sz w:val="24"/>
+        </w:rPr>
+        <w:t>вом, у ми</w:t>
+      </w:r>
+      <w:r>
+        <w:rPr>
+          <w:rFonts w:ascii="Times New Roman" w:hAnsi="Times New Roman"/>
+          <w:sz w:val="24"/>
+        </w:rPr>
+        <w:t>́</w:t>
+      </w:r>
+      <w:r>
+        <w:rPr>
+          <w:rFonts w:ascii="Times New Roman" w:hAnsi="Times New Roman"/>
+          <w:color w:val="333333"/>
+          <w:sz w:val="24"/>
+        </w:rPr>
+        <w:t xml:space="preserve">рі </w:t>
+      </w:r>
+      <w:r>
+        <w:rPr>
+          <w:rFonts w:ascii="Times New Roman" w:hAnsi="Times New Roman"/>
+          <w:i/>
+          <w:color w:val="FF4400"/>
+          <w:sz w:val="24"/>
+        </w:rPr>
+        <w:t>(Лк. 2,29).</w:t>
       </w:r>
       <w:r>
         <w:rPr/>
@@ -5386,7 +5449,7 @@
           <w:color w:val="FF4400"/>
           <w:sz w:val="24"/>
         </w:rPr>
-        <w:t xml:space="preserve">Алилуя (г. 8): </w:t>
+        <w:t xml:space="preserve">Стих: </w:t>
       </w:r>
       <w:r>
         <w:rPr>
@@ -5394,7 +5457,7 @@
           <w:color w:val="333333"/>
           <w:sz w:val="24"/>
         </w:rPr>
-        <w:t>Ни</w:t>
+        <w:t>Сві</w:t>
       </w:r>
       <w:r>
         <w:rPr>
@@ -5409,7 +5472,7 @@
           <w:color w:val="333333"/>
           <w:sz w:val="24"/>
         </w:rPr>
-        <w:t>ні відпуска</w:t>
+        <w:t>тло на просві</w:t>
       </w:r>
       <w:r>
         <w:rPr>
@@ -5424,7 +5487,7 @@
           <w:color w:val="333333"/>
           <w:sz w:val="24"/>
         </w:rPr>
-        <w:t>єш слугу</w:t>
+        <w:t>ту пога</w:t>
       </w:r>
       <w:r>
         <w:rPr>
@@ -5439,7 +5502,7 @@
           <w:color w:val="333333"/>
           <w:sz w:val="24"/>
         </w:rPr>
-        <w:t xml:space="preserve"> Твого</w:t>
+        <w:t>нам і сла</w:t>
       </w:r>
       <w:r>
         <w:rPr>
@@ -5454,7 +5517,7 @@
           <w:color w:val="333333"/>
           <w:sz w:val="24"/>
         </w:rPr>
-        <w:t>, Влади</w:t>
+        <w:t>ву лю</w:t>
       </w:r>
       <w:r>
         <w:rPr>
@@ -5469,7 +5532,7 @@
           <w:color w:val="333333"/>
           <w:sz w:val="24"/>
         </w:rPr>
-        <w:t>ко, за Твої</w:t>
+        <w:t>ду Твого</w:t>
       </w:r>
       <w:r>
         <w:rPr>
@@ -5484,7 +5547,7 @@
           <w:color w:val="333333"/>
           <w:sz w:val="24"/>
         </w:rPr>
-        <w:t>м сло</w:t>
+        <w:t>, Ізра</w:t>
       </w:r>
       <w:r>
         <w:rPr>
@@ -5499,14 +5562,87 @@
           <w:color w:val="333333"/>
           <w:sz w:val="24"/>
         </w:rPr>
-        <w:t>вом, у ми</w:t>
-      </w:r>
-      <w:r>
-        <w:rPr>
-          <w:rFonts w:ascii="Times New Roman" w:hAnsi="Times New Roman"/>
-          <w:sz w:val="24"/>
-        </w:rPr>
-        <w:t>́</w:t>
+        <w:t xml:space="preserve">їля </w:t>
+      </w:r>
+      <w:r>
+        <w:rPr>
+          <w:rFonts w:ascii="Times New Roman" w:hAnsi="Times New Roman"/>
+          <w:i/>
+          <w:color w:val="FF4400"/>
+          <w:sz w:val="24"/>
+        </w:rPr>
+        <w:t>(Лк. 2,32).</w:t>
+      </w:r>
+      <w:r>
+        <w:rPr/>
+      </w:r>
+    </w:p>
+    <w:p>
+      <w:r>
+        <w:rPr>
+          <w:rFonts w:ascii="Times New Roman" w:hAnsi="Times New Roman"/>
+          <w:sz w:val="24"/>
+          <w:highlight w:val="darkGray"/>
+        </w:rPr>
+        <w:t>&lt;/aleluia&gt;</w:t>
+      </w:r>
+      <w:r>
+        <w:rPr/>
+      </w:r>
+    </w:p>
+    <w:p>
+      <w:r>
+        <w:rPr>
+          <w:rFonts w:ascii="Times New Roman" w:hAnsi="Times New Roman"/>
+          <w:sz w:val="24"/>
+          <w:highlight w:val="darkGray"/>
+        </w:rPr>
+        <w:t>&lt;evanhelie&gt;</w:t>
+      </w:r>
+      <w:r>
+        <w:rPr/>
+      </w:r>
+    </w:p>
+    <w:p>
+      <w:r>
+        <w:t>#mr055</w:t>
+      </w:r>
+    </w:p>
+    <w:p>
+      <w:r>
+        <w:rPr>
+          <w:rFonts w:ascii="Times New Roman" w:hAnsi="Times New Roman"/>
+          <w:sz w:val="24"/>
+          <w:highlight w:val="darkGray"/>
+        </w:rPr>
+        <w:t>&lt;/evanhelie&gt;</w:t>
+      </w:r>
+      <w:r>
+        <w:rPr/>
+      </w:r>
+    </w:p>
+    <w:p>
+      <w:r>
+        <w:rPr>
+          <w:rFonts w:ascii="Times New Roman" w:hAnsi="Times New Roman"/>
+          <w:sz w:val="24"/>
+          <w:highlight w:val="darkGray"/>
+        </w:rPr>
+        <w:t>&lt;dostoino&gt;</w:t>
+      </w:r>
+      <w:r>
+        <w:rPr/>
+      </w:r>
+    </w:p>
+    <w:p>
+      <w:r>
+        <w:rPr>
+          <w:rFonts w:ascii="Times New Roman" w:hAnsi="Times New Roman"/>
+          <w:i/>
+          <w:color w:val="FF4400"/>
+          <w:sz w:val="24"/>
+        </w:rPr>
+        <w:t xml:space="preserve">Замість </w:t>
       </w:r>
       <w:r>
         <w:rPr>
@@ -5514,16 +5650,16 @@
           <w:color w:val="333333"/>
           <w:sz w:val="24"/>
         </w:rPr>
-        <w:t xml:space="preserve">рі </w:t>
-      </w:r>
-      <w:r>
-        <w:rPr>
-          <w:rFonts w:ascii="Times New Roman" w:hAnsi="Times New Roman"/>
-          <w:i/>
-          <w:color w:val="FF4400"/>
-          <w:sz w:val="24"/>
-        </w:rPr>
-        <w:t>(Лк. 2,29).</w:t>
+        <w:t xml:space="preserve">Досто́йно, </w:t>
+      </w:r>
+      <w:r>
+        <w:rPr>
+          <w:rFonts w:ascii="Times New Roman" w:hAnsi="Times New Roman"/>
+          <w:i/>
+          <w:color w:val="FF4400"/>
+          <w:sz w:val="24"/>
+        </w:rPr>
+        <w:t>приспів:</w:t>
       </w:r>
       <w:r>
         <w:rPr/>
@@ -5533,26 +5669,21 @@
       <w:r>
         <w:rPr>
           <w:rFonts w:ascii="Times New Roman" w:hAnsi="Times New Roman"/>
-          <w:i/>
-          <w:color w:val="FF4400"/>
-          <w:sz w:val="24"/>
-        </w:rPr>
-        <w:t xml:space="preserve">Стих: </w:t>
-      </w:r>
-      <w:r>
-        <w:rPr>
-          <w:rFonts w:ascii="Times New Roman" w:hAnsi="Times New Roman"/>
           <w:color w:val="333333"/>
           <w:sz w:val="24"/>
         </w:rPr>
-        <w:t>Сві</w:t>
-      </w:r>
-      <w:r>
-        <w:rPr>
-          <w:rFonts w:ascii="Times New Roman" w:hAnsi="Times New Roman"/>
-          <w:sz w:val="24"/>
-        </w:rPr>
-        <w:t>́</w:t>
+        <w:t>Богоро́дице Ді́во, упова́ння христия́н, покри́й, захорони́ і спаси́ тих, що на те́бе упова́ють.</w:t>
+      </w:r>
+    </w:p>
+    <w:p>
+      <w:r>
+        <w:rPr>
+          <w:rFonts w:ascii="Times New Roman" w:hAnsi="Times New Roman"/>
+          <w:i/>
+          <w:color w:val="FF4400"/>
+          <w:sz w:val="24"/>
+        </w:rPr>
+        <w:t xml:space="preserve">І ірмос (г. 3): </w:t>
       </w:r>
       <w:r>
         <w:rPr>
@@ -5560,106 +5691,27 @@
           <w:color w:val="333333"/>
           <w:sz w:val="24"/>
         </w:rPr>
-        <w:t>тло на просві</w:t>
-      </w:r>
-      <w:r>
-        <w:rPr>
-          <w:rFonts w:ascii="Times New Roman" w:hAnsi="Times New Roman"/>
-          <w:sz w:val="24"/>
-        </w:rPr>
-        <w:t>́</w:t>
-      </w:r>
-      <w:r>
-        <w:rPr>
-          <w:rFonts w:ascii="Times New Roman" w:hAnsi="Times New Roman"/>
-          <w:color w:val="333333"/>
-          <w:sz w:val="24"/>
-        </w:rPr>
-        <w:t>ту пога</w:t>
-      </w:r>
-      <w:r>
-        <w:rPr>
-          <w:rFonts w:ascii="Times New Roman" w:hAnsi="Times New Roman"/>
-          <w:sz w:val="24"/>
-        </w:rPr>
-        <w:t>́</w:t>
-      </w:r>
-      <w:r>
-        <w:rPr>
-          <w:rFonts w:ascii="Times New Roman" w:hAnsi="Times New Roman"/>
-          <w:color w:val="333333"/>
-          <w:sz w:val="24"/>
-        </w:rPr>
-        <w:t>нам і сла</w:t>
-      </w:r>
-      <w:r>
-        <w:rPr>
-          <w:rFonts w:ascii="Times New Roman" w:hAnsi="Times New Roman"/>
-          <w:sz w:val="24"/>
-        </w:rPr>
-        <w:t>́</w:t>
-      </w:r>
-      <w:r>
-        <w:rPr>
-          <w:rFonts w:ascii="Times New Roman" w:hAnsi="Times New Roman"/>
-          <w:color w:val="333333"/>
-          <w:sz w:val="24"/>
-        </w:rPr>
-        <w:t>ву лю</w:t>
-      </w:r>
-      <w:r>
-        <w:rPr>
-          <w:rFonts w:ascii="Times New Roman" w:hAnsi="Times New Roman"/>
-          <w:sz w:val="24"/>
-        </w:rPr>
-        <w:t>́</w:t>
-      </w:r>
-      <w:r>
-        <w:rPr>
-          <w:rFonts w:ascii="Times New Roman" w:hAnsi="Times New Roman"/>
-          <w:color w:val="333333"/>
-          <w:sz w:val="24"/>
-        </w:rPr>
-        <w:t>ду Твого</w:t>
-      </w:r>
-      <w:r>
-        <w:rPr>
-          <w:rFonts w:ascii="Times New Roman" w:hAnsi="Times New Roman"/>
-          <w:sz w:val="24"/>
-        </w:rPr>
-        <w:t>́</w:t>
-      </w:r>
-      <w:r>
-        <w:rPr>
-          <w:rFonts w:ascii="Times New Roman" w:hAnsi="Times New Roman"/>
-          <w:color w:val="333333"/>
-          <w:sz w:val="24"/>
-        </w:rPr>
-        <w:t>, Ізра</w:t>
-      </w:r>
-      <w:r>
-        <w:rPr>
-          <w:rFonts w:ascii="Times New Roman" w:hAnsi="Times New Roman"/>
-          <w:sz w:val="24"/>
-        </w:rPr>
-        <w:t>́</w:t>
-      </w:r>
-      <w:r>
-        <w:rPr>
-          <w:rFonts w:ascii="Times New Roman" w:hAnsi="Times New Roman"/>
-          <w:color w:val="333333"/>
-          <w:sz w:val="24"/>
-        </w:rPr>
-        <w:t xml:space="preserve">їля </w:t>
-      </w:r>
-      <w:r>
-        <w:rPr>
-          <w:rFonts w:ascii="Times New Roman" w:hAnsi="Times New Roman"/>
-          <w:i/>
-          <w:color w:val="FF4400"/>
-          <w:sz w:val="24"/>
-        </w:rPr>
-        <w:t>(Лк. 2,32).</w:t>
+        <w:t>В зако́ні ті́ні і писа́ння о́браз ба́чимо, ві́рні: ко́жний младе́нець му́жеського по́лу, що отвира́є утро́бу – святи́й Бо́гу. Тому́ перворо́джене Сло́во безнача́льного Отця́ – Си́на, що перворо́диться з ма́тері, яка му́жа не зна́є, – велича́ємо.</w:t>
+      </w:r>
+    </w:p>
+    <w:p>
+      <w:r>
+        <w:rPr>
+          <w:rFonts w:ascii="Times New Roman" w:hAnsi="Times New Roman"/>
+          <w:sz w:val="24"/>
+          <w:highlight w:val="darkGray"/>
+        </w:rPr>
+        <w:t>&lt;/dostoino&gt;</w:t>
+      </w:r>
+    </w:p>
+    <w:p>
+      <w:r>
+        <w:rPr>
+          <w:rFonts w:ascii="Times New Roman" w:hAnsi="Times New Roman"/>
+          <w:sz w:val="24"/>
+          <w:highlight w:val="darkGray"/>
+        </w:rPr>
+        <w:t>&lt;prychasnii&gt;</w:t>
       </w:r>
       <w:r>
         <w:rPr/>
@@ -5669,10 +5721,148 @@
       <w:r>
         <w:rPr>
           <w:rFonts w:ascii="Times New Roman" w:hAnsi="Times New Roman"/>
-          <w:sz w:val="24"/>
-          <w:highlight w:val="darkGray"/>
-        </w:rPr>
-        <w:t>&lt;/aleluia&gt;</w:t>
+          <w:i/>
+          <w:color w:val="FF4400"/>
+          <w:sz w:val="24"/>
+        </w:rPr>
+        <w:t xml:space="preserve">Причасний: </w:t>
+      </w:r>
+      <w:r>
+        <w:rPr>
+          <w:rFonts w:ascii="Times New Roman" w:hAnsi="Times New Roman"/>
+          <w:sz w:val="24"/>
+        </w:rPr>
+        <w:t>Ча́шу</w:t>
+      </w:r>
+      <w:r>
+        <w:rPr>
+          <w:rFonts w:ascii="Times New Roman" w:hAnsi="Times New Roman"/>
+          <w:i/>
+          <w:sz w:val="24"/>
+        </w:rPr>
+        <w:t xml:space="preserve"> </w:t>
+      </w:r>
+      <w:r>
+        <w:rPr>
+          <w:rFonts w:ascii="Times New Roman" w:hAnsi="Times New Roman"/>
+          <w:sz w:val="24"/>
+        </w:rPr>
+        <w:t>спасі́ння</w:t>
+      </w:r>
+      <w:r>
+        <w:rPr>
+          <w:rFonts w:ascii="Times New Roman" w:hAnsi="Times New Roman"/>
+          <w:i/>
+          <w:sz w:val="24"/>
+        </w:rPr>
+        <w:t xml:space="preserve"> </w:t>
+      </w:r>
+      <w:r>
+        <w:rPr>
+          <w:rFonts w:ascii="Times New Roman" w:hAnsi="Times New Roman"/>
+          <w:sz w:val="24"/>
+        </w:rPr>
+        <w:t>прийму́</w:t>
+      </w:r>
+      <w:r>
+        <w:rPr>
+          <w:rFonts w:ascii="Times New Roman" w:hAnsi="Times New Roman"/>
+          <w:i/>
+          <w:sz w:val="24"/>
+        </w:rPr>
+        <w:t xml:space="preserve"> </w:t>
+      </w:r>
+      <w:r>
+        <w:rPr>
+          <w:rFonts w:ascii="Times New Roman" w:hAnsi="Times New Roman"/>
+          <w:sz w:val="24"/>
+        </w:rPr>
+        <w:t>і</w:t>
+      </w:r>
+      <w:r>
+        <w:rPr>
+          <w:rFonts w:ascii="Times New Roman" w:hAnsi="Times New Roman"/>
+          <w:i/>
+          <w:sz w:val="24"/>
+        </w:rPr>
+        <w:t xml:space="preserve"> </w:t>
+      </w:r>
+      <w:r>
+        <w:rPr>
+          <w:rFonts w:ascii="Times New Roman" w:hAnsi="Times New Roman"/>
+          <w:sz w:val="24"/>
+        </w:rPr>
+        <w:t>ім’я́</w:t>
+      </w:r>
+      <w:r>
+        <w:rPr>
+          <w:rFonts w:ascii="Times New Roman" w:hAnsi="Times New Roman"/>
+          <w:i/>
+          <w:sz w:val="24"/>
+        </w:rPr>
+        <w:t xml:space="preserve"> </w:t>
+      </w:r>
+      <w:r>
+        <w:rPr>
+          <w:rFonts w:ascii="Times New Roman" w:hAnsi="Times New Roman"/>
+          <w:sz w:val="24"/>
+        </w:rPr>
+        <w:t>Госпо́днє</w:t>
+      </w:r>
+      <w:r>
+        <w:rPr>
+          <w:rFonts w:ascii="Times New Roman" w:hAnsi="Times New Roman"/>
+          <w:i/>
+          <w:sz w:val="24"/>
+        </w:rPr>
+        <w:t xml:space="preserve"> </w:t>
+      </w:r>
+      <w:r>
+        <w:rPr>
+          <w:rFonts w:ascii="Times New Roman" w:hAnsi="Times New Roman"/>
+          <w:sz w:val="24"/>
+        </w:rPr>
+        <w:t>призову́</w:t>
+      </w:r>
+      <w:r>
+        <w:rPr>
+          <w:rFonts w:ascii="Times New Roman" w:hAnsi="Times New Roman"/>
+          <w:i/>
+          <w:sz w:val="24"/>
+        </w:rPr>
+        <w:t xml:space="preserve"> </w:t>
+      </w:r>
+      <w:r>
+        <w:rPr>
+          <w:rFonts w:ascii="Times New Roman" w:hAnsi="Times New Roman"/>
+          <w:i/>
+          <w:color w:val="FF4400"/>
+          <w:sz w:val="24"/>
+        </w:rPr>
+        <w:t>(Пс. 115,4).</w:t>
+      </w:r>
+      <w:r>
+        <w:rPr>
+          <w:rFonts w:ascii="Times New Roman" w:hAnsi="Times New Roman"/>
+          <w:i/>
+          <w:sz w:val="24"/>
+        </w:rPr>
+        <w:t xml:space="preserve"> </w:t>
+      </w:r>
+      <w:r>
+        <w:rPr>
+          <w:rFonts w:ascii="Times New Roman" w:hAnsi="Times New Roman"/>
+          <w:sz w:val="24"/>
+        </w:rPr>
+        <w:t>Алилу́я, алилу́я, алилу́я</w:t>
+      </w:r>
+      <w:r>
+        <w:rPr>
+          <w:rFonts w:ascii="Times New Roman" w:hAnsi="Times New Roman"/>
+          <w:i/>
+          <w:sz w:val="24"/>
+        </w:rPr>
+        <w:t>.</w:t>
       </w:r>
       <w:r>
         <w:rPr/>
@@ -5685,7 +5875,7 @@
           <w:sz w:val="24"/>
           <w:highlight w:val="darkGray"/>
         </w:rPr>
-        <w:t>&lt;evanhelie&gt;</w:t>
+        <w:t>&lt;/prychasnii&gt;</w:t>
       </w:r>
       <w:r>
         <w:rPr/>
@@ -5693,319 +5883,40 @@
     </w:p>
     <w:p>
       <w:r>
+        <w:rPr>
+          <w:rFonts w:ascii="Times New Roman" w:hAnsi="Times New Roman"/>
+          <w:color w:val="000000"/>
+          <w:sz w:val="24"/>
+          <w:highlight w:val="darkGray"/>
+        </w:rPr>
+        <w:t>&lt;vidpust&gt;</w:t>
+      </w:r>
+      <w:r>
         <w:rPr/>
-        <w:t>#lk007</w:t>
-      </w:r>
-    </w:p>
-    <w:p>
-      <w:r>
-        <w:rPr>
-          <w:rFonts w:ascii="Times New Roman" w:hAnsi="Times New Roman"/>
-          <w:sz w:val="24"/>
-          <w:highlight w:val="darkGray"/>
-        </w:rPr>
-        <w:t>&lt;/evanhelie&gt;</w:t>
-      </w:r>
-      <w:r>
-        <w:rPr/>
-      </w:r>
-    </w:p>
-    <w:p>
-      <w:r>
-        <w:rPr>
-          <w:rFonts w:ascii="Times New Roman" w:hAnsi="Times New Roman"/>
-          <w:sz w:val="24"/>
-          <w:highlight w:val="darkGray"/>
-        </w:rPr>
-        <w:t>&lt;dostoino&gt;</w:t>
-      </w:r>
-      <w:r>
-        <w:rPr/>
-      </w:r>
-    </w:p>
-    <w:p>
-      <w:r>
-        <w:rPr>
-          <w:rFonts w:ascii="Times New Roman" w:hAnsi="Times New Roman"/>
-          <w:i/>
-          <w:color w:val="FF4400"/>
-          <w:sz w:val="24"/>
-        </w:rPr>
-        <w:t xml:space="preserve">Замість </w:t>
-      </w:r>
-      <w:r>
-        <w:rPr>
-          <w:rFonts w:ascii="Times New Roman" w:hAnsi="Times New Roman"/>
-          <w:color w:val="333333"/>
-          <w:sz w:val="24"/>
-        </w:rPr>
-        <w:t xml:space="preserve">Досто́йно, </w:t>
-      </w:r>
-      <w:r>
-        <w:rPr>
-          <w:rFonts w:ascii="Times New Roman" w:hAnsi="Times New Roman"/>
-          <w:i/>
-          <w:color w:val="FF4400"/>
-          <w:sz w:val="24"/>
-        </w:rPr>
-        <w:t>приспів:</w:t>
-      </w:r>
-      <w:r>
-        <w:rPr/>
-      </w:r>
-    </w:p>
-    <w:p>
-      <w:r>
-        <w:rPr>
-          <w:rFonts w:ascii="Times New Roman" w:hAnsi="Times New Roman"/>
-          <w:color w:val="333333"/>
-          <w:sz w:val="24"/>
-        </w:rPr>
-        <w:t>Богоро́дице Ді́во, упова́ння христия́н, покри́й, захорони́ і спаси́ тих, що на те́бе упова́ють.</w:t>
-      </w:r>
-    </w:p>
-    <w:p>
-      <w:r>
-        <w:rPr>
-          <w:rFonts w:ascii="Times New Roman" w:hAnsi="Times New Roman"/>
-          <w:i/>
-          <w:color w:val="FF4400"/>
-          <w:sz w:val="24"/>
-        </w:rPr>
-        <w:t xml:space="preserve">І ірмос (г. 3): </w:t>
-      </w:r>
-      <w:r>
-        <w:rPr>
-          <w:rFonts w:ascii="Times New Roman" w:hAnsi="Times New Roman"/>
-          <w:color w:val="333333"/>
-          <w:sz w:val="24"/>
-        </w:rPr>
-        <w:t>В зако́ні ті́ні і писа́ння о́браз ба́чимо, ві́рні: ко́жний младе́нець му́жеського по́лу, що отвира́є утро́бу – святи́й Бо́гу. Тому́ перворо́джене Сло́во безнача́льного Отця́ – Си́на, що перворо́диться з ма́тері, яка му́жа не зна́є, – велича́ємо.</w:t>
-      </w:r>
-    </w:p>
-    <w:p>
-      <w:r>
-        <w:rPr>
-          <w:rFonts w:ascii="Times New Roman" w:hAnsi="Times New Roman"/>
-          <w:sz w:val="24"/>
-          <w:highlight w:val="darkGray"/>
-        </w:rPr>
-        <w:t>&lt;/dostoino&gt;</w:t>
-      </w:r>
-    </w:p>
-    <w:p>
-      <w:r>
-        <w:rPr>
-          <w:rFonts w:ascii="Times New Roman" w:hAnsi="Times New Roman"/>
-          <w:sz w:val="24"/>
-          <w:highlight w:val="darkGray"/>
-        </w:rPr>
-        <w:t>&lt;prychasnii&gt;</w:t>
-      </w:r>
-      <w:r>
-        <w:rPr/>
-      </w:r>
-    </w:p>
-    <w:p>
-      <w:r>
-        <w:rPr>
-          <w:rFonts w:ascii="Times New Roman" w:hAnsi="Times New Roman"/>
-          <w:i/>
-          <w:color w:val="FF4400"/>
-          <w:sz w:val="24"/>
-        </w:rPr>
-        <w:t xml:space="preserve">Причасний: </w:t>
-      </w:r>
-      <w:r>
-        <w:rPr>
-          <w:rFonts w:ascii="Times New Roman" w:hAnsi="Times New Roman"/>
-          <w:sz w:val="24"/>
-        </w:rPr>
-        <w:t>Ча́шу</w:t>
-      </w:r>
-      <w:r>
-        <w:rPr>
-          <w:rFonts w:ascii="Times New Roman" w:hAnsi="Times New Roman"/>
-          <w:i/>
-          <w:sz w:val="24"/>
-        </w:rPr>
-        <w:t xml:space="preserve"> </w:t>
-      </w:r>
-      <w:r>
-        <w:rPr>
-          <w:rFonts w:ascii="Times New Roman" w:hAnsi="Times New Roman"/>
-          <w:sz w:val="24"/>
-        </w:rPr>
-        <w:t>спасі́ння</w:t>
-      </w:r>
-      <w:r>
-        <w:rPr>
-          <w:rFonts w:ascii="Times New Roman" w:hAnsi="Times New Roman"/>
-          <w:i/>
-          <w:sz w:val="24"/>
-        </w:rPr>
-        <w:t xml:space="preserve"> </w:t>
-      </w:r>
-      <w:r>
-        <w:rPr>
-          <w:rFonts w:ascii="Times New Roman" w:hAnsi="Times New Roman"/>
-          <w:sz w:val="24"/>
-        </w:rPr>
-        <w:t>прийму́</w:t>
-      </w:r>
-      <w:r>
-        <w:rPr>
-          <w:rFonts w:ascii="Times New Roman" w:hAnsi="Times New Roman"/>
-          <w:i/>
-          <w:sz w:val="24"/>
-        </w:rPr>
-        <w:t xml:space="preserve"> </w:t>
-      </w:r>
-      <w:r>
-        <w:rPr>
-          <w:rFonts w:ascii="Times New Roman" w:hAnsi="Times New Roman"/>
-          <w:sz w:val="24"/>
-        </w:rPr>
-        <w:t>і</w:t>
-      </w:r>
-      <w:r>
-        <w:rPr>
-          <w:rFonts w:ascii="Times New Roman" w:hAnsi="Times New Roman"/>
-          <w:i/>
-          <w:sz w:val="24"/>
-        </w:rPr>
-        <w:t xml:space="preserve"> </w:t>
-      </w:r>
-      <w:r>
-        <w:rPr>
-          <w:rFonts w:ascii="Times New Roman" w:hAnsi="Times New Roman"/>
-          <w:sz w:val="24"/>
-        </w:rPr>
-        <w:t>ім’я́</w:t>
-      </w:r>
-      <w:r>
-        <w:rPr>
-          <w:rFonts w:ascii="Times New Roman" w:hAnsi="Times New Roman"/>
-          <w:i/>
-          <w:sz w:val="24"/>
-        </w:rPr>
-        <w:t xml:space="preserve"> </w:t>
-      </w:r>
-      <w:r>
-        <w:rPr>
-          <w:rFonts w:ascii="Times New Roman" w:hAnsi="Times New Roman"/>
-          <w:sz w:val="24"/>
-        </w:rPr>
-        <w:t>Госпо́днє</w:t>
-      </w:r>
-      <w:r>
-        <w:rPr>
-          <w:rFonts w:ascii="Times New Roman" w:hAnsi="Times New Roman"/>
-          <w:i/>
-          <w:sz w:val="24"/>
-        </w:rPr>
-        <w:t xml:space="preserve"> </w:t>
-      </w:r>
-      <w:r>
-        <w:rPr>
-          <w:rFonts w:ascii="Times New Roman" w:hAnsi="Times New Roman"/>
-          <w:sz w:val="24"/>
-        </w:rPr>
-        <w:t>призову́</w:t>
-      </w:r>
-      <w:r>
-        <w:rPr>
-          <w:rFonts w:ascii="Times New Roman" w:hAnsi="Times New Roman"/>
-          <w:i/>
-          <w:sz w:val="24"/>
-        </w:rPr>
-        <w:t xml:space="preserve"> </w:t>
-      </w:r>
-      <w:r>
-        <w:rPr>
-          <w:rFonts w:ascii="Times New Roman" w:hAnsi="Times New Roman"/>
-          <w:i/>
-          <w:color w:val="FF4400"/>
-          <w:sz w:val="24"/>
-        </w:rPr>
-        <w:t>(Пс. 115,4).</w:t>
-      </w:r>
-      <w:r>
-        <w:rPr>
-          <w:rFonts w:ascii="Times New Roman" w:hAnsi="Times New Roman"/>
-          <w:i/>
-          <w:sz w:val="24"/>
-        </w:rPr>
-        <w:t xml:space="preserve"> </w:t>
-      </w:r>
-      <w:r>
-        <w:rPr>
-          <w:rFonts w:ascii="Times New Roman" w:hAnsi="Times New Roman"/>
-          <w:sz w:val="24"/>
-        </w:rPr>
-        <w:t>Алилу́я, алилу́я, алилу́я</w:t>
-      </w:r>
-      <w:r>
-        <w:rPr>
-          <w:rFonts w:ascii="Times New Roman" w:hAnsi="Times New Roman"/>
-          <w:i/>
-          <w:sz w:val="24"/>
-        </w:rPr>
-        <w:t>.</w:t>
-      </w:r>
-      <w:r>
-        <w:rPr/>
-      </w:r>
-    </w:p>
-    <w:p>
-      <w:r>
-        <w:rPr>
-          <w:rFonts w:ascii="Times New Roman" w:hAnsi="Times New Roman"/>
-          <w:sz w:val="24"/>
-          <w:highlight w:val="darkGray"/>
-        </w:rPr>
-        <w:t>&lt;/prychasnii&gt;</w:t>
-      </w:r>
-      <w:r>
-        <w:rPr/>
-      </w:r>
-    </w:p>
-    <w:p>
-      <w:r>
-        <w:rPr>
-          <w:rFonts w:ascii="Times New Roman" w:hAnsi="Times New Roman"/>
-          <w:color w:val="000000"/>
-          <w:sz w:val="24"/>
-          <w:highlight w:val="darkGray"/>
-        </w:rPr>
-        <w:t>&lt;vidpust&gt;</w:t>
-      </w:r>
-      <w:r>
-        <w:rPr/>
-      </w:r>
-    </w:p>
-    <w:p>
-      <w:r>
-        <w:rPr>
-          <w:rFonts w:ascii="Times New Roman" w:hAnsi="Times New Roman"/>
-          <w:i/>
-          <w:color w:val="FF4400"/>
-          <w:sz w:val="24"/>
-        </w:rPr>
-        <w:t>Священик:</w:t>
-      </w:r>
-      <w:r>
-        <w:rPr>
-          <w:rFonts w:ascii="Times New Roman" w:hAnsi="Times New Roman"/>
-          <w:sz w:val="24"/>
-        </w:rPr>
-        <w:t xml:space="preserve"> Христос, істинний Бог наш, що зволив спочити в обіймах праведного Симеона спасіння нашого ради, молитвами пречистої своєї Матері, святих, славних і всехвальних апостолів, святого отця нашого Йоана Золотоустого, архиєпископа Константинограда, святого, </w:t>
-      </w:r>
-      <w:r>
-        <w:rPr>
-          <w:rFonts w:ascii="Times New Roman" w:hAnsi="Times New Roman"/>
-          <w:i/>
-          <w:color w:val="FF4400"/>
+      </w:r>
+    </w:p>
+    <w:p>
+      <w:r>
+        <w:rPr>
+          <w:rFonts w:ascii="Times New Roman" w:hAnsi="Times New Roman"/>
+          <w:i/>
+          <w:color w:val="FF0000"/>
+          <w:sz w:val="24"/>
+        </w:rPr>
+        <w:t>Священник:</w:t>
+      </w:r>
+      <w:r>
+        <w:rPr>
+          <w:rFonts w:ascii="Times New Roman" w:hAnsi="Times New Roman"/>
+          <w:sz w:val="24"/>
+        </w:rPr>
+        <w:t xml:space="preserve"> Христос, істинний Бог наш, що зволив спочити в обіймах праведного Симеона спасіння нашого ради - молитвами пречистої Своєї Матері, святих, славних і всехвальних апостолів, святого отця нашого Івана Золотоустого, архиєпископа Константинополя, і святого, </w:t>
+      </w:r>
+      <w:r>
+        <w:rPr>
+          <w:rFonts w:ascii="Times New Roman" w:hAnsi="Times New Roman"/>
+          <w:i/>
+          <w:color w:val="FF0000"/>
           <w:sz w:val="24"/>
         </w:rPr>
         <w:t>якого є храм</w:t>
@@ -6015,10 +5926,7 @@
           <w:rFonts w:ascii="Times New Roman" w:hAnsi="Times New Roman"/>
           <w:sz w:val="24"/>
         </w:rPr>
-        <w:t>, св. прп. Ісидора Пилусіотського і всіх святих, помилує і спасе нас, як благий і чоловіколюбець.</w:t>
-      </w:r>
-      <w:r>
-        <w:rPr/>
+        <w:t>, і преподобного отця нашого Ісидора Пилусіотського, і всіх святих - помилує і спасе нас як благий і людинолюбний.</w:t>
       </w:r>
     </w:p>
     <w:p>
@@ -7300,18 +7208,30 @@
     </w:p>
     <w:p>
       <w:r>
+        <w:t>#ap061</w:t>
+      </w:r>
+    </w:p>
+    <w:p>
+      <w:r>
+        <w:rPr>
+          <w:rFonts w:ascii="Times New Roman" w:hAnsi="Times New Roman"/>
+          <w:sz w:val="24"/>
+          <w:highlight w:val="darkGray"/>
+        </w:rPr>
+        <w:t>&lt;/apostol&gt;</w:t>
+      </w:r>
+      <w:r>
         <w:rPr/>
-        <w:t>#ap316</w:t>
-      </w:r>
-    </w:p>
-    <w:p>
-      <w:r>
-        <w:rPr>
-          <w:rFonts w:ascii="Times New Roman" w:hAnsi="Times New Roman"/>
-          <w:sz w:val="24"/>
-          <w:highlight w:val="darkGray"/>
-        </w:rPr>
-        <w:t>&lt;/apostol&gt;</w:t>
+      </w:r>
+    </w:p>
+    <w:p>
+      <w:r>
+        <w:rPr>
+          <w:rFonts w:ascii="Times New Roman" w:hAnsi="Times New Roman"/>
+          <w:sz w:val="24"/>
+          <w:highlight w:val="darkGray"/>
+        </w:rPr>
+        <w:t>&lt;aleluia&gt;</w:t>
       </w:r>
       <w:r>
         <w:rPr/>
@@ -7321,10 +7241,148 @@
       <w:r>
         <w:rPr>
           <w:rFonts w:ascii="Times New Roman" w:hAnsi="Times New Roman"/>
-          <w:sz w:val="24"/>
-          <w:highlight w:val="darkGray"/>
-        </w:rPr>
-        <w:t>&lt;aleluia&gt;</w:t>
+          <w:i/>
+          <w:color w:val="FF4400"/>
+          <w:sz w:val="24"/>
+        </w:rPr>
+        <w:t xml:space="preserve">Алилуя (г. 8): </w:t>
+      </w:r>
+      <w:r>
+        <w:rPr>
+          <w:rFonts w:ascii="Times New Roman" w:hAnsi="Times New Roman"/>
+          <w:color w:val="333333"/>
+          <w:sz w:val="24"/>
+        </w:rPr>
+        <w:t>Ни</w:t>
+      </w:r>
+      <w:r>
+        <w:rPr>
+          <w:rFonts w:ascii="Times New Roman" w:hAnsi="Times New Roman"/>
+          <w:sz w:val="24"/>
+        </w:rPr>
+        <w:t>́</w:t>
+      </w:r>
+      <w:r>
+        <w:rPr>
+          <w:rFonts w:ascii="Times New Roman" w:hAnsi="Times New Roman"/>
+          <w:color w:val="333333"/>
+          <w:sz w:val="24"/>
+        </w:rPr>
+        <w:t>ні відпуска</w:t>
+      </w:r>
+      <w:r>
+        <w:rPr>
+          <w:rFonts w:ascii="Times New Roman" w:hAnsi="Times New Roman"/>
+          <w:sz w:val="24"/>
+        </w:rPr>
+        <w:t>́</w:t>
+      </w:r>
+      <w:r>
+        <w:rPr>
+          <w:rFonts w:ascii="Times New Roman" w:hAnsi="Times New Roman"/>
+          <w:color w:val="333333"/>
+          <w:sz w:val="24"/>
+        </w:rPr>
+        <w:t>єш слугу</w:t>
+      </w:r>
+      <w:r>
+        <w:rPr>
+          <w:rFonts w:ascii="Times New Roman" w:hAnsi="Times New Roman"/>
+          <w:sz w:val="24"/>
+        </w:rPr>
+        <w:t>́</w:t>
+      </w:r>
+      <w:r>
+        <w:rPr>
+          <w:rFonts w:ascii="Times New Roman" w:hAnsi="Times New Roman"/>
+          <w:color w:val="333333"/>
+          <w:sz w:val="24"/>
+        </w:rPr>
+        <w:t xml:space="preserve"> Твого</w:t>
+      </w:r>
+      <w:r>
+        <w:rPr>
+          <w:rFonts w:ascii="Times New Roman" w:hAnsi="Times New Roman"/>
+          <w:sz w:val="24"/>
+        </w:rPr>
+        <w:t>́</w:t>
+      </w:r>
+      <w:r>
+        <w:rPr>
+          <w:rFonts w:ascii="Times New Roman" w:hAnsi="Times New Roman"/>
+          <w:color w:val="333333"/>
+          <w:sz w:val="24"/>
+        </w:rPr>
+        <w:t>, Влади</w:t>
+      </w:r>
+      <w:r>
+        <w:rPr>
+          <w:rFonts w:ascii="Times New Roman" w:hAnsi="Times New Roman"/>
+          <w:sz w:val="24"/>
+        </w:rPr>
+        <w:t>́</w:t>
+      </w:r>
+      <w:r>
+        <w:rPr>
+          <w:rFonts w:ascii="Times New Roman" w:hAnsi="Times New Roman"/>
+          <w:color w:val="333333"/>
+          <w:sz w:val="24"/>
+        </w:rPr>
+        <w:t>ко, за Твої</w:t>
+      </w:r>
+      <w:r>
+        <w:rPr>
+          <w:rFonts w:ascii="Times New Roman" w:hAnsi="Times New Roman"/>
+          <w:sz w:val="24"/>
+        </w:rPr>
+        <w:t>́</w:t>
+      </w:r>
+      <w:r>
+        <w:rPr>
+          <w:rFonts w:ascii="Times New Roman" w:hAnsi="Times New Roman"/>
+          <w:color w:val="333333"/>
+          <w:sz w:val="24"/>
+        </w:rPr>
+        <w:t>м сло</w:t>
+      </w:r>
+      <w:r>
+        <w:rPr>
+          <w:rFonts w:ascii="Times New Roman" w:hAnsi="Times New Roman"/>
+          <w:sz w:val="24"/>
+        </w:rPr>
+        <w:t>́</w:t>
+      </w:r>
+      <w:r>
+        <w:rPr>
+          <w:rFonts w:ascii="Times New Roman" w:hAnsi="Times New Roman"/>
+          <w:color w:val="333333"/>
+          <w:sz w:val="24"/>
+        </w:rPr>
+        <w:t>вом, у ми</w:t>
+      </w:r>
+      <w:r>
+        <w:rPr>
+          <w:rFonts w:ascii="Times New Roman" w:hAnsi="Times New Roman"/>
+          <w:sz w:val="24"/>
+        </w:rPr>
+        <w:t>́</w:t>
+      </w:r>
+      <w:r>
+        <w:rPr>
+          <w:rFonts w:ascii="Times New Roman" w:hAnsi="Times New Roman"/>
+          <w:color w:val="333333"/>
+          <w:sz w:val="24"/>
+        </w:rPr>
+        <w:t xml:space="preserve">рі </w:t>
+      </w:r>
+      <w:r>
+        <w:rPr>
+          <w:rFonts w:ascii="Times New Roman" w:hAnsi="Times New Roman"/>
+          <w:i/>
+          <w:color w:val="FF4400"/>
+          <w:sz w:val="24"/>
+        </w:rPr>
+        <w:t>(Лк. 2,29).</w:t>
       </w:r>
       <w:r>
         <w:rPr/>
@@ -7338,7 +7396,7 @@
           <w:color w:val="FF4400"/>
           <w:sz w:val="24"/>
         </w:rPr>
-        <w:t xml:space="preserve">Алилуя (г. 8): </w:t>
+        <w:t xml:space="preserve">Стих: </w:t>
       </w:r>
       <w:r>
         <w:rPr>
@@ -7346,7 +7404,7 @@
           <w:color w:val="333333"/>
           <w:sz w:val="24"/>
         </w:rPr>
-        <w:t>Ни</w:t>
+        <w:t>Сві</w:t>
       </w:r>
       <w:r>
         <w:rPr>
@@ -7361,7 +7419,7 @@
           <w:color w:val="333333"/>
           <w:sz w:val="24"/>
         </w:rPr>
-        <w:t>ні відпуска</w:t>
+        <w:t>тло на просві</w:t>
       </w:r>
       <w:r>
         <w:rPr>
@@ -7376,7 +7434,7 @@
           <w:color w:val="333333"/>
           <w:sz w:val="24"/>
         </w:rPr>
-        <w:t>єш слугу</w:t>
+        <w:t>ту пога</w:t>
       </w:r>
       <w:r>
         <w:rPr>
@@ -7391,7 +7449,7 @@
           <w:color w:val="333333"/>
           <w:sz w:val="24"/>
         </w:rPr>
-        <w:t xml:space="preserve"> Твого</w:t>
+        <w:t>нам і сла</w:t>
       </w:r>
       <w:r>
         <w:rPr>
@@ -7406,7 +7464,7 @@
           <w:color w:val="333333"/>
           <w:sz w:val="24"/>
         </w:rPr>
-        <w:t>, Влади</w:t>
+        <w:t>ву лю</w:t>
       </w:r>
       <w:r>
         <w:rPr>
@@ -7421,7 +7479,7 @@
           <w:color w:val="333333"/>
           <w:sz w:val="24"/>
         </w:rPr>
-        <w:t>ко, за Твої</w:t>
+        <w:t>ду Твого</w:t>
       </w:r>
       <w:r>
         <w:rPr>
@@ -7436,7 +7494,7 @@
           <w:color w:val="333333"/>
           <w:sz w:val="24"/>
         </w:rPr>
-        <w:t>м сло</w:t>
+        <w:t>, Ізра</w:t>
       </w:r>
       <w:r>
         <w:rPr>
@@ -7451,14 +7509,87 @@
           <w:color w:val="333333"/>
           <w:sz w:val="24"/>
         </w:rPr>
-        <w:t>вом, у ми</w:t>
-      </w:r>
-      <w:r>
-        <w:rPr>
-          <w:rFonts w:ascii="Times New Roman" w:hAnsi="Times New Roman"/>
-          <w:sz w:val="24"/>
-        </w:rPr>
-        <w:t>́</w:t>
+        <w:t xml:space="preserve">їля </w:t>
+      </w:r>
+      <w:r>
+        <w:rPr>
+          <w:rFonts w:ascii="Times New Roman" w:hAnsi="Times New Roman"/>
+          <w:i/>
+          <w:color w:val="FF4400"/>
+          <w:sz w:val="24"/>
+        </w:rPr>
+        <w:t>(Лк. 2,32).</w:t>
+      </w:r>
+      <w:r>
+        <w:rPr/>
+      </w:r>
+    </w:p>
+    <w:p>
+      <w:r>
+        <w:rPr>
+          <w:rFonts w:ascii="Times New Roman" w:hAnsi="Times New Roman"/>
+          <w:sz w:val="24"/>
+          <w:highlight w:val="darkGray"/>
+        </w:rPr>
+        <w:t>&lt;/aleluia&gt;</w:t>
+      </w:r>
+      <w:r>
+        <w:rPr/>
+      </w:r>
+    </w:p>
+    <w:p>
+      <w:r>
+        <w:rPr>
+          <w:rFonts w:ascii="Times New Roman" w:hAnsi="Times New Roman"/>
+          <w:sz w:val="24"/>
+          <w:highlight w:val="darkGray"/>
+        </w:rPr>
+        <w:t>&lt;evanhelie&gt;</w:t>
+      </w:r>
+      <w:r>
+        <w:rPr/>
+      </w:r>
+    </w:p>
+    <w:p>
+      <w:r>
+        <w:t>#mr056</w:t>
+      </w:r>
+    </w:p>
+    <w:p>
+      <w:r>
+        <w:rPr>
+          <w:rFonts w:ascii="Times New Roman" w:hAnsi="Times New Roman"/>
+          <w:sz w:val="24"/>
+          <w:highlight w:val="darkGray"/>
+        </w:rPr>
+        <w:t>&lt;/evanhelie&gt;</w:t>
+      </w:r>
+      <w:r>
+        <w:rPr/>
+      </w:r>
+    </w:p>
+    <w:p>
+      <w:r>
+        <w:rPr>
+          <w:rFonts w:ascii="Times New Roman" w:hAnsi="Times New Roman"/>
+          <w:sz w:val="24"/>
+          <w:highlight w:val="darkGray"/>
+        </w:rPr>
+        <w:t>&lt;dostoino&gt;</w:t>
+      </w:r>
+      <w:r>
+        <w:rPr/>
+      </w:r>
+    </w:p>
+    <w:p>
+      <w:r>
+        <w:rPr>
+          <w:rFonts w:ascii="Times New Roman" w:hAnsi="Times New Roman"/>
+          <w:i/>
+          <w:color w:val="FF4400"/>
+          <w:sz w:val="24"/>
+        </w:rPr>
+        <w:t xml:space="preserve">Замість </w:t>
       </w:r>
       <w:r>
         <w:rPr>
@@ -7466,16 +7597,16 @@
           <w:color w:val="333333"/>
           <w:sz w:val="24"/>
         </w:rPr>
-        <w:t xml:space="preserve">рі </w:t>
-      </w:r>
-      <w:r>
-        <w:rPr>
-          <w:rFonts w:ascii="Times New Roman" w:hAnsi="Times New Roman"/>
-          <w:i/>
-          <w:color w:val="FF4400"/>
-          <w:sz w:val="24"/>
-        </w:rPr>
-        <w:t>(Лк. 2,29).</w:t>
+        <w:t xml:space="preserve">Досто́йно, </w:t>
+      </w:r>
+      <w:r>
+        <w:rPr>
+          <w:rFonts w:ascii="Times New Roman" w:hAnsi="Times New Roman"/>
+          <w:i/>
+          <w:color w:val="FF4400"/>
+          <w:sz w:val="24"/>
+        </w:rPr>
+        <w:t>приспів:</w:t>
       </w:r>
       <w:r>
         <w:rPr/>
@@ -7485,26 +7616,21 @@
       <w:r>
         <w:rPr>
           <w:rFonts w:ascii="Times New Roman" w:hAnsi="Times New Roman"/>
-          <w:i/>
-          <w:color w:val="FF4400"/>
-          <w:sz w:val="24"/>
-        </w:rPr>
-        <w:t xml:space="preserve">Стих: </w:t>
-      </w:r>
-      <w:r>
-        <w:rPr>
-          <w:rFonts w:ascii="Times New Roman" w:hAnsi="Times New Roman"/>
           <w:color w:val="333333"/>
           <w:sz w:val="24"/>
         </w:rPr>
-        <w:t>Сві</w:t>
-      </w:r>
-      <w:r>
-        <w:rPr>
-          <w:rFonts w:ascii="Times New Roman" w:hAnsi="Times New Roman"/>
-          <w:sz w:val="24"/>
-        </w:rPr>
-        <w:t>́</w:t>
+        <w:t>Богоро́дице Ді́во, упова́ння христия́н, покри́й, захорони́ і спаси́ тих, що на те́бе упова́ють.</w:t>
+      </w:r>
+    </w:p>
+    <w:p>
+      <w:r>
+        <w:rPr>
+          <w:rFonts w:ascii="Times New Roman" w:hAnsi="Times New Roman"/>
+          <w:i/>
+          <w:color w:val="FF4400"/>
+          <w:sz w:val="24"/>
+        </w:rPr>
+        <w:t xml:space="preserve">І ірмос (г. 3): </w:t>
       </w:r>
       <w:r>
         <w:rPr>
@@ -7512,106 +7638,27 @@
           <w:color w:val="333333"/>
           <w:sz w:val="24"/>
         </w:rPr>
-        <w:t>тло на просві</w:t>
-      </w:r>
-      <w:r>
-        <w:rPr>
-          <w:rFonts w:ascii="Times New Roman" w:hAnsi="Times New Roman"/>
-          <w:sz w:val="24"/>
-        </w:rPr>
-        <w:t>́</w:t>
-      </w:r>
-      <w:r>
-        <w:rPr>
-          <w:rFonts w:ascii="Times New Roman" w:hAnsi="Times New Roman"/>
-          <w:color w:val="333333"/>
-          <w:sz w:val="24"/>
-        </w:rPr>
-        <w:t>ту пога</w:t>
-      </w:r>
-      <w:r>
-        <w:rPr>
-          <w:rFonts w:ascii="Times New Roman" w:hAnsi="Times New Roman"/>
-          <w:sz w:val="24"/>
-        </w:rPr>
-        <w:t>́</w:t>
-      </w:r>
-      <w:r>
-        <w:rPr>
-          <w:rFonts w:ascii="Times New Roman" w:hAnsi="Times New Roman"/>
-          <w:color w:val="333333"/>
-          <w:sz w:val="24"/>
-        </w:rPr>
-        <w:t>нам і сла</w:t>
-      </w:r>
-      <w:r>
-        <w:rPr>
-          <w:rFonts w:ascii="Times New Roman" w:hAnsi="Times New Roman"/>
-          <w:sz w:val="24"/>
-        </w:rPr>
-        <w:t>́</w:t>
-      </w:r>
-      <w:r>
-        <w:rPr>
-          <w:rFonts w:ascii="Times New Roman" w:hAnsi="Times New Roman"/>
-          <w:color w:val="333333"/>
-          <w:sz w:val="24"/>
-        </w:rPr>
-        <w:t>ву лю</w:t>
-      </w:r>
-      <w:r>
-        <w:rPr>
-          <w:rFonts w:ascii="Times New Roman" w:hAnsi="Times New Roman"/>
-          <w:sz w:val="24"/>
-        </w:rPr>
-        <w:t>́</w:t>
-      </w:r>
-      <w:r>
-        <w:rPr>
-          <w:rFonts w:ascii="Times New Roman" w:hAnsi="Times New Roman"/>
-          <w:color w:val="333333"/>
-          <w:sz w:val="24"/>
-        </w:rPr>
-        <w:t>ду Твого</w:t>
-      </w:r>
-      <w:r>
-        <w:rPr>
-          <w:rFonts w:ascii="Times New Roman" w:hAnsi="Times New Roman"/>
-          <w:sz w:val="24"/>
-        </w:rPr>
-        <w:t>́</w:t>
-      </w:r>
-      <w:r>
-        <w:rPr>
-          <w:rFonts w:ascii="Times New Roman" w:hAnsi="Times New Roman"/>
-          <w:color w:val="333333"/>
-          <w:sz w:val="24"/>
-        </w:rPr>
-        <w:t>, Ізра</w:t>
-      </w:r>
-      <w:r>
-        <w:rPr>
-          <w:rFonts w:ascii="Times New Roman" w:hAnsi="Times New Roman"/>
-          <w:sz w:val="24"/>
-        </w:rPr>
-        <w:t>́</w:t>
-      </w:r>
-      <w:r>
-        <w:rPr>
-          <w:rFonts w:ascii="Times New Roman" w:hAnsi="Times New Roman"/>
-          <w:color w:val="333333"/>
-          <w:sz w:val="24"/>
-        </w:rPr>
-        <w:t xml:space="preserve">їля </w:t>
-      </w:r>
-      <w:r>
-        <w:rPr>
-          <w:rFonts w:ascii="Times New Roman" w:hAnsi="Times New Roman"/>
-          <w:i/>
-          <w:color w:val="FF4400"/>
-          <w:sz w:val="24"/>
-        </w:rPr>
-        <w:t>(Лк. 2,32).</w:t>
+        <w:t>В зако́ні ті́ні і писа́ння о́браз ба́чимо, ві́рні: ко́жний младе́нець му́жеського по́лу, що отвира́є утро́бу – святи́й Бо́гу. Тому́ перворо́джене Сло́во безнача́льного Отця́ – Си́на, що перворо́диться з ма́тері, яка му́жа не зна́є, – велича́ємо.</w:t>
+      </w:r>
+    </w:p>
+    <w:p>
+      <w:r>
+        <w:rPr>
+          <w:rFonts w:ascii="Times New Roman" w:hAnsi="Times New Roman"/>
+          <w:sz w:val="24"/>
+          <w:highlight w:val="darkGray"/>
+        </w:rPr>
+        <w:t>&lt;/dostoino&gt;</w:t>
+      </w:r>
+    </w:p>
+    <w:p>
+      <w:r>
+        <w:rPr>
+          <w:rFonts w:ascii="Times New Roman" w:hAnsi="Times New Roman"/>
+          <w:sz w:val="24"/>
+          <w:highlight w:val="darkGray"/>
+        </w:rPr>
+        <w:t>&lt;prychasnii&gt;</w:t>
       </w:r>
       <w:r>
         <w:rPr/>
@@ -7621,10 +7668,148 @@
       <w:r>
         <w:rPr>
           <w:rFonts w:ascii="Times New Roman" w:hAnsi="Times New Roman"/>
-          <w:sz w:val="24"/>
-          <w:highlight w:val="darkGray"/>
-        </w:rPr>
-        <w:t>&lt;/aleluia&gt;</w:t>
+          <w:i/>
+          <w:color w:val="FF4400"/>
+          <w:sz w:val="24"/>
+        </w:rPr>
+        <w:t xml:space="preserve">Причасний: </w:t>
+      </w:r>
+      <w:r>
+        <w:rPr>
+          <w:rFonts w:ascii="Times New Roman" w:hAnsi="Times New Roman"/>
+          <w:sz w:val="24"/>
+        </w:rPr>
+        <w:t>Ча́шу</w:t>
+      </w:r>
+      <w:r>
+        <w:rPr>
+          <w:rFonts w:ascii="Times New Roman" w:hAnsi="Times New Roman"/>
+          <w:i/>
+          <w:sz w:val="24"/>
+        </w:rPr>
+        <w:t xml:space="preserve"> </w:t>
+      </w:r>
+      <w:r>
+        <w:rPr>
+          <w:rFonts w:ascii="Times New Roman" w:hAnsi="Times New Roman"/>
+          <w:sz w:val="24"/>
+        </w:rPr>
+        <w:t>спасі́ння</w:t>
+      </w:r>
+      <w:r>
+        <w:rPr>
+          <w:rFonts w:ascii="Times New Roman" w:hAnsi="Times New Roman"/>
+          <w:i/>
+          <w:sz w:val="24"/>
+        </w:rPr>
+        <w:t xml:space="preserve"> </w:t>
+      </w:r>
+      <w:r>
+        <w:rPr>
+          <w:rFonts w:ascii="Times New Roman" w:hAnsi="Times New Roman"/>
+          <w:sz w:val="24"/>
+        </w:rPr>
+        <w:t>прийму́</w:t>
+      </w:r>
+      <w:r>
+        <w:rPr>
+          <w:rFonts w:ascii="Times New Roman" w:hAnsi="Times New Roman"/>
+          <w:i/>
+          <w:sz w:val="24"/>
+        </w:rPr>
+        <w:t xml:space="preserve"> </w:t>
+      </w:r>
+      <w:r>
+        <w:rPr>
+          <w:rFonts w:ascii="Times New Roman" w:hAnsi="Times New Roman"/>
+          <w:sz w:val="24"/>
+        </w:rPr>
+        <w:t>і</w:t>
+      </w:r>
+      <w:r>
+        <w:rPr>
+          <w:rFonts w:ascii="Times New Roman" w:hAnsi="Times New Roman"/>
+          <w:i/>
+          <w:sz w:val="24"/>
+        </w:rPr>
+        <w:t xml:space="preserve"> </w:t>
+      </w:r>
+      <w:r>
+        <w:rPr>
+          <w:rFonts w:ascii="Times New Roman" w:hAnsi="Times New Roman"/>
+          <w:sz w:val="24"/>
+        </w:rPr>
+        <w:t>ім’я́</w:t>
+      </w:r>
+      <w:r>
+        <w:rPr>
+          <w:rFonts w:ascii="Times New Roman" w:hAnsi="Times New Roman"/>
+          <w:i/>
+          <w:sz w:val="24"/>
+        </w:rPr>
+        <w:t xml:space="preserve"> </w:t>
+      </w:r>
+      <w:r>
+        <w:rPr>
+          <w:rFonts w:ascii="Times New Roman" w:hAnsi="Times New Roman"/>
+          <w:sz w:val="24"/>
+        </w:rPr>
+        <w:t>Госпо́днє</w:t>
+      </w:r>
+      <w:r>
+        <w:rPr>
+          <w:rFonts w:ascii="Times New Roman" w:hAnsi="Times New Roman"/>
+          <w:i/>
+          <w:sz w:val="24"/>
+        </w:rPr>
+        <w:t xml:space="preserve"> </w:t>
+      </w:r>
+      <w:r>
+        <w:rPr>
+          <w:rFonts w:ascii="Times New Roman" w:hAnsi="Times New Roman"/>
+          <w:sz w:val="24"/>
+        </w:rPr>
+        <w:t>призову́</w:t>
+      </w:r>
+      <w:r>
+        <w:rPr>
+          <w:rFonts w:ascii="Times New Roman" w:hAnsi="Times New Roman"/>
+          <w:i/>
+          <w:sz w:val="24"/>
+        </w:rPr>
+        <w:t xml:space="preserve"> </w:t>
+      </w:r>
+      <w:r>
+        <w:rPr>
+          <w:rFonts w:ascii="Times New Roman" w:hAnsi="Times New Roman"/>
+          <w:i/>
+          <w:color w:val="FF4400"/>
+          <w:sz w:val="24"/>
+        </w:rPr>
+        <w:t>(Пс. 115,4).</w:t>
+      </w:r>
+      <w:r>
+        <w:rPr>
+          <w:rFonts w:ascii="Times New Roman" w:hAnsi="Times New Roman"/>
+          <w:i/>
+          <w:sz w:val="24"/>
+        </w:rPr>
+        <w:t xml:space="preserve"> </w:t>
+      </w:r>
+      <w:r>
+        <w:rPr>
+          <w:rFonts w:ascii="Times New Roman" w:hAnsi="Times New Roman"/>
+          <w:sz w:val="24"/>
+        </w:rPr>
+        <w:t>Алилу́я, алилу́я, алилу́я</w:t>
+      </w:r>
+      <w:r>
+        <w:rPr>
+          <w:rFonts w:ascii="Times New Roman" w:hAnsi="Times New Roman"/>
+          <w:i/>
+          <w:sz w:val="24"/>
+        </w:rPr>
+        <w:t>.</w:t>
       </w:r>
       <w:r>
         <w:rPr/>
@@ -7637,7 +7822,7 @@
           <w:sz w:val="24"/>
           <w:highlight w:val="darkGray"/>
         </w:rPr>
-        <w:t>&lt;evanhelie&gt;</w:t>
+        <w:t>&lt;/prychasnii&gt;</w:t>
       </w:r>
       <w:r>
         <w:rPr/>
@@ -7645,319 +7830,40 @@
     </w:p>
     <w:p>
       <w:r>
+        <w:rPr>
+          <w:rFonts w:ascii="Times New Roman" w:hAnsi="Times New Roman"/>
+          <w:color w:val="000000"/>
+          <w:sz w:val="24"/>
+          <w:highlight w:val="darkGray"/>
+        </w:rPr>
+        <w:t>&lt;vidpust&gt;</w:t>
+      </w:r>
+      <w:r>
         <w:rPr/>
-        <w:t>#lk007</w:t>
-      </w:r>
-    </w:p>
-    <w:p>
-      <w:r>
-        <w:rPr>
-          <w:rFonts w:ascii="Times New Roman" w:hAnsi="Times New Roman"/>
-          <w:sz w:val="24"/>
-          <w:highlight w:val="darkGray"/>
-        </w:rPr>
-        <w:t>&lt;/evanhelie&gt;</w:t>
-      </w:r>
-      <w:r>
-        <w:rPr/>
-      </w:r>
-    </w:p>
-    <w:p>
-      <w:r>
-        <w:rPr>
-          <w:rFonts w:ascii="Times New Roman" w:hAnsi="Times New Roman"/>
-          <w:sz w:val="24"/>
-          <w:highlight w:val="darkGray"/>
-        </w:rPr>
-        <w:t>&lt;dostoino&gt;</w:t>
-      </w:r>
-      <w:r>
-        <w:rPr/>
-      </w:r>
-    </w:p>
-    <w:p>
-      <w:r>
-        <w:rPr>
-          <w:rFonts w:ascii="Times New Roman" w:hAnsi="Times New Roman"/>
-          <w:i/>
-          <w:color w:val="FF4400"/>
-          <w:sz w:val="24"/>
-        </w:rPr>
-        <w:t xml:space="preserve">Замість </w:t>
-      </w:r>
-      <w:r>
-        <w:rPr>
-          <w:rFonts w:ascii="Times New Roman" w:hAnsi="Times New Roman"/>
-          <w:color w:val="333333"/>
-          <w:sz w:val="24"/>
-        </w:rPr>
-        <w:t xml:space="preserve">Досто́йно, </w:t>
-      </w:r>
-      <w:r>
-        <w:rPr>
-          <w:rFonts w:ascii="Times New Roman" w:hAnsi="Times New Roman"/>
-          <w:i/>
-          <w:color w:val="FF4400"/>
-          <w:sz w:val="24"/>
-        </w:rPr>
-        <w:t>приспів:</w:t>
-      </w:r>
-      <w:r>
-        <w:rPr/>
-      </w:r>
-    </w:p>
-    <w:p>
-      <w:r>
-        <w:rPr>
-          <w:rFonts w:ascii="Times New Roman" w:hAnsi="Times New Roman"/>
-          <w:color w:val="333333"/>
-          <w:sz w:val="24"/>
-        </w:rPr>
-        <w:t>Богоро́дице Ді́во, упова́ння христия́н, покри́й, захорони́ і спаси́ тих, що на те́бе упова́ють.</w:t>
-      </w:r>
-    </w:p>
-    <w:p>
-      <w:r>
-        <w:rPr>
-          <w:rFonts w:ascii="Times New Roman" w:hAnsi="Times New Roman"/>
-          <w:i/>
-          <w:color w:val="FF4400"/>
-          <w:sz w:val="24"/>
-        </w:rPr>
-        <w:t xml:space="preserve">І ірмос (г. 3): </w:t>
-      </w:r>
-      <w:r>
-        <w:rPr>
-          <w:rFonts w:ascii="Times New Roman" w:hAnsi="Times New Roman"/>
-          <w:color w:val="333333"/>
-          <w:sz w:val="24"/>
-        </w:rPr>
-        <w:t>В зако́ні ті́ні і писа́ння о́браз ба́чимо, ві́рні: ко́жний младе́нець му́жеського по́лу, що отвира́є утро́бу – святи́й Бо́гу. Тому́ перворо́джене Сло́во безнача́льного Отця́ – Си́на, що перворо́диться з ма́тері, яка му́жа не зна́є, – велича́ємо.</w:t>
-      </w:r>
-    </w:p>
-    <w:p>
-      <w:r>
-        <w:rPr>
-          <w:rFonts w:ascii="Times New Roman" w:hAnsi="Times New Roman"/>
-          <w:sz w:val="24"/>
-          <w:highlight w:val="darkGray"/>
-        </w:rPr>
-        <w:t>&lt;/dostoino&gt;</w:t>
-      </w:r>
-    </w:p>
-    <w:p>
-      <w:r>
-        <w:rPr>
-          <w:rFonts w:ascii="Times New Roman" w:hAnsi="Times New Roman"/>
-          <w:sz w:val="24"/>
-          <w:highlight w:val="darkGray"/>
-        </w:rPr>
-        <w:t>&lt;prychasnii&gt;</w:t>
-      </w:r>
-      <w:r>
-        <w:rPr/>
-      </w:r>
-    </w:p>
-    <w:p>
-      <w:r>
-        <w:rPr>
-          <w:rFonts w:ascii="Times New Roman" w:hAnsi="Times New Roman"/>
-          <w:i/>
-          <w:color w:val="FF4400"/>
-          <w:sz w:val="24"/>
-        </w:rPr>
-        <w:t xml:space="preserve">Причасний: </w:t>
-      </w:r>
-      <w:r>
-        <w:rPr>
-          <w:rFonts w:ascii="Times New Roman" w:hAnsi="Times New Roman"/>
-          <w:sz w:val="24"/>
-        </w:rPr>
-        <w:t>Ча́шу</w:t>
-      </w:r>
-      <w:r>
-        <w:rPr>
-          <w:rFonts w:ascii="Times New Roman" w:hAnsi="Times New Roman"/>
-          <w:i/>
-          <w:sz w:val="24"/>
-        </w:rPr>
-        <w:t xml:space="preserve"> </w:t>
-      </w:r>
-      <w:r>
-        <w:rPr>
-          <w:rFonts w:ascii="Times New Roman" w:hAnsi="Times New Roman"/>
-          <w:sz w:val="24"/>
-        </w:rPr>
-        <w:t>спасі́ння</w:t>
-      </w:r>
-      <w:r>
-        <w:rPr>
-          <w:rFonts w:ascii="Times New Roman" w:hAnsi="Times New Roman"/>
-          <w:i/>
-          <w:sz w:val="24"/>
-        </w:rPr>
-        <w:t xml:space="preserve"> </w:t>
-      </w:r>
-      <w:r>
-        <w:rPr>
-          <w:rFonts w:ascii="Times New Roman" w:hAnsi="Times New Roman"/>
-          <w:sz w:val="24"/>
-        </w:rPr>
-        <w:t>прийму́</w:t>
-      </w:r>
-      <w:r>
-        <w:rPr>
-          <w:rFonts w:ascii="Times New Roman" w:hAnsi="Times New Roman"/>
-          <w:i/>
-          <w:sz w:val="24"/>
-        </w:rPr>
-        <w:t xml:space="preserve"> </w:t>
-      </w:r>
-      <w:r>
-        <w:rPr>
-          <w:rFonts w:ascii="Times New Roman" w:hAnsi="Times New Roman"/>
-          <w:sz w:val="24"/>
-        </w:rPr>
-        <w:t>і</w:t>
-      </w:r>
-      <w:r>
-        <w:rPr>
-          <w:rFonts w:ascii="Times New Roman" w:hAnsi="Times New Roman"/>
-          <w:i/>
-          <w:sz w:val="24"/>
-        </w:rPr>
-        <w:t xml:space="preserve"> </w:t>
-      </w:r>
-      <w:r>
-        <w:rPr>
-          <w:rFonts w:ascii="Times New Roman" w:hAnsi="Times New Roman"/>
-          <w:sz w:val="24"/>
-        </w:rPr>
-        <w:t>ім’я́</w:t>
-      </w:r>
-      <w:r>
-        <w:rPr>
-          <w:rFonts w:ascii="Times New Roman" w:hAnsi="Times New Roman"/>
-          <w:i/>
-          <w:sz w:val="24"/>
-        </w:rPr>
-        <w:t xml:space="preserve"> </w:t>
-      </w:r>
-      <w:r>
-        <w:rPr>
-          <w:rFonts w:ascii="Times New Roman" w:hAnsi="Times New Roman"/>
-          <w:sz w:val="24"/>
-        </w:rPr>
-        <w:t>Госпо́днє</w:t>
-      </w:r>
-      <w:r>
-        <w:rPr>
-          <w:rFonts w:ascii="Times New Roman" w:hAnsi="Times New Roman"/>
-          <w:i/>
-          <w:sz w:val="24"/>
-        </w:rPr>
-        <w:t xml:space="preserve"> </w:t>
-      </w:r>
-      <w:r>
-        <w:rPr>
-          <w:rFonts w:ascii="Times New Roman" w:hAnsi="Times New Roman"/>
-          <w:sz w:val="24"/>
-        </w:rPr>
-        <w:t>призову́</w:t>
-      </w:r>
-      <w:r>
-        <w:rPr>
-          <w:rFonts w:ascii="Times New Roman" w:hAnsi="Times New Roman"/>
-          <w:i/>
-          <w:sz w:val="24"/>
-        </w:rPr>
-        <w:t xml:space="preserve"> </w:t>
-      </w:r>
-      <w:r>
-        <w:rPr>
-          <w:rFonts w:ascii="Times New Roman" w:hAnsi="Times New Roman"/>
-          <w:i/>
-          <w:color w:val="FF4400"/>
-          <w:sz w:val="24"/>
-        </w:rPr>
-        <w:t>(Пс. 115,4).</w:t>
-      </w:r>
-      <w:r>
-        <w:rPr>
-          <w:rFonts w:ascii="Times New Roman" w:hAnsi="Times New Roman"/>
-          <w:i/>
-          <w:sz w:val="24"/>
-        </w:rPr>
-        <w:t xml:space="preserve"> </w:t>
-      </w:r>
-      <w:r>
-        <w:rPr>
-          <w:rFonts w:ascii="Times New Roman" w:hAnsi="Times New Roman"/>
-          <w:sz w:val="24"/>
-        </w:rPr>
-        <w:t>Алилу́я, алилу́я, алилу́я</w:t>
-      </w:r>
-      <w:r>
-        <w:rPr>
-          <w:rFonts w:ascii="Times New Roman" w:hAnsi="Times New Roman"/>
-          <w:i/>
-          <w:sz w:val="24"/>
-        </w:rPr>
-        <w:t>.</w:t>
-      </w:r>
-      <w:r>
-        <w:rPr/>
-      </w:r>
-    </w:p>
-    <w:p>
-      <w:r>
-        <w:rPr>
-          <w:rFonts w:ascii="Times New Roman" w:hAnsi="Times New Roman"/>
-          <w:sz w:val="24"/>
-          <w:highlight w:val="darkGray"/>
-        </w:rPr>
-        <w:t>&lt;/prychasnii&gt;</w:t>
-      </w:r>
-      <w:r>
-        <w:rPr/>
-      </w:r>
-    </w:p>
-    <w:p>
-      <w:r>
-        <w:rPr>
-          <w:rFonts w:ascii="Times New Roman" w:hAnsi="Times New Roman"/>
-          <w:color w:val="000000"/>
-          <w:sz w:val="24"/>
-          <w:highlight w:val="darkGray"/>
-        </w:rPr>
-        <w:t>&lt;vidpust&gt;</w:t>
-      </w:r>
-      <w:r>
-        <w:rPr/>
-      </w:r>
-    </w:p>
-    <w:p>
-      <w:r>
-        <w:rPr>
-          <w:rFonts w:ascii="Times New Roman" w:hAnsi="Times New Roman"/>
-          <w:i/>
-          <w:color w:val="FF4400"/>
-          <w:sz w:val="24"/>
-        </w:rPr>
-        <w:t>Священик:</w:t>
-      </w:r>
-      <w:r>
-        <w:rPr>
-          <w:rFonts w:ascii="Times New Roman" w:hAnsi="Times New Roman"/>
-          <w:sz w:val="24"/>
-        </w:rPr>
-        <w:t xml:space="preserve"> Христос, істинний Бог наш, що зволив спочити в обіймах праведного Симеона спасіння нашого ради, молитвами пречистої своєї Матері, заступництвом чесних небесних сил безтілесних, чесного, славного пророка, предтечі і христителя Йоана, святих, славних і всехвальних апостолів, святого отця нашого Миколая, архиєпископа мирлікійського, чудотворця, святих славних і переможних мучеників, преподобних і богоносних отців наших, святого отця нашого Йоана Золотоустого, архиєпископа Константинограда, святих і праведних богоотців Йоакима й Анни, святого, </w:t>
-      </w:r>
-      <w:r>
-        <w:rPr>
-          <w:rFonts w:ascii="Times New Roman" w:hAnsi="Times New Roman"/>
-          <w:i/>
-          <w:color w:val="FF4400"/>
+      </w:r>
+    </w:p>
+    <w:p>
+      <w:r>
+        <w:rPr>
+          <w:rFonts w:ascii="Times New Roman" w:hAnsi="Times New Roman"/>
+          <w:i/>
+          <w:color w:val="FF0000"/>
+          <w:sz w:val="24"/>
+        </w:rPr>
+        <w:t>Священник:</w:t>
+      </w:r>
+      <w:r>
+        <w:rPr>
+          <w:rFonts w:ascii="Times New Roman" w:hAnsi="Times New Roman"/>
+          <w:sz w:val="24"/>
+        </w:rPr>
+        <w:t xml:space="preserve"> Христос, істинний Бог наш, що зволив спочити в обіймах праведного Симеона спасіння нашого ради - молитвами пречистої Своєї Матері, святих, славних і всехвальних апостолів, святого отця нашого Івана Золотоустого, архиєпископа Константинополя, і святого, </w:t>
+      </w:r>
+      <w:r>
+        <w:rPr>
+          <w:rFonts w:ascii="Times New Roman" w:hAnsi="Times New Roman"/>
+          <w:i/>
+          <w:color w:val="FF0000"/>
           <w:sz w:val="24"/>
         </w:rPr>
         <w:t>якого є храм</w:t>
@@ -7967,10 +7873,7 @@
           <w:rFonts w:ascii="Times New Roman" w:hAnsi="Times New Roman"/>
           <w:sz w:val="24"/>
         </w:rPr>
-        <w:t>, cв. мч. Агафії і всіх святих, помилує і спасе нас, як благий і чоловіколюбець.</w:t>
-      </w:r>
-      <w:r>
-        <w:rPr/>
+        <w:t>, і святої мучениці Агафії, і всіх святих - помилує і спасе нас як благий і людинолюбний.</w:t>
       </w:r>
     </w:p>
     <w:p>
@@ -9263,18 +9166,30 @@
     </w:p>
     <w:p>
       <w:r>
+        <w:t>#ap062</w:t>
+      </w:r>
+    </w:p>
+    <w:p>
+      <w:r>
+        <w:rPr>
+          <w:rFonts w:ascii="Times New Roman" w:hAnsi="Times New Roman"/>
+          <w:sz w:val="24"/>
+          <w:highlight w:val="darkGray"/>
+        </w:rPr>
+        <w:t>&lt;/apostol&gt;</w:t>
+      </w:r>
+      <w:r>
         <w:rPr/>
-        <w:t>#ap316</w:t>
-      </w:r>
-    </w:p>
-    <w:p>
-      <w:r>
-        <w:rPr>
-          <w:rFonts w:ascii="Times New Roman" w:hAnsi="Times New Roman"/>
-          <w:sz w:val="24"/>
-          <w:highlight w:val="darkGray"/>
-        </w:rPr>
-        <w:t>&lt;/apostol&gt;</w:t>
+      </w:r>
+    </w:p>
+    <w:p>
+      <w:r>
+        <w:rPr>
+          <w:rFonts w:ascii="Times New Roman" w:hAnsi="Times New Roman"/>
+          <w:sz w:val="24"/>
+          <w:highlight w:val="darkGray"/>
+        </w:rPr>
+        <w:t>&lt;aleluia&gt;</w:t>
       </w:r>
       <w:r>
         <w:rPr/>
@@ -9284,10 +9199,148 @@
       <w:r>
         <w:rPr>
           <w:rFonts w:ascii="Times New Roman" w:hAnsi="Times New Roman"/>
-          <w:sz w:val="24"/>
-          <w:highlight w:val="darkGray"/>
-        </w:rPr>
-        <w:t>&lt;aleluia&gt;</w:t>
+          <w:i/>
+          <w:color w:val="FF4400"/>
+          <w:sz w:val="24"/>
+        </w:rPr>
+        <w:t xml:space="preserve">Алилуя (г. 8): </w:t>
+      </w:r>
+      <w:r>
+        <w:rPr>
+          <w:rFonts w:ascii="Times New Roman" w:hAnsi="Times New Roman"/>
+          <w:color w:val="333333"/>
+          <w:sz w:val="24"/>
+        </w:rPr>
+        <w:t>Ни</w:t>
+      </w:r>
+      <w:r>
+        <w:rPr>
+          <w:rFonts w:ascii="Times New Roman" w:hAnsi="Times New Roman"/>
+          <w:sz w:val="24"/>
+        </w:rPr>
+        <w:t>́</w:t>
+      </w:r>
+      <w:r>
+        <w:rPr>
+          <w:rFonts w:ascii="Times New Roman" w:hAnsi="Times New Roman"/>
+          <w:color w:val="333333"/>
+          <w:sz w:val="24"/>
+        </w:rPr>
+        <w:t>ні відпуска</w:t>
+      </w:r>
+      <w:r>
+        <w:rPr>
+          <w:rFonts w:ascii="Times New Roman" w:hAnsi="Times New Roman"/>
+          <w:sz w:val="24"/>
+        </w:rPr>
+        <w:t>́</w:t>
+      </w:r>
+      <w:r>
+        <w:rPr>
+          <w:rFonts w:ascii="Times New Roman" w:hAnsi="Times New Roman"/>
+          <w:color w:val="333333"/>
+          <w:sz w:val="24"/>
+        </w:rPr>
+        <w:t>єш слугу</w:t>
+      </w:r>
+      <w:r>
+        <w:rPr>
+          <w:rFonts w:ascii="Times New Roman" w:hAnsi="Times New Roman"/>
+          <w:sz w:val="24"/>
+        </w:rPr>
+        <w:t>́</w:t>
+      </w:r>
+      <w:r>
+        <w:rPr>
+          <w:rFonts w:ascii="Times New Roman" w:hAnsi="Times New Roman"/>
+          <w:color w:val="333333"/>
+          <w:sz w:val="24"/>
+        </w:rPr>
+        <w:t xml:space="preserve"> Твого</w:t>
+      </w:r>
+      <w:r>
+        <w:rPr>
+          <w:rFonts w:ascii="Times New Roman" w:hAnsi="Times New Roman"/>
+          <w:sz w:val="24"/>
+        </w:rPr>
+        <w:t>́</w:t>
+      </w:r>
+      <w:r>
+        <w:rPr>
+          <w:rFonts w:ascii="Times New Roman" w:hAnsi="Times New Roman"/>
+          <w:color w:val="333333"/>
+          <w:sz w:val="24"/>
+        </w:rPr>
+        <w:t>, Влади</w:t>
+      </w:r>
+      <w:r>
+        <w:rPr>
+          <w:rFonts w:ascii="Times New Roman" w:hAnsi="Times New Roman"/>
+          <w:sz w:val="24"/>
+        </w:rPr>
+        <w:t>́</w:t>
+      </w:r>
+      <w:r>
+        <w:rPr>
+          <w:rFonts w:ascii="Times New Roman" w:hAnsi="Times New Roman"/>
+          <w:color w:val="333333"/>
+          <w:sz w:val="24"/>
+        </w:rPr>
+        <w:t>ко, за Твої</w:t>
+      </w:r>
+      <w:r>
+        <w:rPr>
+          <w:rFonts w:ascii="Times New Roman" w:hAnsi="Times New Roman"/>
+          <w:sz w:val="24"/>
+        </w:rPr>
+        <w:t>́</w:t>
+      </w:r>
+      <w:r>
+        <w:rPr>
+          <w:rFonts w:ascii="Times New Roman" w:hAnsi="Times New Roman"/>
+          <w:color w:val="333333"/>
+          <w:sz w:val="24"/>
+        </w:rPr>
+        <w:t>м сло</w:t>
+      </w:r>
+      <w:r>
+        <w:rPr>
+          <w:rFonts w:ascii="Times New Roman" w:hAnsi="Times New Roman"/>
+          <w:sz w:val="24"/>
+        </w:rPr>
+        <w:t>́</w:t>
+      </w:r>
+      <w:r>
+        <w:rPr>
+          <w:rFonts w:ascii="Times New Roman" w:hAnsi="Times New Roman"/>
+          <w:color w:val="333333"/>
+          <w:sz w:val="24"/>
+        </w:rPr>
+        <w:t>вом, у ми</w:t>
+      </w:r>
+      <w:r>
+        <w:rPr>
+          <w:rFonts w:ascii="Times New Roman" w:hAnsi="Times New Roman"/>
+          <w:sz w:val="24"/>
+        </w:rPr>
+        <w:t>́</w:t>
+      </w:r>
+      <w:r>
+        <w:rPr>
+          <w:rFonts w:ascii="Times New Roman" w:hAnsi="Times New Roman"/>
+          <w:color w:val="333333"/>
+          <w:sz w:val="24"/>
+        </w:rPr>
+        <w:t xml:space="preserve">рі </w:t>
+      </w:r>
+      <w:r>
+        <w:rPr>
+          <w:rFonts w:ascii="Times New Roman" w:hAnsi="Times New Roman"/>
+          <w:i/>
+          <w:color w:val="FF4400"/>
+          <w:sz w:val="24"/>
+        </w:rPr>
+        <w:t>(Лк. 2,29).</w:t>
       </w:r>
       <w:r>
         <w:rPr/>
@@ -9301,7 +9354,7 @@
           <w:color w:val="FF4400"/>
           <w:sz w:val="24"/>
         </w:rPr>
-        <w:t xml:space="preserve">Алилуя (г. 8): </w:t>
+        <w:t xml:space="preserve">Стих: </w:t>
       </w:r>
       <w:r>
         <w:rPr>
@@ -9309,7 +9362,7 @@
           <w:color w:val="333333"/>
           <w:sz w:val="24"/>
         </w:rPr>
-        <w:t>Ни</w:t>
+        <w:t>Сві</w:t>
       </w:r>
       <w:r>
         <w:rPr>
@@ -9324,7 +9377,7 @@
           <w:color w:val="333333"/>
           <w:sz w:val="24"/>
         </w:rPr>
-        <w:t>ні відпуска</w:t>
+        <w:t>тло на просві</w:t>
       </w:r>
       <w:r>
         <w:rPr>
@@ -9339,7 +9392,7 @@
           <w:color w:val="333333"/>
           <w:sz w:val="24"/>
         </w:rPr>
-        <w:t>єш слугу</w:t>
+        <w:t>ту пога</w:t>
       </w:r>
       <w:r>
         <w:rPr>
@@ -9354,7 +9407,7 @@
           <w:color w:val="333333"/>
           <w:sz w:val="24"/>
         </w:rPr>
-        <w:t xml:space="preserve"> Твого</w:t>
+        <w:t>нам і сла</w:t>
       </w:r>
       <w:r>
         <w:rPr>
@@ -9369,7 +9422,7 @@
           <w:color w:val="333333"/>
           <w:sz w:val="24"/>
         </w:rPr>
-        <w:t>, Влади</w:t>
+        <w:t>ву лю</w:t>
       </w:r>
       <w:r>
         <w:rPr>
@@ -9384,7 +9437,7 @@
           <w:color w:val="333333"/>
           <w:sz w:val="24"/>
         </w:rPr>
-        <w:t>ко, за Твої</w:t>
+        <w:t>ду Твого</w:t>
       </w:r>
       <w:r>
         <w:rPr>
@@ -9399,7 +9452,7 @@
           <w:color w:val="333333"/>
           <w:sz w:val="24"/>
         </w:rPr>
-        <w:t>м сло</w:t>
+        <w:t>, Ізра</w:t>
       </w:r>
       <w:r>
         <w:rPr>
@@ -9414,14 +9467,87 @@
           <w:color w:val="333333"/>
           <w:sz w:val="24"/>
         </w:rPr>
-        <w:t>вом, у ми</w:t>
-      </w:r>
-      <w:r>
-        <w:rPr>
-          <w:rFonts w:ascii="Times New Roman" w:hAnsi="Times New Roman"/>
-          <w:sz w:val="24"/>
-        </w:rPr>
-        <w:t>́</w:t>
+        <w:t xml:space="preserve">їля </w:t>
+      </w:r>
+      <w:r>
+        <w:rPr>
+          <w:rFonts w:ascii="Times New Roman" w:hAnsi="Times New Roman"/>
+          <w:i/>
+          <w:color w:val="FF4400"/>
+          <w:sz w:val="24"/>
+        </w:rPr>
+        <w:t>(Лк. 2,32).</w:t>
+      </w:r>
+      <w:r>
+        <w:rPr/>
+      </w:r>
+    </w:p>
+    <w:p>
+      <w:r>
+        <w:rPr>
+          <w:rFonts w:ascii="Times New Roman" w:hAnsi="Times New Roman"/>
+          <w:sz w:val="24"/>
+          <w:highlight w:val="darkGray"/>
+        </w:rPr>
+        <w:t>&lt;/aleluia&gt;</w:t>
+      </w:r>
+      <w:r>
+        <w:rPr/>
+      </w:r>
+    </w:p>
+    <w:p>
+      <w:r>
+        <w:rPr>
+          <w:rFonts w:ascii="Times New Roman" w:hAnsi="Times New Roman"/>
+          <w:sz w:val="24"/>
+          <w:highlight w:val="darkGray"/>
+        </w:rPr>
+        <w:t>&lt;evanhelie&gt;</w:t>
+      </w:r>
+      <w:r>
+        <w:rPr/>
+      </w:r>
+    </w:p>
+    <w:p>
+      <w:r>
+        <w:t>#mr057</w:t>
+      </w:r>
+    </w:p>
+    <w:p>
+      <w:r>
+        <w:rPr>
+          <w:rFonts w:ascii="Times New Roman" w:hAnsi="Times New Roman"/>
+          <w:sz w:val="24"/>
+          <w:highlight w:val="darkGray"/>
+        </w:rPr>
+        <w:t>&lt;/evanhelie&gt;</w:t>
+      </w:r>
+      <w:r>
+        <w:rPr/>
+      </w:r>
+    </w:p>
+    <w:p>
+      <w:r>
+        <w:rPr>
+          <w:rFonts w:ascii="Times New Roman" w:hAnsi="Times New Roman"/>
+          <w:sz w:val="24"/>
+          <w:highlight w:val="darkGray"/>
+        </w:rPr>
+        <w:t>&lt;dostoino&gt;</w:t>
+      </w:r>
+      <w:r>
+        <w:rPr/>
+      </w:r>
+    </w:p>
+    <w:p>
+      <w:r>
+        <w:rPr>
+          <w:rFonts w:ascii="Times New Roman" w:hAnsi="Times New Roman"/>
+          <w:i/>
+          <w:color w:val="FF4400"/>
+          <w:sz w:val="24"/>
+        </w:rPr>
+        <w:t xml:space="preserve">Замість </w:t>
       </w:r>
       <w:r>
         <w:rPr>
@@ -9429,16 +9555,16 @@
           <w:color w:val="333333"/>
           <w:sz w:val="24"/>
         </w:rPr>
-        <w:t xml:space="preserve">рі </w:t>
-      </w:r>
-      <w:r>
-        <w:rPr>
-          <w:rFonts w:ascii="Times New Roman" w:hAnsi="Times New Roman"/>
-          <w:i/>
-          <w:color w:val="FF4400"/>
-          <w:sz w:val="24"/>
-        </w:rPr>
-        <w:t>(Лк. 2,29).</w:t>
+        <w:t xml:space="preserve">Досто́йно, </w:t>
+      </w:r>
+      <w:r>
+        <w:rPr>
+          <w:rFonts w:ascii="Times New Roman" w:hAnsi="Times New Roman"/>
+          <w:i/>
+          <w:color w:val="FF4400"/>
+          <w:sz w:val="24"/>
+        </w:rPr>
+        <w:t>приспів:</w:t>
       </w:r>
       <w:r>
         <w:rPr/>
@@ -9448,26 +9574,21 @@
       <w:r>
         <w:rPr>
           <w:rFonts w:ascii="Times New Roman" w:hAnsi="Times New Roman"/>
-          <w:i/>
-          <w:color w:val="FF4400"/>
-          <w:sz w:val="24"/>
-        </w:rPr>
-        <w:t xml:space="preserve">Стих: </w:t>
-      </w:r>
-      <w:r>
-        <w:rPr>
-          <w:rFonts w:ascii="Times New Roman" w:hAnsi="Times New Roman"/>
           <w:color w:val="333333"/>
           <w:sz w:val="24"/>
         </w:rPr>
-        <w:t>Сві</w:t>
-      </w:r>
-      <w:r>
-        <w:rPr>
-          <w:rFonts w:ascii="Times New Roman" w:hAnsi="Times New Roman"/>
-          <w:sz w:val="24"/>
-        </w:rPr>
-        <w:t>́</w:t>
+        <w:t>Богоро́дице Ді́во, упова́ння христия́н, покри́й, захорони́ і спаси́ тих, що на те́бе упова́ють.</w:t>
+      </w:r>
+    </w:p>
+    <w:p>
+      <w:r>
+        <w:rPr>
+          <w:rFonts w:ascii="Times New Roman" w:hAnsi="Times New Roman"/>
+          <w:i/>
+          <w:color w:val="FF4400"/>
+          <w:sz w:val="24"/>
+        </w:rPr>
+        <w:t xml:space="preserve">І ірмос (г. 3): </w:t>
       </w:r>
       <w:r>
         <w:rPr>
@@ -9475,106 +9596,27 @@
           <w:color w:val="333333"/>
           <w:sz w:val="24"/>
         </w:rPr>
-        <w:t>тло на просві</w:t>
-      </w:r>
-      <w:r>
-        <w:rPr>
-          <w:rFonts w:ascii="Times New Roman" w:hAnsi="Times New Roman"/>
-          <w:sz w:val="24"/>
-        </w:rPr>
-        <w:t>́</w:t>
-      </w:r>
-      <w:r>
-        <w:rPr>
-          <w:rFonts w:ascii="Times New Roman" w:hAnsi="Times New Roman"/>
-          <w:color w:val="333333"/>
-          <w:sz w:val="24"/>
-        </w:rPr>
-        <w:t>ту пога</w:t>
-      </w:r>
-      <w:r>
-        <w:rPr>
-          <w:rFonts w:ascii="Times New Roman" w:hAnsi="Times New Roman"/>
-          <w:sz w:val="24"/>
-        </w:rPr>
-        <w:t>́</w:t>
-      </w:r>
-      <w:r>
-        <w:rPr>
-          <w:rFonts w:ascii="Times New Roman" w:hAnsi="Times New Roman"/>
-          <w:color w:val="333333"/>
-          <w:sz w:val="24"/>
-        </w:rPr>
-        <w:t>нам і сла</w:t>
-      </w:r>
-      <w:r>
-        <w:rPr>
-          <w:rFonts w:ascii="Times New Roman" w:hAnsi="Times New Roman"/>
-          <w:sz w:val="24"/>
-        </w:rPr>
-        <w:t>́</w:t>
-      </w:r>
-      <w:r>
-        <w:rPr>
-          <w:rFonts w:ascii="Times New Roman" w:hAnsi="Times New Roman"/>
-          <w:color w:val="333333"/>
-          <w:sz w:val="24"/>
-        </w:rPr>
-        <w:t>ву лю</w:t>
-      </w:r>
-      <w:r>
-        <w:rPr>
-          <w:rFonts w:ascii="Times New Roman" w:hAnsi="Times New Roman"/>
-          <w:sz w:val="24"/>
-        </w:rPr>
-        <w:t>́</w:t>
-      </w:r>
-      <w:r>
-        <w:rPr>
-          <w:rFonts w:ascii="Times New Roman" w:hAnsi="Times New Roman"/>
-          <w:color w:val="333333"/>
-          <w:sz w:val="24"/>
-        </w:rPr>
-        <w:t>ду Твого</w:t>
-      </w:r>
-      <w:r>
-        <w:rPr>
-          <w:rFonts w:ascii="Times New Roman" w:hAnsi="Times New Roman"/>
-          <w:sz w:val="24"/>
-        </w:rPr>
-        <w:t>́</w:t>
-      </w:r>
-      <w:r>
-        <w:rPr>
-          <w:rFonts w:ascii="Times New Roman" w:hAnsi="Times New Roman"/>
-          <w:color w:val="333333"/>
-          <w:sz w:val="24"/>
-        </w:rPr>
-        <w:t>, Ізра</w:t>
-      </w:r>
-      <w:r>
-        <w:rPr>
-          <w:rFonts w:ascii="Times New Roman" w:hAnsi="Times New Roman"/>
-          <w:sz w:val="24"/>
-        </w:rPr>
-        <w:t>́</w:t>
-      </w:r>
-      <w:r>
-        <w:rPr>
-          <w:rFonts w:ascii="Times New Roman" w:hAnsi="Times New Roman"/>
-          <w:color w:val="333333"/>
-          <w:sz w:val="24"/>
-        </w:rPr>
-        <w:t xml:space="preserve">їля </w:t>
-      </w:r>
-      <w:r>
-        <w:rPr>
-          <w:rFonts w:ascii="Times New Roman" w:hAnsi="Times New Roman"/>
-          <w:i/>
-          <w:color w:val="FF4400"/>
-          <w:sz w:val="24"/>
-        </w:rPr>
-        <w:t>(Лк. 2,32).</w:t>
+        <w:t>В зако́ні ті́ні і писа́ння о́браз ба́чимо, ві́рні: ко́жний младе́нець му́жеського по́лу, що отвира́є утро́бу – святи́й Бо́гу. Тому́ перворо́джене Сло́во безнача́льного Отця́ – Си́на, що перворо́диться з ма́тері, яка му́жа не зна́є, – велича́ємо.</w:t>
+      </w:r>
+    </w:p>
+    <w:p>
+      <w:r>
+        <w:rPr>
+          <w:rFonts w:ascii="Times New Roman" w:hAnsi="Times New Roman"/>
+          <w:sz w:val="24"/>
+          <w:highlight w:val="darkGray"/>
+        </w:rPr>
+        <w:t>&lt;/dostoino&gt;</w:t>
+      </w:r>
+    </w:p>
+    <w:p>
+      <w:r>
+        <w:rPr>
+          <w:rFonts w:ascii="Times New Roman" w:hAnsi="Times New Roman"/>
+          <w:sz w:val="24"/>
+          <w:highlight w:val="darkGray"/>
+        </w:rPr>
+        <w:t>&lt;prychasnii&gt;</w:t>
       </w:r>
       <w:r>
         <w:rPr/>
@@ -9584,10 +9626,148 @@
       <w:r>
         <w:rPr>
           <w:rFonts w:ascii="Times New Roman" w:hAnsi="Times New Roman"/>
-          <w:sz w:val="24"/>
-          <w:highlight w:val="darkGray"/>
-        </w:rPr>
-        <w:t>&lt;/aleluia&gt;</w:t>
+          <w:i/>
+          <w:color w:val="FF4400"/>
+          <w:sz w:val="24"/>
+        </w:rPr>
+        <w:t xml:space="preserve">Причасний: </w:t>
+      </w:r>
+      <w:r>
+        <w:rPr>
+          <w:rFonts w:ascii="Times New Roman" w:hAnsi="Times New Roman"/>
+          <w:sz w:val="24"/>
+        </w:rPr>
+        <w:t>Ча́шу</w:t>
+      </w:r>
+      <w:r>
+        <w:rPr>
+          <w:rFonts w:ascii="Times New Roman" w:hAnsi="Times New Roman"/>
+          <w:i/>
+          <w:sz w:val="24"/>
+        </w:rPr>
+        <w:t xml:space="preserve"> </w:t>
+      </w:r>
+      <w:r>
+        <w:rPr>
+          <w:rFonts w:ascii="Times New Roman" w:hAnsi="Times New Roman"/>
+          <w:sz w:val="24"/>
+        </w:rPr>
+        <w:t>спасі́ння</w:t>
+      </w:r>
+      <w:r>
+        <w:rPr>
+          <w:rFonts w:ascii="Times New Roman" w:hAnsi="Times New Roman"/>
+          <w:i/>
+          <w:sz w:val="24"/>
+        </w:rPr>
+        <w:t xml:space="preserve"> </w:t>
+      </w:r>
+      <w:r>
+        <w:rPr>
+          <w:rFonts w:ascii="Times New Roman" w:hAnsi="Times New Roman"/>
+          <w:sz w:val="24"/>
+        </w:rPr>
+        <w:t>прийму́</w:t>
+      </w:r>
+      <w:r>
+        <w:rPr>
+          <w:rFonts w:ascii="Times New Roman" w:hAnsi="Times New Roman"/>
+          <w:i/>
+          <w:sz w:val="24"/>
+        </w:rPr>
+        <w:t xml:space="preserve"> </w:t>
+      </w:r>
+      <w:r>
+        <w:rPr>
+          <w:rFonts w:ascii="Times New Roman" w:hAnsi="Times New Roman"/>
+          <w:sz w:val="24"/>
+        </w:rPr>
+        <w:t>і</w:t>
+      </w:r>
+      <w:r>
+        <w:rPr>
+          <w:rFonts w:ascii="Times New Roman" w:hAnsi="Times New Roman"/>
+          <w:i/>
+          <w:sz w:val="24"/>
+        </w:rPr>
+        <w:t xml:space="preserve"> </w:t>
+      </w:r>
+      <w:r>
+        <w:rPr>
+          <w:rFonts w:ascii="Times New Roman" w:hAnsi="Times New Roman"/>
+          <w:sz w:val="24"/>
+        </w:rPr>
+        <w:t>ім’я́</w:t>
+      </w:r>
+      <w:r>
+        <w:rPr>
+          <w:rFonts w:ascii="Times New Roman" w:hAnsi="Times New Roman"/>
+          <w:i/>
+          <w:sz w:val="24"/>
+        </w:rPr>
+        <w:t xml:space="preserve"> </w:t>
+      </w:r>
+      <w:r>
+        <w:rPr>
+          <w:rFonts w:ascii="Times New Roman" w:hAnsi="Times New Roman"/>
+          <w:sz w:val="24"/>
+        </w:rPr>
+        <w:t>Госпо́днє</w:t>
+      </w:r>
+      <w:r>
+        <w:rPr>
+          <w:rFonts w:ascii="Times New Roman" w:hAnsi="Times New Roman"/>
+          <w:i/>
+          <w:sz w:val="24"/>
+        </w:rPr>
+        <w:t xml:space="preserve"> </w:t>
+      </w:r>
+      <w:r>
+        <w:rPr>
+          <w:rFonts w:ascii="Times New Roman" w:hAnsi="Times New Roman"/>
+          <w:sz w:val="24"/>
+        </w:rPr>
+        <w:t>призову́</w:t>
+      </w:r>
+      <w:r>
+        <w:rPr>
+          <w:rFonts w:ascii="Times New Roman" w:hAnsi="Times New Roman"/>
+          <w:i/>
+          <w:sz w:val="24"/>
+        </w:rPr>
+        <w:t xml:space="preserve"> </w:t>
+      </w:r>
+      <w:r>
+        <w:rPr>
+          <w:rFonts w:ascii="Times New Roman" w:hAnsi="Times New Roman"/>
+          <w:i/>
+          <w:color w:val="FF4400"/>
+          <w:sz w:val="24"/>
+        </w:rPr>
+        <w:t>(Пс. 115,4).</w:t>
+      </w:r>
+      <w:r>
+        <w:rPr>
+          <w:rFonts w:ascii="Times New Roman" w:hAnsi="Times New Roman"/>
+          <w:i/>
+          <w:sz w:val="24"/>
+        </w:rPr>
+        <w:t xml:space="preserve"> </w:t>
+      </w:r>
+      <w:r>
+        <w:rPr>
+          <w:rFonts w:ascii="Times New Roman" w:hAnsi="Times New Roman"/>
+          <w:sz w:val="24"/>
+        </w:rPr>
+        <w:t>Алилу́я, алилу́я, алилу́я</w:t>
+      </w:r>
+      <w:r>
+        <w:rPr>
+          <w:rFonts w:ascii="Times New Roman" w:hAnsi="Times New Roman"/>
+          <w:i/>
+          <w:sz w:val="24"/>
+        </w:rPr>
+        <w:t>.</w:t>
       </w:r>
       <w:r>
         <w:rPr/>
@@ -9600,7 +9780,7 @@
           <w:sz w:val="24"/>
           <w:highlight w:val="darkGray"/>
         </w:rPr>
-        <w:t>&lt;evanhelie&gt;</w:t>
+        <w:t>&lt;/prychasnii&gt;</w:t>
       </w:r>
       <w:r>
         <w:rPr/>
@@ -9608,318 +9788,39 @@
     </w:p>
     <w:p>
       <w:r>
+        <w:rPr>
+          <w:rFonts w:ascii="Times New Roman" w:hAnsi="Times New Roman"/>
+          <w:sz w:val="24"/>
+          <w:highlight w:val="darkGray"/>
+        </w:rPr>
+        <w:t>&lt;vidpust&gt;</w:t>
+      </w:r>
+      <w:r>
         <w:rPr/>
-        <w:t>#lk007</w:t>
-      </w:r>
-    </w:p>
-    <w:p>
-      <w:r>
-        <w:rPr>
-          <w:rFonts w:ascii="Times New Roman" w:hAnsi="Times New Roman"/>
-          <w:sz w:val="24"/>
-          <w:highlight w:val="darkGray"/>
-        </w:rPr>
-        <w:t>&lt;/evanhelie&gt;</w:t>
-      </w:r>
-      <w:r>
-        <w:rPr/>
-      </w:r>
-    </w:p>
-    <w:p>
-      <w:r>
-        <w:rPr>
-          <w:rFonts w:ascii="Times New Roman" w:hAnsi="Times New Roman"/>
-          <w:sz w:val="24"/>
-          <w:highlight w:val="darkGray"/>
-        </w:rPr>
-        <w:t>&lt;dostoino&gt;</w:t>
-      </w:r>
-      <w:r>
-        <w:rPr/>
-      </w:r>
-    </w:p>
-    <w:p>
-      <w:r>
-        <w:rPr>
-          <w:rFonts w:ascii="Times New Roman" w:hAnsi="Times New Roman"/>
-          <w:i/>
-          <w:color w:val="FF4400"/>
-          <w:sz w:val="24"/>
-        </w:rPr>
-        <w:t xml:space="preserve">Замість </w:t>
-      </w:r>
-      <w:r>
-        <w:rPr>
-          <w:rFonts w:ascii="Times New Roman" w:hAnsi="Times New Roman"/>
-          <w:color w:val="333333"/>
-          <w:sz w:val="24"/>
-        </w:rPr>
-        <w:t xml:space="preserve">Досто́йно, </w:t>
-      </w:r>
-      <w:r>
-        <w:rPr>
-          <w:rFonts w:ascii="Times New Roman" w:hAnsi="Times New Roman"/>
-          <w:i/>
-          <w:color w:val="FF4400"/>
-          <w:sz w:val="24"/>
-        </w:rPr>
-        <w:t>приспів:</w:t>
-      </w:r>
-      <w:r>
-        <w:rPr/>
-      </w:r>
-    </w:p>
-    <w:p>
-      <w:r>
-        <w:rPr>
-          <w:rFonts w:ascii="Times New Roman" w:hAnsi="Times New Roman"/>
-          <w:color w:val="333333"/>
-          <w:sz w:val="24"/>
-        </w:rPr>
-        <w:t>Богоро́дице Ді́во, упова́ння христия́н, покри́й, захорони́ і спаси́ тих, що на те́бе упова́ють.</w:t>
-      </w:r>
-    </w:p>
-    <w:p>
-      <w:r>
-        <w:rPr>
-          <w:rFonts w:ascii="Times New Roman" w:hAnsi="Times New Roman"/>
-          <w:i/>
-          <w:color w:val="FF4400"/>
-          <w:sz w:val="24"/>
-        </w:rPr>
-        <w:t xml:space="preserve">І ірмос (г. 3): </w:t>
-      </w:r>
-      <w:r>
-        <w:rPr>
-          <w:rFonts w:ascii="Times New Roman" w:hAnsi="Times New Roman"/>
-          <w:color w:val="333333"/>
-          <w:sz w:val="24"/>
-        </w:rPr>
-        <w:t>В зако́ні ті́ні і писа́ння о́браз ба́чимо, ві́рні: ко́жний младе́нець му́жеського по́лу, що отвира́є утро́бу – святи́й Бо́гу. Тому́ перворо́джене Сло́во безнача́льного Отця́ – Си́на, що перворо́диться з ма́тері, яка му́жа не зна́є, – велича́ємо.</w:t>
-      </w:r>
-    </w:p>
-    <w:p>
-      <w:r>
-        <w:rPr>
-          <w:rFonts w:ascii="Times New Roman" w:hAnsi="Times New Roman"/>
-          <w:sz w:val="24"/>
-          <w:highlight w:val="darkGray"/>
-        </w:rPr>
-        <w:t>&lt;/dostoino&gt;</w:t>
-      </w:r>
-    </w:p>
-    <w:p>
-      <w:r>
-        <w:rPr>
-          <w:rFonts w:ascii="Times New Roman" w:hAnsi="Times New Roman"/>
-          <w:sz w:val="24"/>
-          <w:highlight w:val="darkGray"/>
-        </w:rPr>
-        <w:t>&lt;prychasnii&gt;</w:t>
-      </w:r>
-      <w:r>
-        <w:rPr/>
-      </w:r>
-    </w:p>
-    <w:p>
-      <w:r>
-        <w:rPr>
-          <w:rFonts w:ascii="Times New Roman" w:hAnsi="Times New Roman"/>
-          <w:i/>
-          <w:color w:val="FF4400"/>
-          <w:sz w:val="24"/>
-        </w:rPr>
-        <w:t xml:space="preserve">Причасний: </w:t>
-      </w:r>
-      <w:r>
-        <w:rPr>
-          <w:rFonts w:ascii="Times New Roman" w:hAnsi="Times New Roman"/>
-          <w:sz w:val="24"/>
-        </w:rPr>
-        <w:t>Ча́шу</w:t>
-      </w:r>
-      <w:r>
-        <w:rPr>
-          <w:rFonts w:ascii="Times New Roman" w:hAnsi="Times New Roman"/>
-          <w:i/>
-          <w:sz w:val="24"/>
-        </w:rPr>
-        <w:t xml:space="preserve"> </w:t>
-      </w:r>
-      <w:r>
-        <w:rPr>
-          <w:rFonts w:ascii="Times New Roman" w:hAnsi="Times New Roman"/>
-          <w:sz w:val="24"/>
-        </w:rPr>
-        <w:t>спасі́ння</w:t>
-      </w:r>
-      <w:r>
-        <w:rPr>
-          <w:rFonts w:ascii="Times New Roman" w:hAnsi="Times New Roman"/>
-          <w:i/>
-          <w:sz w:val="24"/>
-        </w:rPr>
-        <w:t xml:space="preserve"> </w:t>
-      </w:r>
-      <w:r>
-        <w:rPr>
-          <w:rFonts w:ascii="Times New Roman" w:hAnsi="Times New Roman"/>
-          <w:sz w:val="24"/>
-        </w:rPr>
-        <w:t>прийму́</w:t>
-      </w:r>
-      <w:r>
-        <w:rPr>
-          <w:rFonts w:ascii="Times New Roman" w:hAnsi="Times New Roman"/>
-          <w:i/>
-          <w:sz w:val="24"/>
-        </w:rPr>
-        <w:t xml:space="preserve"> </w:t>
-      </w:r>
-      <w:r>
-        <w:rPr>
-          <w:rFonts w:ascii="Times New Roman" w:hAnsi="Times New Roman"/>
-          <w:sz w:val="24"/>
-        </w:rPr>
-        <w:t>і</w:t>
-      </w:r>
-      <w:r>
-        <w:rPr>
-          <w:rFonts w:ascii="Times New Roman" w:hAnsi="Times New Roman"/>
-          <w:i/>
-          <w:sz w:val="24"/>
-        </w:rPr>
-        <w:t xml:space="preserve"> </w:t>
-      </w:r>
-      <w:r>
-        <w:rPr>
-          <w:rFonts w:ascii="Times New Roman" w:hAnsi="Times New Roman"/>
-          <w:sz w:val="24"/>
-        </w:rPr>
-        <w:t>ім’я́</w:t>
-      </w:r>
-      <w:r>
-        <w:rPr>
-          <w:rFonts w:ascii="Times New Roman" w:hAnsi="Times New Roman"/>
-          <w:i/>
-          <w:sz w:val="24"/>
-        </w:rPr>
-        <w:t xml:space="preserve"> </w:t>
-      </w:r>
-      <w:r>
-        <w:rPr>
-          <w:rFonts w:ascii="Times New Roman" w:hAnsi="Times New Roman"/>
-          <w:sz w:val="24"/>
-        </w:rPr>
-        <w:t>Госпо́днє</w:t>
-      </w:r>
-      <w:r>
-        <w:rPr>
-          <w:rFonts w:ascii="Times New Roman" w:hAnsi="Times New Roman"/>
-          <w:i/>
-          <w:sz w:val="24"/>
-        </w:rPr>
-        <w:t xml:space="preserve"> </w:t>
-      </w:r>
-      <w:r>
-        <w:rPr>
-          <w:rFonts w:ascii="Times New Roman" w:hAnsi="Times New Roman"/>
-          <w:sz w:val="24"/>
-        </w:rPr>
-        <w:t>призову́</w:t>
-      </w:r>
-      <w:r>
-        <w:rPr>
-          <w:rFonts w:ascii="Times New Roman" w:hAnsi="Times New Roman"/>
-          <w:i/>
-          <w:sz w:val="24"/>
-        </w:rPr>
-        <w:t xml:space="preserve"> </w:t>
-      </w:r>
-      <w:r>
-        <w:rPr>
-          <w:rFonts w:ascii="Times New Roman" w:hAnsi="Times New Roman"/>
-          <w:i/>
-          <w:color w:val="FF4400"/>
-          <w:sz w:val="24"/>
-        </w:rPr>
-        <w:t>(Пс. 115,4).</w:t>
-      </w:r>
-      <w:r>
-        <w:rPr>
-          <w:rFonts w:ascii="Times New Roman" w:hAnsi="Times New Roman"/>
-          <w:i/>
-          <w:sz w:val="24"/>
-        </w:rPr>
-        <w:t xml:space="preserve"> </w:t>
-      </w:r>
-      <w:r>
-        <w:rPr>
-          <w:rFonts w:ascii="Times New Roman" w:hAnsi="Times New Roman"/>
-          <w:sz w:val="24"/>
-        </w:rPr>
-        <w:t>Алилу́я, алилу́я, алилу́я</w:t>
-      </w:r>
-      <w:r>
-        <w:rPr>
-          <w:rFonts w:ascii="Times New Roman" w:hAnsi="Times New Roman"/>
-          <w:i/>
-          <w:sz w:val="24"/>
-        </w:rPr>
-        <w:t>.</w:t>
-      </w:r>
-      <w:r>
-        <w:rPr/>
-      </w:r>
-    </w:p>
-    <w:p>
-      <w:r>
-        <w:rPr>
-          <w:rFonts w:ascii="Times New Roman" w:hAnsi="Times New Roman"/>
-          <w:sz w:val="24"/>
-          <w:highlight w:val="darkGray"/>
-        </w:rPr>
-        <w:t>&lt;/prychasnii&gt;</w:t>
-      </w:r>
-      <w:r>
-        <w:rPr/>
-      </w:r>
-    </w:p>
-    <w:p>
-      <w:r>
-        <w:rPr>
-          <w:rFonts w:ascii="Times New Roman" w:hAnsi="Times New Roman"/>
-          <w:sz w:val="24"/>
-          <w:highlight w:val="darkGray"/>
-        </w:rPr>
-        <w:t>&lt;vidpust&gt;</w:t>
-      </w:r>
-      <w:r>
-        <w:rPr/>
-      </w:r>
-    </w:p>
-    <w:p>
-      <w:r>
-        <w:rPr>
-          <w:rFonts w:ascii="Times New Roman" w:hAnsi="Times New Roman"/>
-          <w:i/>
-          <w:color w:val="FF4400"/>
-          <w:sz w:val="24"/>
-        </w:rPr>
-        <w:t>Священик:</w:t>
-      </w:r>
-      <w:r>
-        <w:rPr>
-          <w:rFonts w:ascii="Times New Roman" w:hAnsi="Times New Roman"/>
-          <w:sz w:val="24"/>
-        </w:rPr>
-        <w:t xml:space="preserve"> Христос, істинний Бог наш, молитвами пречистої своєї Матері, заступництвом чесних небесних сил безтілесних, святих, славних і всехвальних апостолів, святого отця нашого Йоана Золотоустого, архиєпископа Константинограда, святого, </w:t>
-      </w:r>
-      <w:r>
-        <w:rPr>
-          <w:rFonts w:ascii="Times New Roman" w:hAnsi="Times New Roman"/>
-          <w:i/>
-          <w:color w:val="FF4400"/>
+      </w:r>
+    </w:p>
+    <w:p>
+      <w:r>
+        <w:rPr>
+          <w:rFonts w:ascii="Times New Roman" w:hAnsi="Times New Roman"/>
+          <w:i/>
+          <w:color w:val="FF0000"/>
+          <w:sz w:val="24"/>
+        </w:rPr>
+        <w:t>Священник:</w:t>
+      </w:r>
+      <w:r>
+        <w:rPr>
+          <w:rFonts w:ascii="Times New Roman" w:hAnsi="Times New Roman"/>
+          <w:sz w:val="24"/>
+        </w:rPr>
+        <w:t xml:space="preserve"> Христос, істинний Бог наш, що зволив спочити в обіймах праведного Симеона спасіння нашого ради - молитвами пречистої Своєї Матері, святих, славних і всехвальних апостолів, святого отця нашого Івана Золотоустого, архиєпископа Константинополя, і святого, </w:t>
+      </w:r>
+      <w:r>
+        <w:rPr>
+          <w:rFonts w:ascii="Times New Roman" w:hAnsi="Times New Roman"/>
+          <w:i/>
+          <w:color w:val="FF0000"/>
           <w:sz w:val="24"/>
         </w:rPr>
         <w:t>якого є храм</w:t>
@@ -9929,10 +9830,7 @@
           <w:rFonts w:ascii="Times New Roman" w:hAnsi="Times New Roman"/>
           <w:sz w:val="24"/>
         </w:rPr>
-        <w:t>, св прп. Партенія, єп. Лампсакійського, і всіх святих, помилує і спасе нас, як благий і чоловіколюбець.</w:t>
-      </w:r>
-      <w:r>
-        <w:rPr/>
+        <w:t>, і преподобного отця нашого Вукола, єпископа Смирнського, святого священномученика Сілвана, єпископа Ємеського, і тих, що з ним, і всіх святих - помилує і спасе нас як благий і людинолюбний.</w:t>
       </w:r>
     </w:p>
     <w:p>
@@ -11228,18 +11126,30 @@
     </w:p>
     <w:p>
       <w:r>
+        <w:t>#ap064</w:t>
+      </w:r>
+    </w:p>
+    <w:p>
+      <w:r>
+        <w:rPr>
+          <w:rFonts w:ascii="Times New Roman" w:hAnsi="Times New Roman"/>
+          <w:sz w:val="24"/>
+          <w:highlight w:val="darkGray"/>
+        </w:rPr>
+        <w:t>&lt;/apostol&gt;</w:t>
+      </w:r>
+      <w:r>
         <w:rPr/>
-        <w:t>#ap316</w:t>
-      </w:r>
-    </w:p>
-    <w:p>
-      <w:r>
-        <w:rPr>
-          <w:rFonts w:ascii="Times New Roman" w:hAnsi="Times New Roman"/>
-          <w:sz w:val="24"/>
-          <w:highlight w:val="darkGray"/>
-        </w:rPr>
-        <w:t>&lt;/apostol&gt;</w:t>
+      </w:r>
+    </w:p>
+    <w:p>
+      <w:r>
+        <w:rPr>
+          <w:rFonts w:ascii="Times New Roman" w:hAnsi="Times New Roman"/>
+          <w:sz w:val="24"/>
+          <w:highlight w:val="darkGray"/>
+        </w:rPr>
+        <w:t>&lt;aleluia&gt;</w:t>
       </w:r>
       <w:r>
         <w:rPr/>
@@ -11249,10 +11159,148 @@
       <w:r>
         <w:rPr>
           <w:rFonts w:ascii="Times New Roman" w:hAnsi="Times New Roman"/>
-          <w:sz w:val="24"/>
-          <w:highlight w:val="darkGray"/>
-        </w:rPr>
-        <w:t>&lt;aleluia&gt;</w:t>
+          <w:i/>
+          <w:color w:val="FF4400"/>
+          <w:sz w:val="24"/>
+        </w:rPr>
+        <w:t xml:space="preserve">Алилуя (г. 8): </w:t>
+      </w:r>
+      <w:r>
+        <w:rPr>
+          <w:rFonts w:ascii="Times New Roman" w:hAnsi="Times New Roman"/>
+          <w:color w:val="333333"/>
+          <w:sz w:val="24"/>
+        </w:rPr>
+        <w:t>Ни</w:t>
+      </w:r>
+      <w:r>
+        <w:rPr>
+          <w:rFonts w:ascii="Times New Roman" w:hAnsi="Times New Roman"/>
+          <w:sz w:val="24"/>
+        </w:rPr>
+        <w:t>́</w:t>
+      </w:r>
+      <w:r>
+        <w:rPr>
+          <w:rFonts w:ascii="Times New Roman" w:hAnsi="Times New Roman"/>
+          <w:color w:val="333333"/>
+          <w:sz w:val="24"/>
+        </w:rPr>
+        <w:t>ні відпуска</w:t>
+      </w:r>
+      <w:r>
+        <w:rPr>
+          <w:rFonts w:ascii="Times New Roman" w:hAnsi="Times New Roman"/>
+          <w:sz w:val="24"/>
+        </w:rPr>
+        <w:t>́</w:t>
+      </w:r>
+      <w:r>
+        <w:rPr>
+          <w:rFonts w:ascii="Times New Roman" w:hAnsi="Times New Roman"/>
+          <w:color w:val="333333"/>
+          <w:sz w:val="24"/>
+        </w:rPr>
+        <w:t>єш слугу</w:t>
+      </w:r>
+      <w:r>
+        <w:rPr>
+          <w:rFonts w:ascii="Times New Roman" w:hAnsi="Times New Roman"/>
+          <w:sz w:val="24"/>
+        </w:rPr>
+        <w:t>́</w:t>
+      </w:r>
+      <w:r>
+        <w:rPr>
+          <w:rFonts w:ascii="Times New Roman" w:hAnsi="Times New Roman"/>
+          <w:color w:val="333333"/>
+          <w:sz w:val="24"/>
+        </w:rPr>
+        <w:t xml:space="preserve"> Твого</w:t>
+      </w:r>
+      <w:r>
+        <w:rPr>
+          <w:rFonts w:ascii="Times New Roman" w:hAnsi="Times New Roman"/>
+          <w:sz w:val="24"/>
+        </w:rPr>
+        <w:t>́</w:t>
+      </w:r>
+      <w:r>
+        <w:rPr>
+          <w:rFonts w:ascii="Times New Roman" w:hAnsi="Times New Roman"/>
+          <w:color w:val="333333"/>
+          <w:sz w:val="24"/>
+        </w:rPr>
+        <w:t>, Влади</w:t>
+      </w:r>
+      <w:r>
+        <w:rPr>
+          <w:rFonts w:ascii="Times New Roman" w:hAnsi="Times New Roman"/>
+          <w:sz w:val="24"/>
+        </w:rPr>
+        <w:t>́</w:t>
+      </w:r>
+      <w:r>
+        <w:rPr>
+          <w:rFonts w:ascii="Times New Roman" w:hAnsi="Times New Roman"/>
+          <w:color w:val="333333"/>
+          <w:sz w:val="24"/>
+        </w:rPr>
+        <w:t>ко, за Твої</w:t>
+      </w:r>
+      <w:r>
+        <w:rPr>
+          <w:rFonts w:ascii="Times New Roman" w:hAnsi="Times New Roman"/>
+          <w:sz w:val="24"/>
+        </w:rPr>
+        <w:t>́</w:t>
+      </w:r>
+      <w:r>
+        <w:rPr>
+          <w:rFonts w:ascii="Times New Roman" w:hAnsi="Times New Roman"/>
+          <w:color w:val="333333"/>
+          <w:sz w:val="24"/>
+        </w:rPr>
+        <w:t>м сло</w:t>
+      </w:r>
+      <w:r>
+        <w:rPr>
+          <w:rFonts w:ascii="Times New Roman" w:hAnsi="Times New Roman"/>
+          <w:sz w:val="24"/>
+        </w:rPr>
+        <w:t>́</w:t>
+      </w:r>
+      <w:r>
+        <w:rPr>
+          <w:rFonts w:ascii="Times New Roman" w:hAnsi="Times New Roman"/>
+          <w:color w:val="333333"/>
+          <w:sz w:val="24"/>
+        </w:rPr>
+        <w:t>вом, у ми</w:t>
+      </w:r>
+      <w:r>
+        <w:rPr>
+          <w:rFonts w:ascii="Times New Roman" w:hAnsi="Times New Roman"/>
+          <w:sz w:val="24"/>
+        </w:rPr>
+        <w:t>́</w:t>
+      </w:r>
+      <w:r>
+        <w:rPr>
+          <w:rFonts w:ascii="Times New Roman" w:hAnsi="Times New Roman"/>
+          <w:color w:val="333333"/>
+          <w:sz w:val="24"/>
+        </w:rPr>
+        <w:t xml:space="preserve">рі </w:t>
+      </w:r>
+      <w:r>
+        <w:rPr>
+          <w:rFonts w:ascii="Times New Roman" w:hAnsi="Times New Roman"/>
+          <w:i/>
+          <w:color w:val="FF4400"/>
+          <w:sz w:val="24"/>
+        </w:rPr>
+        <w:t>(Лк. 2,29).</w:t>
       </w:r>
       <w:r>
         <w:rPr/>
@@ -11266,7 +11314,7 @@
           <w:color w:val="FF4400"/>
           <w:sz w:val="24"/>
         </w:rPr>
-        <w:t xml:space="preserve">Алилуя (г. 8): </w:t>
+        <w:t xml:space="preserve">Стих: </w:t>
       </w:r>
       <w:r>
         <w:rPr>
@@ -11274,7 +11322,7 @@
           <w:color w:val="333333"/>
           <w:sz w:val="24"/>
         </w:rPr>
-        <w:t>Ни</w:t>
+        <w:t>Сві</w:t>
       </w:r>
       <w:r>
         <w:rPr>
@@ -11289,7 +11337,7 @@
           <w:color w:val="333333"/>
           <w:sz w:val="24"/>
         </w:rPr>
-        <w:t>ні відпуска</w:t>
+        <w:t>тло на просві</w:t>
       </w:r>
       <w:r>
         <w:rPr>
@@ -11304,7 +11352,7 @@
           <w:color w:val="333333"/>
           <w:sz w:val="24"/>
         </w:rPr>
-        <w:t>єш слугу</w:t>
+        <w:t>ту пога</w:t>
       </w:r>
       <w:r>
         <w:rPr>
@@ -11319,7 +11367,7 @@
           <w:color w:val="333333"/>
           <w:sz w:val="24"/>
         </w:rPr>
-        <w:t xml:space="preserve"> Твого</w:t>
+        <w:t>нам і сла</w:t>
       </w:r>
       <w:r>
         <w:rPr>
@@ -11334,7 +11382,7 @@
           <w:color w:val="333333"/>
           <w:sz w:val="24"/>
         </w:rPr>
-        <w:t>, Влади</w:t>
+        <w:t>ву лю</w:t>
       </w:r>
       <w:r>
         <w:rPr>
@@ -11349,7 +11397,7 @@
           <w:color w:val="333333"/>
           <w:sz w:val="24"/>
         </w:rPr>
-        <w:t>ко, за Твої</w:t>
+        <w:t>ду Твого</w:t>
       </w:r>
       <w:r>
         <w:rPr>
@@ -11364,7 +11412,7 @@
           <w:color w:val="333333"/>
           <w:sz w:val="24"/>
         </w:rPr>
-        <w:t>м сло</w:t>
+        <w:t>, Ізра</w:t>
       </w:r>
       <w:r>
         <w:rPr>
@@ -11379,14 +11427,87 @@
           <w:color w:val="333333"/>
           <w:sz w:val="24"/>
         </w:rPr>
-        <w:t>вом, у ми</w:t>
-      </w:r>
-      <w:r>
-        <w:rPr>
-          <w:rFonts w:ascii="Times New Roman" w:hAnsi="Times New Roman"/>
-          <w:sz w:val="24"/>
-        </w:rPr>
-        <w:t>́</w:t>
+        <w:t xml:space="preserve">їля </w:t>
+      </w:r>
+      <w:r>
+        <w:rPr>
+          <w:rFonts w:ascii="Times New Roman" w:hAnsi="Times New Roman"/>
+          <w:i/>
+          <w:color w:val="FF4400"/>
+          <w:sz w:val="24"/>
+        </w:rPr>
+        <w:t>(Лк. 2,32).</w:t>
+      </w:r>
+      <w:r>
+        <w:rPr/>
+      </w:r>
+    </w:p>
+    <w:p>
+      <w:r>
+        <w:rPr>
+          <w:rFonts w:ascii="Times New Roman" w:hAnsi="Times New Roman"/>
+          <w:sz w:val="24"/>
+          <w:highlight w:val="darkGray"/>
+        </w:rPr>
+        <w:t>&lt;/aleluia&gt;</w:t>
+      </w:r>
+      <w:r>
+        <w:rPr/>
+      </w:r>
+    </w:p>
+    <w:p>
+      <w:r>
+        <w:rPr>
+          <w:rFonts w:ascii="Times New Roman" w:hAnsi="Times New Roman"/>
+          <w:sz w:val="24"/>
+          <w:highlight w:val="darkGray"/>
+        </w:rPr>
+        <w:t>&lt;evanhelie&gt;</w:t>
+      </w:r>
+      <w:r>
+        <w:rPr/>
+      </w:r>
+    </w:p>
+    <w:p>
+      <w:r>
+        <w:t>#mr058</w:t>
+      </w:r>
+    </w:p>
+    <w:p>
+      <w:r>
+        <w:rPr>
+          <w:rFonts w:ascii="Times New Roman" w:hAnsi="Times New Roman"/>
+          <w:sz w:val="24"/>
+          <w:highlight w:val="darkGray"/>
+        </w:rPr>
+        <w:t>&lt;/evanhelie&gt;</w:t>
+      </w:r>
+      <w:r>
+        <w:rPr/>
+      </w:r>
+    </w:p>
+    <w:p>
+      <w:r>
+        <w:rPr>
+          <w:rFonts w:ascii="Times New Roman" w:hAnsi="Times New Roman"/>
+          <w:sz w:val="24"/>
+          <w:highlight w:val="darkGray"/>
+        </w:rPr>
+        <w:t>&lt;dostoino&gt;</w:t>
+      </w:r>
+      <w:r>
+        <w:rPr/>
+      </w:r>
+    </w:p>
+    <w:p>
+      <w:r>
+        <w:rPr>
+          <w:rFonts w:ascii="Times New Roman" w:hAnsi="Times New Roman"/>
+          <w:i/>
+          <w:color w:val="FF4400"/>
+          <w:sz w:val="24"/>
+        </w:rPr>
+        <w:t xml:space="preserve">Замість </w:t>
       </w:r>
       <w:r>
         <w:rPr>
@@ -11394,16 +11515,16 @@
           <w:color w:val="333333"/>
           <w:sz w:val="24"/>
         </w:rPr>
-        <w:t xml:space="preserve">рі </w:t>
-      </w:r>
-      <w:r>
-        <w:rPr>
-          <w:rFonts w:ascii="Times New Roman" w:hAnsi="Times New Roman"/>
-          <w:i/>
-          <w:color w:val="FF4400"/>
-          <w:sz w:val="24"/>
-        </w:rPr>
-        <w:t>(Лк. 2,29).</w:t>
+        <w:t xml:space="preserve">Досто́йно, </w:t>
+      </w:r>
+      <w:r>
+        <w:rPr>
+          <w:rFonts w:ascii="Times New Roman" w:hAnsi="Times New Roman"/>
+          <w:i/>
+          <w:color w:val="FF4400"/>
+          <w:sz w:val="24"/>
+        </w:rPr>
+        <w:t>приспів:</w:t>
       </w:r>
       <w:r>
         <w:rPr/>
@@ -11413,26 +11534,21 @@
       <w:r>
         <w:rPr>
           <w:rFonts w:ascii="Times New Roman" w:hAnsi="Times New Roman"/>
-          <w:i/>
-          <w:color w:val="FF4400"/>
-          <w:sz w:val="24"/>
-        </w:rPr>
-        <w:t xml:space="preserve">Стих: </w:t>
-      </w:r>
-      <w:r>
-        <w:rPr>
-          <w:rFonts w:ascii="Times New Roman" w:hAnsi="Times New Roman"/>
           <w:color w:val="333333"/>
           <w:sz w:val="24"/>
         </w:rPr>
-        <w:t>Сві</w:t>
-      </w:r>
-      <w:r>
-        <w:rPr>
-          <w:rFonts w:ascii="Times New Roman" w:hAnsi="Times New Roman"/>
-          <w:sz w:val="24"/>
-        </w:rPr>
-        <w:t>́</w:t>
+        <w:t>Богоро́дице Ді́во, упова́ння христия́н, покри́й, захорони́ і спаси́ тих, що на те́бе упова́ють.</w:t>
+      </w:r>
+    </w:p>
+    <w:p>
+      <w:r>
+        <w:rPr>
+          <w:rFonts w:ascii="Times New Roman" w:hAnsi="Times New Roman"/>
+          <w:i/>
+          <w:color w:val="FF4400"/>
+          <w:sz w:val="24"/>
+        </w:rPr>
+        <w:t xml:space="preserve">І ірмос (г. 3): </w:t>
       </w:r>
       <w:r>
         <w:rPr>
@@ -11440,106 +11556,27 @@
           <w:color w:val="333333"/>
           <w:sz w:val="24"/>
         </w:rPr>
-        <w:t>тло на просві</w:t>
-      </w:r>
-      <w:r>
-        <w:rPr>
-          <w:rFonts w:ascii="Times New Roman" w:hAnsi="Times New Roman"/>
-          <w:sz w:val="24"/>
-        </w:rPr>
-        <w:t>́</w:t>
-      </w:r>
-      <w:r>
-        <w:rPr>
-          <w:rFonts w:ascii="Times New Roman" w:hAnsi="Times New Roman"/>
-          <w:color w:val="333333"/>
-          <w:sz w:val="24"/>
-        </w:rPr>
-        <w:t>ту пога</w:t>
-      </w:r>
-      <w:r>
-        <w:rPr>
-          <w:rFonts w:ascii="Times New Roman" w:hAnsi="Times New Roman"/>
-          <w:sz w:val="24"/>
-        </w:rPr>
-        <w:t>́</w:t>
-      </w:r>
-      <w:r>
-        <w:rPr>
-          <w:rFonts w:ascii="Times New Roman" w:hAnsi="Times New Roman"/>
-          <w:color w:val="333333"/>
-          <w:sz w:val="24"/>
-        </w:rPr>
-        <w:t>нам і сла</w:t>
-      </w:r>
-      <w:r>
-        <w:rPr>
-          <w:rFonts w:ascii="Times New Roman" w:hAnsi="Times New Roman"/>
-          <w:sz w:val="24"/>
-        </w:rPr>
-        <w:t>́</w:t>
-      </w:r>
-      <w:r>
-        <w:rPr>
-          <w:rFonts w:ascii="Times New Roman" w:hAnsi="Times New Roman"/>
-          <w:color w:val="333333"/>
-          <w:sz w:val="24"/>
-        </w:rPr>
-        <w:t>ву лю</w:t>
-      </w:r>
-      <w:r>
-        <w:rPr>
-          <w:rFonts w:ascii="Times New Roman" w:hAnsi="Times New Roman"/>
-          <w:sz w:val="24"/>
-        </w:rPr>
-        <w:t>́</w:t>
-      </w:r>
-      <w:r>
-        <w:rPr>
-          <w:rFonts w:ascii="Times New Roman" w:hAnsi="Times New Roman"/>
-          <w:color w:val="333333"/>
-          <w:sz w:val="24"/>
-        </w:rPr>
-        <w:t>ду Твого</w:t>
-      </w:r>
-      <w:r>
-        <w:rPr>
-          <w:rFonts w:ascii="Times New Roman" w:hAnsi="Times New Roman"/>
-          <w:sz w:val="24"/>
-        </w:rPr>
-        <w:t>́</w:t>
-      </w:r>
-      <w:r>
-        <w:rPr>
-          <w:rFonts w:ascii="Times New Roman" w:hAnsi="Times New Roman"/>
-          <w:color w:val="333333"/>
-          <w:sz w:val="24"/>
-        </w:rPr>
-        <w:t>, Ізра</w:t>
-      </w:r>
-      <w:r>
-        <w:rPr>
-          <w:rFonts w:ascii="Times New Roman" w:hAnsi="Times New Roman"/>
-          <w:sz w:val="24"/>
-        </w:rPr>
-        <w:t>́</w:t>
-      </w:r>
-      <w:r>
-        <w:rPr>
-          <w:rFonts w:ascii="Times New Roman" w:hAnsi="Times New Roman"/>
-          <w:color w:val="333333"/>
-          <w:sz w:val="24"/>
-        </w:rPr>
-        <w:t xml:space="preserve">їля </w:t>
-      </w:r>
-      <w:r>
-        <w:rPr>
-          <w:rFonts w:ascii="Times New Roman" w:hAnsi="Times New Roman"/>
-          <w:i/>
-          <w:color w:val="FF4400"/>
-          <w:sz w:val="24"/>
-        </w:rPr>
-        <w:t>(Лк. 2,32).</w:t>
+        <w:t>В зако́ні ті́ні і писа́ння о́браз ба́чимо, ві́рні: ко́жний младе́нець му́жеського по́лу, що отвира́є утро́бу – святи́й Бо́гу. Тому́ перворо́джене Сло́во безнача́льного Отця́ – Си́на, що перворо́диться з ма́тері, яка му́жа не зна́є, – велича́ємо.</w:t>
+      </w:r>
+    </w:p>
+    <w:p>
+      <w:r>
+        <w:rPr>
+          <w:rFonts w:ascii="Times New Roman" w:hAnsi="Times New Roman"/>
+          <w:sz w:val="24"/>
+          <w:highlight w:val="darkGray"/>
+        </w:rPr>
+        <w:t>&lt;/dostoino&gt;</w:t>
+      </w:r>
+    </w:p>
+    <w:p>
+      <w:r>
+        <w:rPr>
+          <w:rFonts w:ascii="Times New Roman" w:hAnsi="Times New Roman"/>
+          <w:sz w:val="24"/>
+          <w:highlight w:val="darkGray"/>
+        </w:rPr>
+        <w:t>&lt;prychasnii&gt;</w:t>
       </w:r>
       <w:r>
         <w:rPr/>
@@ -11549,10 +11586,148 @@
       <w:r>
         <w:rPr>
           <w:rFonts w:ascii="Times New Roman" w:hAnsi="Times New Roman"/>
-          <w:sz w:val="24"/>
-          <w:highlight w:val="darkGray"/>
-        </w:rPr>
-        <w:t>&lt;/aleluia&gt;</w:t>
+          <w:i/>
+          <w:color w:val="FF4400"/>
+          <w:sz w:val="24"/>
+        </w:rPr>
+        <w:t xml:space="preserve">Причасний: </w:t>
+      </w:r>
+      <w:r>
+        <w:rPr>
+          <w:rFonts w:ascii="Times New Roman" w:hAnsi="Times New Roman"/>
+          <w:sz w:val="24"/>
+        </w:rPr>
+        <w:t>Ча́шу</w:t>
+      </w:r>
+      <w:r>
+        <w:rPr>
+          <w:rFonts w:ascii="Times New Roman" w:hAnsi="Times New Roman"/>
+          <w:i/>
+          <w:sz w:val="24"/>
+        </w:rPr>
+        <w:t xml:space="preserve"> </w:t>
+      </w:r>
+      <w:r>
+        <w:rPr>
+          <w:rFonts w:ascii="Times New Roman" w:hAnsi="Times New Roman"/>
+          <w:sz w:val="24"/>
+        </w:rPr>
+        <w:t>спасі́ння</w:t>
+      </w:r>
+      <w:r>
+        <w:rPr>
+          <w:rFonts w:ascii="Times New Roman" w:hAnsi="Times New Roman"/>
+          <w:i/>
+          <w:sz w:val="24"/>
+        </w:rPr>
+        <w:t xml:space="preserve"> </w:t>
+      </w:r>
+      <w:r>
+        <w:rPr>
+          <w:rFonts w:ascii="Times New Roman" w:hAnsi="Times New Roman"/>
+          <w:sz w:val="24"/>
+        </w:rPr>
+        <w:t>прийму́</w:t>
+      </w:r>
+      <w:r>
+        <w:rPr>
+          <w:rFonts w:ascii="Times New Roman" w:hAnsi="Times New Roman"/>
+          <w:i/>
+          <w:sz w:val="24"/>
+        </w:rPr>
+        <w:t xml:space="preserve"> </w:t>
+      </w:r>
+      <w:r>
+        <w:rPr>
+          <w:rFonts w:ascii="Times New Roman" w:hAnsi="Times New Roman"/>
+          <w:sz w:val="24"/>
+        </w:rPr>
+        <w:t>і</w:t>
+      </w:r>
+      <w:r>
+        <w:rPr>
+          <w:rFonts w:ascii="Times New Roman" w:hAnsi="Times New Roman"/>
+          <w:i/>
+          <w:sz w:val="24"/>
+        </w:rPr>
+        <w:t xml:space="preserve"> </w:t>
+      </w:r>
+      <w:r>
+        <w:rPr>
+          <w:rFonts w:ascii="Times New Roman" w:hAnsi="Times New Roman"/>
+          <w:sz w:val="24"/>
+        </w:rPr>
+        <w:t>ім’я́</w:t>
+      </w:r>
+      <w:r>
+        <w:rPr>
+          <w:rFonts w:ascii="Times New Roman" w:hAnsi="Times New Roman"/>
+          <w:i/>
+          <w:sz w:val="24"/>
+        </w:rPr>
+        <w:t xml:space="preserve"> </w:t>
+      </w:r>
+      <w:r>
+        <w:rPr>
+          <w:rFonts w:ascii="Times New Roman" w:hAnsi="Times New Roman"/>
+          <w:sz w:val="24"/>
+        </w:rPr>
+        <w:t>Госпо́днє</w:t>
+      </w:r>
+      <w:r>
+        <w:rPr>
+          <w:rFonts w:ascii="Times New Roman" w:hAnsi="Times New Roman"/>
+          <w:i/>
+          <w:sz w:val="24"/>
+        </w:rPr>
+        <w:t xml:space="preserve"> </w:t>
+      </w:r>
+      <w:r>
+        <w:rPr>
+          <w:rFonts w:ascii="Times New Roman" w:hAnsi="Times New Roman"/>
+          <w:sz w:val="24"/>
+        </w:rPr>
+        <w:t>призову́</w:t>
+      </w:r>
+      <w:r>
+        <w:rPr>
+          <w:rFonts w:ascii="Times New Roman" w:hAnsi="Times New Roman"/>
+          <w:i/>
+          <w:sz w:val="24"/>
+        </w:rPr>
+        <w:t xml:space="preserve"> </w:t>
+      </w:r>
+      <w:r>
+        <w:rPr>
+          <w:rFonts w:ascii="Times New Roman" w:hAnsi="Times New Roman"/>
+          <w:i/>
+          <w:color w:val="FF4400"/>
+          <w:sz w:val="24"/>
+        </w:rPr>
+        <w:t>(Пс. 115,4).</w:t>
+      </w:r>
+      <w:r>
+        <w:rPr>
+          <w:rFonts w:ascii="Times New Roman" w:hAnsi="Times New Roman"/>
+          <w:i/>
+          <w:sz w:val="24"/>
+        </w:rPr>
+        <w:t xml:space="preserve"> </w:t>
+      </w:r>
+      <w:r>
+        <w:rPr>
+          <w:rFonts w:ascii="Times New Roman" w:hAnsi="Times New Roman"/>
+          <w:sz w:val="24"/>
+        </w:rPr>
+        <w:t>Алилу́я, алилу́я, алилу́я</w:t>
+      </w:r>
+      <w:r>
+        <w:rPr>
+          <w:rFonts w:ascii="Times New Roman" w:hAnsi="Times New Roman"/>
+          <w:i/>
+          <w:sz w:val="24"/>
+        </w:rPr>
+        <w:t>.</w:t>
       </w:r>
       <w:r>
         <w:rPr/>
@@ -11565,7 +11740,7 @@
           <w:sz w:val="24"/>
           <w:highlight w:val="darkGray"/>
         </w:rPr>
-        <w:t>&lt;evanhelie&gt;</w:t>
+        <w:t>&lt;/prychasnii&gt;</w:t>
       </w:r>
       <w:r>
         <w:rPr/>
@@ -11573,319 +11748,40 @@
     </w:p>
     <w:p>
       <w:r>
+        <w:rPr>
+          <w:rFonts w:ascii="Times New Roman" w:hAnsi="Times New Roman"/>
+          <w:color w:val="000000"/>
+          <w:sz w:val="24"/>
+          <w:highlight w:val="darkGray"/>
+        </w:rPr>
+        <w:t>&lt;vidpust&gt;</w:t>
+      </w:r>
+      <w:r>
         <w:rPr/>
-        <w:t>#lk007</w:t>
-      </w:r>
-    </w:p>
-    <w:p>
-      <w:r>
-        <w:rPr>
-          <w:rFonts w:ascii="Times New Roman" w:hAnsi="Times New Roman"/>
-          <w:sz w:val="24"/>
-          <w:highlight w:val="darkGray"/>
-        </w:rPr>
-        <w:t>&lt;/evanhelie&gt;</w:t>
-      </w:r>
-      <w:r>
-        <w:rPr/>
-      </w:r>
-    </w:p>
-    <w:p>
-      <w:r>
-        <w:rPr>
-          <w:rFonts w:ascii="Times New Roman" w:hAnsi="Times New Roman"/>
-          <w:sz w:val="24"/>
-          <w:highlight w:val="darkGray"/>
-        </w:rPr>
-        <w:t>&lt;dostoino&gt;</w:t>
-      </w:r>
-      <w:r>
-        <w:rPr/>
-      </w:r>
-    </w:p>
-    <w:p>
-      <w:r>
-        <w:rPr>
-          <w:rFonts w:ascii="Times New Roman" w:hAnsi="Times New Roman"/>
-          <w:i/>
-          <w:color w:val="FF4400"/>
-          <w:sz w:val="24"/>
-        </w:rPr>
-        <w:t xml:space="preserve">Замість </w:t>
-      </w:r>
-      <w:r>
-        <w:rPr>
-          <w:rFonts w:ascii="Times New Roman" w:hAnsi="Times New Roman"/>
-          <w:color w:val="333333"/>
-          <w:sz w:val="24"/>
-        </w:rPr>
-        <w:t xml:space="preserve">Досто́йно, </w:t>
-      </w:r>
-      <w:r>
-        <w:rPr>
-          <w:rFonts w:ascii="Times New Roman" w:hAnsi="Times New Roman"/>
-          <w:i/>
-          <w:color w:val="FF4400"/>
-          <w:sz w:val="24"/>
-        </w:rPr>
-        <w:t>приспів:</w:t>
-      </w:r>
-      <w:r>
-        <w:rPr/>
-      </w:r>
-    </w:p>
-    <w:p>
-      <w:r>
-        <w:rPr>
-          <w:rFonts w:ascii="Times New Roman" w:hAnsi="Times New Roman"/>
-          <w:color w:val="333333"/>
-          <w:sz w:val="24"/>
-        </w:rPr>
-        <w:t>Богоро́дице Ді́во, упова́ння христия́н, покри́й, захорони́ і спаси́ тих, що на те́бе упова́ють.</w:t>
-      </w:r>
-    </w:p>
-    <w:p>
-      <w:r>
-        <w:rPr>
-          <w:rFonts w:ascii="Times New Roman" w:hAnsi="Times New Roman"/>
-          <w:i/>
-          <w:color w:val="FF4400"/>
-          <w:sz w:val="24"/>
-        </w:rPr>
-        <w:t xml:space="preserve">І ірмос (г. 3): </w:t>
-      </w:r>
-      <w:r>
-        <w:rPr>
-          <w:rFonts w:ascii="Times New Roman" w:hAnsi="Times New Roman"/>
-          <w:color w:val="333333"/>
-          <w:sz w:val="24"/>
-        </w:rPr>
-        <w:t>В зако́ні ті́ні і писа́ння о́браз ба́чимо, ві́рні: ко́жний младе́нець му́жеського по́лу, що отвира́є утро́бу – святи́й Бо́гу. Тому́ перворо́джене Сло́во безнача́льного Отця́ – Си́на, що перворо́диться з ма́тері, яка му́жа не зна́є, – велича́ємо.</w:t>
-      </w:r>
-    </w:p>
-    <w:p>
-      <w:r>
-        <w:rPr>
-          <w:rFonts w:ascii="Times New Roman" w:hAnsi="Times New Roman"/>
-          <w:sz w:val="24"/>
-          <w:highlight w:val="darkGray"/>
-        </w:rPr>
-        <w:t>&lt;/dostoino&gt;</w:t>
-      </w:r>
-    </w:p>
-    <w:p>
-      <w:r>
-        <w:rPr>
-          <w:rFonts w:ascii="Times New Roman" w:hAnsi="Times New Roman"/>
-          <w:sz w:val="24"/>
-          <w:highlight w:val="darkGray"/>
-        </w:rPr>
-        <w:t>&lt;prychasnii&gt;</w:t>
-      </w:r>
-      <w:r>
-        <w:rPr/>
-      </w:r>
-    </w:p>
-    <w:p>
-      <w:r>
-        <w:rPr>
-          <w:rFonts w:ascii="Times New Roman" w:hAnsi="Times New Roman"/>
-          <w:i/>
-          <w:color w:val="FF4400"/>
-          <w:sz w:val="24"/>
-        </w:rPr>
-        <w:t xml:space="preserve">Причасний: </w:t>
-      </w:r>
-      <w:r>
-        <w:rPr>
-          <w:rFonts w:ascii="Times New Roman" w:hAnsi="Times New Roman"/>
-          <w:sz w:val="24"/>
-        </w:rPr>
-        <w:t>Ча́шу</w:t>
-      </w:r>
-      <w:r>
-        <w:rPr>
-          <w:rFonts w:ascii="Times New Roman" w:hAnsi="Times New Roman"/>
-          <w:i/>
-          <w:sz w:val="24"/>
-        </w:rPr>
-        <w:t xml:space="preserve"> </w:t>
-      </w:r>
-      <w:r>
-        <w:rPr>
-          <w:rFonts w:ascii="Times New Roman" w:hAnsi="Times New Roman"/>
-          <w:sz w:val="24"/>
-        </w:rPr>
-        <w:t>спасі́ння</w:t>
-      </w:r>
-      <w:r>
-        <w:rPr>
-          <w:rFonts w:ascii="Times New Roman" w:hAnsi="Times New Roman"/>
-          <w:i/>
-          <w:sz w:val="24"/>
-        </w:rPr>
-        <w:t xml:space="preserve"> </w:t>
-      </w:r>
-      <w:r>
-        <w:rPr>
-          <w:rFonts w:ascii="Times New Roman" w:hAnsi="Times New Roman"/>
-          <w:sz w:val="24"/>
-        </w:rPr>
-        <w:t>прийму́</w:t>
-      </w:r>
-      <w:r>
-        <w:rPr>
-          <w:rFonts w:ascii="Times New Roman" w:hAnsi="Times New Roman"/>
-          <w:i/>
-          <w:sz w:val="24"/>
-        </w:rPr>
-        <w:t xml:space="preserve"> </w:t>
-      </w:r>
-      <w:r>
-        <w:rPr>
-          <w:rFonts w:ascii="Times New Roman" w:hAnsi="Times New Roman"/>
-          <w:sz w:val="24"/>
-        </w:rPr>
-        <w:t>і</w:t>
-      </w:r>
-      <w:r>
-        <w:rPr>
-          <w:rFonts w:ascii="Times New Roman" w:hAnsi="Times New Roman"/>
-          <w:i/>
-          <w:sz w:val="24"/>
-        </w:rPr>
-        <w:t xml:space="preserve"> </w:t>
-      </w:r>
-      <w:r>
-        <w:rPr>
-          <w:rFonts w:ascii="Times New Roman" w:hAnsi="Times New Roman"/>
-          <w:sz w:val="24"/>
-        </w:rPr>
-        <w:t>ім’я́</w:t>
-      </w:r>
-      <w:r>
-        <w:rPr>
-          <w:rFonts w:ascii="Times New Roman" w:hAnsi="Times New Roman"/>
-          <w:i/>
-          <w:sz w:val="24"/>
-        </w:rPr>
-        <w:t xml:space="preserve"> </w:t>
-      </w:r>
-      <w:r>
-        <w:rPr>
-          <w:rFonts w:ascii="Times New Roman" w:hAnsi="Times New Roman"/>
-          <w:sz w:val="24"/>
-        </w:rPr>
-        <w:t>Госпо́днє</w:t>
-      </w:r>
-      <w:r>
-        <w:rPr>
-          <w:rFonts w:ascii="Times New Roman" w:hAnsi="Times New Roman"/>
-          <w:i/>
-          <w:sz w:val="24"/>
-        </w:rPr>
-        <w:t xml:space="preserve"> </w:t>
-      </w:r>
-      <w:r>
-        <w:rPr>
-          <w:rFonts w:ascii="Times New Roman" w:hAnsi="Times New Roman"/>
-          <w:sz w:val="24"/>
-        </w:rPr>
-        <w:t>призову́</w:t>
-      </w:r>
-      <w:r>
-        <w:rPr>
-          <w:rFonts w:ascii="Times New Roman" w:hAnsi="Times New Roman"/>
-          <w:i/>
-          <w:sz w:val="24"/>
-        </w:rPr>
-        <w:t xml:space="preserve"> </w:t>
-      </w:r>
-      <w:r>
-        <w:rPr>
-          <w:rFonts w:ascii="Times New Roman" w:hAnsi="Times New Roman"/>
-          <w:i/>
-          <w:color w:val="FF4400"/>
-          <w:sz w:val="24"/>
-        </w:rPr>
-        <w:t>(Пс. 115,4).</w:t>
-      </w:r>
-      <w:r>
-        <w:rPr>
-          <w:rFonts w:ascii="Times New Roman" w:hAnsi="Times New Roman"/>
-          <w:i/>
-          <w:sz w:val="24"/>
-        </w:rPr>
-        <w:t xml:space="preserve"> </w:t>
-      </w:r>
-      <w:r>
-        <w:rPr>
-          <w:rFonts w:ascii="Times New Roman" w:hAnsi="Times New Roman"/>
-          <w:sz w:val="24"/>
-        </w:rPr>
-        <w:t>Алилу́я, алилу́я, алилу́я</w:t>
-      </w:r>
-      <w:r>
-        <w:rPr>
-          <w:rFonts w:ascii="Times New Roman" w:hAnsi="Times New Roman"/>
-          <w:i/>
-          <w:sz w:val="24"/>
-        </w:rPr>
-        <w:t>.</w:t>
-      </w:r>
-      <w:r>
-        <w:rPr/>
-      </w:r>
-    </w:p>
-    <w:p>
-      <w:r>
-        <w:rPr>
-          <w:rFonts w:ascii="Times New Roman" w:hAnsi="Times New Roman"/>
-          <w:sz w:val="24"/>
-          <w:highlight w:val="darkGray"/>
-        </w:rPr>
-        <w:t>&lt;/prychasnii&gt;</w:t>
-      </w:r>
-      <w:r>
-        <w:rPr/>
-      </w:r>
-    </w:p>
-    <w:p>
-      <w:r>
-        <w:rPr>
-          <w:rFonts w:ascii="Times New Roman" w:hAnsi="Times New Roman"/>
-          <w:color w:val="000000"/>
-          <w:sz w:val="24"/>
-          <w:highlight w:val="darkGray"/>
-        </w:rPr>
-        <w:t>&lt;vidpust&gt;</w:t>
-      </w:r>
-      <w:r>
-        <w:rPr/>
-      </w:r>
-    </w:p>
-    <w:p>
-      <w:r>
-        <w:rPr>
-          <w:rFonts w:ascii="Times New Roman" w:hAnsi="Times New Roman"/>
-          <w:i/>
-          <w:color w:val="FF4400"/>
-          <w:sz w:val="24"/>
-        </w:rPr>
-        <w:t>Священик:</w:t>
-      </w:r>
-      <w:r>
-        <w:rPr>
-          <w:rFonts w:ascii="Times New Roman" w:hAnsi="Times New Roman"/>
-          <w:sz w:val="24"/>
-        </w:rPr>
-        <w:t xml:space="preserve"> Христос, істинний Бог наш, молитвами пречистої своєї Матері, заступництвом чесних небесних сил безтілесних, святих, славних і всехвальних апостолів, святого отця нашого Йоана Золотоустого, архиєпископа Константинограда, святого, </w:t>
-      </w:r>
-      <w:r>
-        <w:rPr>
-          <w:rFonts w:ascii="Times New Roman" w:hAnsi="Times New Roman"/>
-          <w:i/>
-          <w:color w:val="FF4400"/>
+      </w:r>
+    </w:p>
+    <w:p>
+      <w:r>
+        <w:rPr>
+          <w:rFonts w:ascii="Times New Roman" w:hAnsi="Times New Roman"/>
+          <w:i/>
+          <w:color w:val="FF0000"/>
+          <w:sz w:val="24"/>
+        </w:rPr>
+        <w:t>Священник:</w:t>
+      </w:r>
+      <w:r>
+        <w:rPr>
+          <w:rFonts w:ascii="Times New Roman" w:hAnsi="Times New Roman"/>
+          <w:sz w:val="24"/>
+        </w:rPr>
+        <w:t xml:space="preserve"> Христос, істинний Бог наш, що зволив спочити в обіймах праведного Симеона спасіння нашого ради - молитвами пречистої Своєї Матері, святих, славних і всехвальних апостолів, святого отця нашого Івана Золотоустого, архиєпископа Константинополя, і святого, </w:t>
+      </w:r>
+      <w:r>
+        <w:rPr>
+          <w:rFonts w:ascii="Times New Roman" w:hAnsi="Times New Roman"/>
+          <w:i/>
+          <w:color w:val="FF0000"/>
           <w:sz w:val="24"/>
         </w:rPr>
         <w:t>якого є храм</w:t>
@@ -11895,10 +11791,7 @@
           <w:rFonts w:ascii="Times New Roman" w:hAnsi="Times New Roman"/>
           <w:sz w:val="24"/>
         </w:rPr>
-        <w:t>, св прп. Партенія, єп. Лампсакійського, і всіх святих, помилує і спасе нас, як благий і чоловіколюбець.</w:t>
-      </w:r>
-      <w:r>
-        <w:rPr/>
+        <w:t>, і преподобного отця нашого Партенія, єпископа Лампсакійського, блаженного священномученика Петра Вергуна, пресвітера, і всіх святих - помилує і спасе нас як благий і людинолюбний.</w:t>
       </w:r>
     </w:p>
     <w:p>
@@ -13195,18 +13088,30 @@
     </w:p>
     <w:p>
       <w:r>
+        <w:t>#ap293</w:t>
+      </w:r>
+    </w:p>
+    <w:p>
+      <w:r>
+        <w:rPr>
+          <w:rFonts w:ascii="Times New Roman" w:hAnsi="Times New Roman"/>
+          <w:sz w:val="24"/>
+          <w:highlight w:val="darkGray"/>
+        </w:rPr>
+        <w:t>&lt;/apostol&gt;</w:t>
+      </w:r>
+      <w:r>
         <w:rPr/>
-        <w:t>#ap316</w:t>
-      </w:r>
-    </w:p>
-    <w:p>
-      <w:r>
-        <w:rPr>
-          <w:rFonts w:ascii="Times New Roman" w:hAnsi="Times New Roman"/>
-          <w:sz w:val="24"/>
-          <w:highlight w:val="darkGray"/>
-        </w:rPr>
-        <w:t>&lt;/apostol&gt;</w:t>
+      </w:r>
+    </w:p>
+    <w:p>
+      <w:r>
+        <w:rPr>
+          <w:rFonts w:ascii="Times New Roman" w:hAnsi="Times New Roman"/>
+          <w:sz w:val="24"/>
+          <w:highlight w:val="darkGray"/>
+        </w:rPr>
+        <w:t>&lt;aleluia&gt;</w:t>
       </w:r>
       <w:r>
         <w:rPr/>
@@ -13216,10 +13121,148 @@
       <w:r>
         <w:rPr>
           <w:rFonts w:ascii="Times New Roman" w:hAnsi="Times New Roman"/>
-          <w:sz w:val="24"/>
-          <w:highlight w:val="darkGray"/>
-        </w:rPr>
-        <w:t>&lt;aleluia&gt;</w:t>
+          <w:i/>
+          <w:color w:val="FF4400"/>
+          <w:sz w:val="24"/>
+        </w:rPr>
+        <w:t xml:space="preserve">Алилуя (г. 8): </w:t>
+      </w:r>
+      <w:r>
+        <w:rPr>
+          <w:rFonts w:ascii="Times New Roman" w:hAnsi="Times New Roman"/>
+          <w:color w:val="333333"/>
+          <w:sz w:val="24"/>
+        </w:rPr>
+        <w:t>Ни</w:t>
+      </w:r>
+      <w:r>
+        <w:rPr>
+          <w:rFonts w:ascii="Times New Roman" w:hAnsi="Times New Roman"/>
+          <w:sz w:val="24"/>
+        </w:rPr>
+        <w:t>́</w:t>
+      </w:r>
+      <w:r>
+        <w:rPr>
+          <w:rFonts w:ascii="Times New Roman" w:hAnsi="Times New Roman"/>
+          <w:color w:val="333333"/>
+          <w:sz w:val="24"/>
+        </w:rPr>
+        <w:t>ні відпуска</w:t>
+      </w:r>
+      <w:r>
+        <w:rPr>
+          <w:rFonts w:ascii="Times New Roman" w:hAnsi="Times New Roman"/>
+          <w:sz w:val="24"/>
+        </w:rPr>
+        <w:t>́</w:t>
+      </w:r>
+      <w:r>
+        <w:rPr>
+          <w:rFonts w:ascii="Times New Roman" w:hAnsi="Times New Roman"/>
+          <w:color w:val="333333"/>
+          <w:sz w:val="24"/>
+        </w:rPr>
+        <w:t>єш слугу</w:t>
+      </w:r>
+      <w:r>
+        <w:rPr>
+          <w:rFonts w:ascii="Times New Roman" w:hAnsi="Times New Roman"/>
+          <w:sz w:val="24"/>
+        </w:rPr>
+        <w:t>́</w:t>
+      </w:r>
+      <w:r>
+        <w:rPr>
+          <w:rFonts w:ascii="Times New Roman" w:hAnsi="Times New Roman"/>
+          <w:color w:val="333333"/>
+          <w:sz w:val="24"/>
+        </w:rPr>
+        <w:t xml:space="preserve"> Твого</w:t>
+      </w:r>
+      <w:r>
+        <w:rPr>
+          <w:rFonts w:ascii="Times New Roman" w:hAnsi="Times New Roman"/>
+          <w:sz w:val="24"/>
+        </w:rPr>
+        <w:t>́</w:t>
+      </w:r>
+      <w:r>
+        <w:rPr>
+          <w:rFonts w:ascii="Times New Roman" w:hAnsi="Times New Roman"/>
+          <w:color w:val="333333"/>
+          <w:sz w:val="24"/>
+        </w:rPr>
+        <w:t>, Влади</w:t>
+      </w:r>
+      <w:r>
+        <w:rPr>
+          <w:rFonts w:ascii="Times New Roman" w:hAnsi="Times New Roman"/>
+          <w:sz w:val="24"/>
+        </w:rPr>
+        <w:t>́</w:t>
+      </w:r>
+      <w:r>
+        <w:rPr>
+          <w:rFonts w:ascii="Times New Roman" w:hAnsi="Times New Roman"/>
+          <w:color w:val="333333"/>
+          <w:sz w:val="24"/>
+        </w:rPr>
+        <w:t>ко, за Твої</w:t>
+      </w:r>
+      <w:r>
+        <w:rPr>
+          <w:rFonts w:ascii="Times New Roman" w:hAnsi="Times New Roman"/>
+          <w:sz w:val="24"/>
+        </w:rPr>
+        <w:t>́</w:t>
+      </w:r>
+      <w:r>
+        <w:rPr>
+          <w:rFonts w:ascii="Times New Roman" w:hAnsi="Times New Roman"/>
+          <w:color w:val="333333"/>
+          <w:sz w:val="24"/>
+        </w:rPr>
+        <w:t>м сло</w:t>
+      </w:r>
+      <w:r>
+        <w:rPr>
+          <w:rFonts w:ascii="Times New Roman" w:hAnsi="Times New Roman"/>
+          <w:sz w:val="24"/>
+        </w:rPr>
+        <w:t>́</w:t>
+      </w:r>
+      <w:r>
+        <w:rPr>
+          <w:rFonts w:ascii="Times New Roman" w:hAnsi="Times New Roman"/>
+          <w:color w:val="333333"/>
+          <w:sz w:val="24"/>
+        </w:rPr>
+        <w:t>вом, у ми</w:t>
+      </w:r>
+      <w:r>
+        <w:rPr>
+          <w:rFonts w:ascii="Times New Roman" w:hAnsi="Times New Roman"/>
+          <w:sz w:val="24"/>
+        </w:rPr>
+        <w:t>́</w:t>
+      </w:r>
+      <w:r>
+        <w:rPr>
+          <w:rFonts w:ascii="Times New Roman" w:hAnsi="Times New Roman"/>
+          <w:color w:val="333333"/>
+          <w:sz w:val="24"/>
+        </w:rPr>
+        <w:t xml:space="preserve">рі </w:t>
+      </w:r>
+      <w:r>
+        <w:rPr>
+          <w:rFonts w:ascii="Times New Roman" w:hAnsi="Times New Roman"/>
+          <w:i/>
+          <w:color w:val="FF4400"/>
+          <w:sz w:val="24"/>
+        </w:rPr>
+        <w:t>(Лк. 2,29).</w:t>
       </w:r>
       <w:r>
         <w:rPr/>
@@ -13233,7 +13276,7 @@
           <w:color w:val="FF4400"/>
           <w:sz w:val="24"/>
         </w:rPr>
-        <w:t xml:space="preserve">Алилуя (г. 8): </w:t>
+        <w:t xml:space="preserve">Стих: </w:t>
       </w:r>
       <w:r>
         <w:rPr>
@@ -13241,7 +13284,7 @@
           <w:color w:val="333333"/>
           <w:sz w:val="24"/>
         </w:rPr>
-        <w:t>Ни</w:t>
+        <w:t>Сві</w:t>
       </w:r>
       <w:r>
         <w:rPr>
@@ -13256,7 +13299,7 @@
           <w:color w:val="333333"/>
           <w:sz w:val="24"/>
         </w:rPr>
-        <w:t>ні відпуска</w:t>
+        <w:t>тло на просві</w:t>
       </w:r>
       <w:r>
         <w:rPr>
@@ -13271,7 +13314,7 @@
           <w:color w:val="333333"/>
           <w:sz w:val="24"/>
         </w:rPr>
-        <w:t>єш слугу</w:t>
+        <w:t>ту пога</w:t>
       </w:r>
       <w:r>
         <w:rPr>
@@ -13286,7 +13329,7 @@
           <w:color w:val="333333"/>
           <w:sz w:val="24"/>
         </w:rPr>
-        <w:t xml:space="preserve"> Твого</w:t>
+        <w:t>нам і сла</w:t>
       </w:r>
       <w:r>
         <w:rPr>
@@ -13301,7 +13344,7 @@
           <w:color w:val="333333"/>
           <w:sz w:val="24"/>
         </w:rPr>
-        <w:t>, Влади</w:t>
+        <w:t>ву лю</w:t>
       </w:r>
       <w:r>
         <w:rPr>
@@ -13316,7 +13359,7 @@
           <w:color w:val="333333"/>
           <w:sz w:val="24"/>
         </w:rPr>
-        <w:t>ко, за Твої</w:t>
+        <w:t>ду Твого</w:t>
       </w:r>
       <w:r>
         <w:rPr>
@@ -13331,7 +13374,7 @@
           <w:color w:val="333333"/>
           <w:sz w:val="24"/>
         </w:rPr>
-        <w:t>м сло</w:t>
+        <w:t>, Ізра</w:t>
       </w:r>
       <w:r>
         <w:rPr>
@@ -13346,14 +13389,87 @@
           <w:color w:val="333333"/>
           <w:sz w:val="24"/>
         </w:rPr>
-        <w:t>вом, у ми</w:t>
-      </w:r>
-      <w:r>
-        <w:rPr>
-          <w:rFonts w:ascii="Times New Roman" w:hAnsi="Times New Roman"/>
-          <w:sz w:val="24"/>
-        </w:rPr>
-        <w:t>́</w:t>
+        <w:t xml:space="preserve">їля </w:t>
+      </w:r>
+      <w:r>
+        <w:rPr>
+          <w:rFonts w:ascii="Times New Roman" w:hAnsi="Times New Roman"/>
+          <w:i/>
+          <w:color w:val="FF4400"/>
+          <w:sz w:val="24"/>
+        </w:rPr>
+        <w:t>(Лк. 2,32).</w:t>
+      </w:r>
+      <w:r>
+        <w:rPr/>
+      </w:r>
+    </w:p>
+    <w:p>
+      <w:r>
+        <w:rPr>
+          <w:rFonts w:ascii="Times New Roman" w:hAnsi="Times New Roman"/>
+          <w:sz w:val="24"/>
+          <w:highlight w:val="darkGray"/>
+        </w:rPr>
+        <w:t>&lt;/aleluia&gt;</w:t>
+      </w:r>
+      <w:r>
+        <w:rPr/>
+      </w:r>
+    </w:p>
+    <w:p>
+      <w:r>
+        <w:rPr>
+          <w:rFonts w:ascii="Times New Roman" w:hAnsi="Times New Roman"/>
+          <w:sz w:val="24"/>
+          <w:highlight w:val="darkGray"/>
+        </w:rPr>
+        <w:t>&lt;evanhelie&gt;</w:t>
+      </w:r>
+      <w:r>
+        <w:rPr/>
+      </w:r>
+    </w:p>
+    <w:p>
+      <w:r>
+        <w:t>#lk088</w:t>
+      </w:r>
+    </w:p>
+    <w:p>
+      <w:r>
+        <w:rPr>
+          <w:rFonts w:ascii="Times New Roman" w:hAnsi="Times New Roman"/>
+          <w:sz w:val="24"/>
+          <w:highlight w:val="darkGray"/>
+        </w:rPr>
+        <w:t>&lt;/evanhelie&gt;</w:t>
+      </w:r>
+      <w:r>
+        <w:rPr/>
+      </w:r>
+    </w:p>
+    <w:p>
+      <w:r>
+        <w:rPr>
+          <w:rFonts w:ascii="Times New Roman" w:hAnsi="Times New Roman"/>
+          <w:sz w:val="24"/>
+          <w:highlight w:val="darkGray"/>
+        </w:rPr>
+        <w:t>&lt;dostoino&gt;</w:t>
+      </w:r>
+      <w:r>
+        <w:rPr/>
+      </w:r>
+    </w:p>
+    <w:p>
+      <w:r>
+        <w:rPr>
+          <w:rFonts w:ascii="Times New Roman" w:hAnsi="Times New Roman"/>
+          <w:i/>
+          <w:color w:val="FF4400"/>
+          <w:sz w:val="24"/>
+        </w:rPr>
+        <w:t xml:space="preserve">Замість </w:t>
       </w:r>
       <w:r>
         <w:rPr>
@@ -13361,16 +13477,16 @@
           <w:color w:val="333333"/>
           <w:sz w:val="24"/>
         </w:rPr>
-        <w:t xml:space="preserve">рі </w:t>
-      </w:r>
-      <w:r>
-        <w:rPr>
-          <w:rFonts w:ascii="Times New Roman" w:hAnsi="Times New Roman"/>
-          <w:i/>
-          <w:color w:val="FF4400"/>
-          <w:sz w:val="24"/>
-        </w:rPr>
-        <w:t>(Лк. 2,29).</w:t>
+        <w:t xml:space="preserve">Досто́йно, </w:t>
+      </w:r>
+      <w:r>
+        <w:rPr>
+          <w:rFonts w:ascii="Times New Roman" w:hAnsi="Times New Roman"/>
+          <w:i/>
+          <w:color w:val="FF4400"/>
+          <w:sz w:val="24"/>
+        </w:rPr>
+        <w:t>приспів:</w:t>
       </w:r>
       <w:r>
         <w:rPr/>
@@ -13380,26 +13496,21 @@
       <w:r>
         <w:rPr>
           <w:rFonts w:ascii="Times New Roman" w:hAnsi="Times New Roman"/>
-          <w:i/>
-          <w:color w:val="FF4400"/>
-          <w:sz w:val="24"/>
-        </w:rPr>
-        <w:t xml:space="preserve">Стих: </w:t>
-      </w:r>
-      <w:r>
-        <w:rPr>
-          <w:rFonts w:ascii="Times New Roman" w:hAnsi="Times New Roman"/>
           <w:color w:val="333333"/>
           <w:sz w:val="24"/>
         </w:rPr>
-        <w:t>Сві</w:t>
-      </w:r>
-      <w:r>
-        <w:rPr>
-          <w:rFonts w:ascii="Times New Roman" w:hAnsi="Times New Roman"/>
-          <w:sz w:val="24"/>
-        </w:rPr>
-        <w:t>́</w:t>
+        <w:t>Богоро́дице Ді́во, упова́ння христия́н, покри́й, захорони́ і спаси́ тих, що на те́бе упова́ють.</w:t>
+      </w:r>
+    </w:p>
+    <w:p>
+      <w:r>
+        <w:rPr>
+          <w:rFonts w:ascii="Times New Roman" w:hAnsi="Times New Roman"/>
+          <w:i/>
+          <w:color w:val="FF4400"/>
+          <w:sz w:val="24"/>
+        </w:rPr>
+        <w:t xml:space="preserve">І ірмос (г. 3): </w:t>
       </w:r>
       <w:r>
         <w:rPr>
@@ -13407,106 +13518,27 @@
           <w:color w:val="333333"/>
           <w:sz w:val="24"/>
         </w:rPr>
-        <w:t>тло на просві</w:t>
-      </w:r>
-      <w:r>
-        <w:rPr>
-          <w:rFonts w:ascii="Times New Roman" w:hAnsi="Times New Roman"/>
-          <w:sz w:val="24"/>
-        </w:rPr>
-        <w:t>́</w:t>
-      </w:r>
-      <w:r>
-        <w:rPr>
-          <w:rFonts w:ascii="Times New Roman" w:hAnsi="Times New Roman"/>
-          <w:color w:val="333333"/>
-          <w:sz w:val="24"/>
-        </w:rPr>
-        <w:t>ту пога</w:t>
-      </w:r>
-      <w:r>
-        <w:rPr>
-          <w:rFonts w:ascii="Times New Roman" w:hAnsi="Times New Roman"/>
-          <w:sz w:val="24"/>
-        </w:rPr>
-        <w:t>́</w:t>
-      </w:r>
-      <w:r>
-        <w:rPr>
-          <w:rFonts w:ascii="Times New Roman" w:hAnsi="Times New Roman"/>
-          <w:color w:val="333333"/>
-          <w:sz w:val="24"/>
-        </w:rPr>
-        <w:t>нам і сла</w:t>
-      </w:r>
-      <w:r>
-        <w:rPr>
-          <w:rFonts w:ascii="Times New Roman" w:hAnsi="Times New Roman"/>
-          <w:sz w:val="24"/>
-        </w:rPr>
-        <w:t>́</w:t>
-      </w:r>
-      <w:r>
-        <w:rPr>
-          <w:rFonts w:ascii="Times New Roman" w:hAnsi="Times New Roman"/>
-          <w:color w:val="333333"/>
-          <w:sz w:val="24"/>
-        </w:rPr>
-        <w:t>ву лю</w:t>
-      </w:r>
-      <w:r>
-        <w:rPr>
-          <w:rFonts w:ascii="Times New Roman" w:hAnsi="Times New Roman"/>
-          <w:sz w:val="24"/>
-        </w:rPr>
-        <w:t>́</w:t>
-      </w:r>
-      <w:r>
-        <w:rPr>
-          <w:rFonts w:ascii="Times New Roman" w:hAnsi="Times New Roman"/>
-          <w:color w:val="333333"/>
-          <w:sz w:val="24"/>
-        </w:rPr>
-        <w:t>ду Твого</w:t>
-      </w:r>
-      <w:r>
-        <w:rPr>
-          <w:rFonts w:ascii="Times New Roman" w:hAnsi="Times New Roman"/>
-          <w:sz w:val="24"/>
-        </w:rPr>
-        <w:t>́</w:t>
-      </w:r>
-      <w:r>
-        <w:rPr>
-          <w:rFonts w:ascii="Times New Roman" w:hAnsi="Times New Roman"/>
-          <w:color w:val="333333"/>
-          <w:sz w:val="24"/>
-        </w:rPr>
-        <w:t>, Ізра</w:t>
-      </w:r>
-      <w:r>
-        <w:rPr>
-          <w:rFonts w:ascii="Times New Roman" w:hAnsi="Times New Roman"/>
-          <w:sz w:val="24"/>
-        </w:rPr>
-        <w:t>́</w:t>
-      </w:r>
-      <w:r>
-        <w:rPr>
-          <w:rFonts w:ascii="Times New Roman" w:hAnsi="Times New Roman"/>
-          <w:color w:val="333333"/>
-          <w:sz w:val="24"/>
-        </w:rPr>
-        <w:t xml:space="preserve">їля </w:t>
-      </w:r>
-      <w:r>
-        <w:rPr>
-          <w:rFonts w:ascii="Times New Roman" w:hAnsi="Times New Roman"/>
-          <w:i/>
-          <w:color w:val="FF4400"/>
-          <w:sz w:val="24"/>
-        </w:rPr>
-        <w:t>(Лк. 2,32).</w:t>
+        <w:t>В зако́ні ті́ні і писа́ння о́браз ба́чимо, ві́рні: ко́жний младе́нець му́жеського по́лу, що отвира́є утро́бу – святи́й Бо́гу. Тому́ перворо́джене Сло́во безнача́льного Отця́ – Си́на, що перворо́диться з ма́тері, яка му́жа не зна́є, – велича́ємо.</w:t>
+      </w:r>
+    </w:p>
+    <w:p>
+      <w:r>
+        <w:rPr>
+          <w:rFonts w:ascii="Times New Roman" w:hAnsi="Times New Roman"/>
+          <w:sz w:val="24"/>
+          <w:highlight w:val="darkGray"/>
+        </w:rPr>
+        <w:t>&lt;/dostoino&gt;</w:t>
+      </w:r>
+    </w:p>
+    <w:p>
+      <w:r>
+        <w:rPr>
+          <w:rFonts w:ascii="Times New Roman" w:hAnsi="Times New Roman"/>
+          <w:sz w:val="24"/>
+          <w:highlight w:val="darkGray"/>
+        </w:rPr>
+        <w:t>&lt;prychasnii&gt;</w:t>
       </w:r>
       <w:r>
         <w:rPr/>
@@ -13516,10 +13548,148 @@
       <w:r>
         <w:rPr>
           <w:rFonts w:ascii="Times New Roman" w:hAnsi="Times New Roman"/>
-          <w:sz w:val="24"/>
-          <w:highlight w:val="darkGray"/>
-        </w:rPr>
-        <w:t>&lt;/aleluia&gt;</w:t>
+          <w:i/>
+          <w:color w:val="FF4400"/>
+          <w:sz w:val="24"/>
+        </w:rPr>
+        <w:t xml:space="preserve">Причасний: </w:t>
+      </w:r>
+      <w:r>
+        <w:rPr>
+          <w:rFonts w:ascii="Times New Roman" w:hAnsi="Times New Roman"/>
+          <w:sz w:val="24"/>
+        </w:rPr>
+        <w:t>Ча́шу</w:t>
+      </w:r>
+      <w:r>
+        <w:rPr>
+          <w:rFonts w:ascii="Times New Roman" w:hAnsi="Times New Roman"/>
+          <w:i/>
+          <w:sz w:val="24"/>
+        </w:rPr>
+        <w:t xml:space="preserve"> </w:t>
+      </w:r>
+      <w:r>
+        <w:rPr>
+          <w:rFonts w:ascii="Times New Roman" w:hAnsi="Times New Roman"/>
+          <w:sz w:val="24"/>
+        </w:rPr>
+        <w:t>спасі́ння</w:t>
+      </w:r>
+      <w:r>
+        <w:rPr>
+          <w:rFonts w:ascii="Times New Roman" w:hAnsi="Times New Roman"/>
+          <w:i/>
+          <w:sz w:val="24"/>
+        </w:rPr>
+        <w:t xml:space="preserve"> </w:t>
+      </w:r>
+      <w:r>
+        <w:rPr>
+          <w:rFonts w:ascii="Times New Roman" w:hAnsi="Times New Roman"/>
+          <w:sz w:val="24"/>
+        </w:rPr>
+        <w:t>прийму́</w:t>
+      </w:r>
+      <w:r>
+        <w:rPr>
+          <w:rFonts w:ascii="Times New Roman" w:hAnsi="Times New Roman"/>
+          <w:i/>
+          <w:sz w:val="24"/>
+        </w:rPr>
+        <w:t xml:space="preserve"> </w:t>
+      </w:r>
+      <w:r>
+        <w:rPr>
+          <w:rFonts w:ascii="Times New Roman" w:hAnsi="Times New Roman"/>
+          <w:sz w:val="24"/>
+        </w:rPr>
+        <w:t>і</w:t>
+      </w:r>
+      <w:r>
+        <w:rPr>
+          <w:rFonts w:ascii="Times New Roman" w:hAnsi="Times New Roman"/>
+          <w:i/>
+          <w:sz w:val="24"/>
+        </w:rPr>
+        <w:t xml:space="preserve"> </w:t>
+      </w:r>
+      <w:r>
+        <w:rPr>
+          <w:rFonts w:ascii="Times New Roman" w:hAnsi="Times New Roman"/>
+          <w:sz w:val="24"/>
+        </w:rPr>
+        <w:t>ім’я́</w:t>
+      </w:r>
+      <w:r>
+        <w:rPr>
+          <w:rFonts w:ascii="Times New Roman" w:hAnsi="Times New Roman"/>
+          <w:i/>
+          <w:sz w:val="24"/>
+        </w:rPr>
+        <w:t xml:space="preserve"> </w:t>
+      </w:r>
+      <w:r>
+        <w:rPr>
+          <w:rFonts w:ascii="Times New Roman" w:hAnsi="Times New Roman"/>
+          <w:sz w:val="24"/>
+        </w:rPr>
+        <w:t>Госпо́днє</w:t>
+      </w:r>
+      <w:r>
+        <w:rPr>
+          <w:rFonts w:ascii="Times New Roman" w:hAnsi="Times New Roman"/>
+          <w:i/>
+          <w:sz w:val="24"/>
+        </w:rPr>
+        <w:t xml:space="preserve"> </w:t>
+      </w:r>
+      <w:r>
+        <w:rPr>
+          <w:rFonts w:ascii="Times New Roman" w:hAnsi="Times New Roman"/>
+          <w:sz w:val="24"/>
+        </w:rPr>
+        <w:t>призову́</w:t>
+      </w:r>
+      <w:r>
+        <w:rPr>
+          <w:rFonts w:ascii="Times New Roman" w:hAnsi="Times New Roman"/>
+          <w:i/>
+          <w:sz w:val="24"/>
+        </w:rPr>
+        <w:t xml:space="preserve"> </w:t>
+      </w:r>
+      <w:r>
+        <w:rPr>
+          <w:rFonts w:ascii="Times New Roman" w:hAnsi="Times New Roman"/>
+          <w:i/>
+          <w:color w:val="FF4400"/>
+          <w:sz w:val="24"/>
+        </w:rPr>
+        <w:t>(Пс. 115,4).</w:t>
+      </w:r>
+      <w:r>
+        <w:rPr>
+          <w:rFonts w:ascii="Times New Roman" w:hAnsi="Times New Roman"/>
+          <w:i/>
+          <w:sz w:val="24"/>
+        </w:rPr>
+        <w:t xml:space="preserve"> </w:t>
+      </w:r>
+      <w:r>
+        <w:rPr>
+          <w:rFonts w:ascii="Times New Roman" w:hAnsi="Times New Roman"/>
+          <w:sz w:val="24"/>
+        </w:rPr>
+        <w:t>Алилу́я, алилу́я, алилу́я</w:t>
+      </w:r>
+      <w:r>
+        <w:rPr>
+          <w:rFonts w:ascii="Times New Roman" w:hAnsi="Times New Roman"/>
+          <w:i/>
+          <w:sz w:val="24"/>
+        </w:rPr>
+        <w:t>.</w:t>
       </w:r>
       <w:r>
         <w:rPr/>
@@ -13532,7 +13702,7 @@
           <w:sz w:val="24"/>
           <w:highlight w:val="darkGray"/>
         </w:rPr>
-        <w:t>&lt;evanhelie&gt;</w:t>
+        <w:t>&lt;/prychasnii&gt;</w:t>
       </w:r>
       <w:r>
         <w:rPr/>
@@ -13540,316 +13710,50 @@
     </w:p>
     <w:p>
       <w:r>
+        <w:rPr>
+          <w:rFonts w:ascii="Times New Roman" w:hAnsi="Times New Roman"/>
+          <w:color w:val="000000"/>
+          <w:sz w:val="24"/>
+          <w:highlight w:val="darkGray"/>
+        </w:rPr>
+        <w:t>&lt;vidpust&gt;</w:t>
+      </w:r>
+      <w:r>
         <w:rPr/>
-        <w:t>#lk007</w:t>
-      </w:r>
-    </w:p>
-    <w:p>
-      <w:r>
-        <w:rPr>
-          <w:rFonts w:ascii="Times New Roman" w:hAnsi="Times New Roman"/>
-          <w:sz w:val="24"/>
-          <w:highlight w:val="darkGray"/>
-        </w:rPr>
-        <w:t>&lt;/evanhelie&gt;</w:t>
-      </w:r>
-      <w:r>
-        <w:rPr/>
-      </w:r>
-    </w:p>
-    <w:p>
-      <w:r>
-        <w:rPr>
-          <w:rFonts w:ascii="Times New Roman" w:hAnsi="Times New Roman"/>
-          <w:sz w:val="24"/>
-          <w:highlight w:val="darkGray"/>
-        </w:rPr>
-        <w:t>&lt;dostoino&gt;</w:t>
-      </w:r>
-      <w:r>
-        <w:rPr/>
-      </w:r>
-    </w:p>
-    <w:p>
-      <w:r>
-        <w:rPr>
-          <w:rFonts w:ascii="Times New Roman" w:hAnsi="Times New Roman"/>
-          <w:i/>
-          <w:color w:val="FF4400"/>
-          <w:sz w:val="24"/>
-        </w:rPr>
-        <w:t xml:space="preserve">Замість </w:t>
-      </w:r>
-      <w:r>
-        <w:rPr>
-          <w:rFonts w:ascii="Times New Roman" w:hAnsi="Times New Roman"/>
-          <w:color w:val="333333"/>
-          <w:sz w:val="24"/>
-        </w:rPr>
-        <w:t xml:space="preserve">Досто́йно, </w:t>
-      </w:r>
-      <w:r>
-        <w:rPr>
-          <w:rFonts w:ascii="Times New Roman" w:hAnsi="Times New Roman"/>
-          <w:i/>
-          <w:color w:val="FF4400"/>
-          <w:sz w:val="24"/>
-        </w:rPr>
-        <w:t>приспів:</w:t>
-      </w:r>
-      <w:r>
-        <w:rPr/>
-      </w:r>
-    </w:p>
-    <w:p>
-      <w:r>
-        <w:rPr>
-          <w:rFonts w:ascii="Times New Roman" w:hAnsi="Times New Roman"/>
-          <w:color w:val="333333"/>
-          <w:sz w:val="24"/>
-        </w:rPr>
-        <w:t>Богоро́дице Ді́во, упова́ння христия́н, покри́й, захорони́ і спаси́ тих, що на те́бе упова́ють.</w:t>
-      </w:r>
-    </w:p>
-    <w:p>
-      <w:r>
-        <w:rPr>
-          <w:rFonts w:ascii="Times New Roman" w:hAnsi="Times New Roman"/>
-          <w:i/>
-          <w:color w:val="FF4400"/>
-          <w:sz w:val="24"/>
-        </w:rPr>
-        <w:t xml:space="preserve">І ірмос (г. 3): </w:t>
-      </w:r>
-      <w:r>
-        <w:rPr>
-          <w:rFonts w:ascii="Times New Roman" w:hAnsi="Times New Roman"/>
-          <w:color w:val="333333"/>
-          <w:sz w:val="24"/>
-        </w:rPr>
-        <w:t>В зако́ні ті́ні і писа́ння о́браз ба́чимо, ві́рні: ко́жний младе́нець му́жеського по́лу, що отвира́є утро́бу – святи́й Бо́гу. Тому́ перворо́джене Сло́во безнача́льного Отця́ – Си́на, що перворо́диться з ма́тері, яка му́жа не зна́є, – велича́ємо.</w:t>
-      </w:r>
-    </w:p>
-    <w:p>
-      <w:r>
-        <w:rPr>
-          <w:rFonts w:ascii="Times New Roman" w:hAnsi="Times New Roman"/>
-          <w:sz w:val="24"/>
-          <w:highlight w:val="darkGray"/>
-        </w:rPr>
-        <w:t>&lt;/dostoino&gt;</w:t>
-      </w:r>
-    </w:p>
-    <w:p>
-      <w:r>
-        <w:rPr>
-          <w:rFonts w:ascii="Times New Roman" w:hAnsi="Times New Roman"/>
-          <w:sz w:val="24"/>
-          <w:highlight w:val="darkGray"/>
-        </w:rPr>
-        <w:t>&lt;prychasnii&gt;</w:t>
-      </w:r>
-      <w:r>
-        <w:rPr/>
-      </w:r>
-    </w:p>
-    <w:p>
-      <w:r>
-        <w:rPr>
-          <w:rFonts w:ascii="Times New Roman" w:hAnsi="Times New Roman"/>
-          <w:i/>
-          <w:color w:val="FF4400"/>
-          <w:sz w:val="24"/>
-        </w:rPr>
-        <w:t xml:space="preserve">Причасний: </w:t>
-      </w:r>
-      <w:r>
-        <w:rPr>
-          <w:rFonts w:ascii="Times New Roman" w:hAnsi="Times New Roman"/>
-          <w:sz w:val="24"/>
-        </w:rPr>
-        <w:t>Ча́шу</w:t>
-      </w:r>
-      <w:r>
-        <w:rPr>
-          <w:rFonts w:ascii="Times New Roman" w:hAnsi="Times New Roman"/>
-          <w:i/>
-          <w:sz w:val="24"/>
-        </w:rPr>
-        <w:t xml:space="preserve"> </w:t>
-      </w:r>
-      <w:r>
-        <w:rPr>
-          <w:rFonts w:ascii="Times New Roman" w:hAnsi="Times New Roman"/>
-          <w:sz w:val="24"/>
-        </w:rPr>
-        <w:t>спасі́ння</w:t>
-      </w:r>
-      <w:r>
-        <w:rPr>
-          <w:rFonts w:ascii="Times New Roman" w:hAnsi="Times New Roman"/>
-          <w:i/>
-          <w:sz w:val="24"/>
-        </w:rPr>
-        <w:t xml:space="preserve"> </w:t>
-      </w:r>
-      <w:r>
-        <w:rPr>
-          <w:rFonts w:ascii="Times New Roman" w:hAnsi="Times New Roman"/>
-          <w:sz w:val="24"/>
-        </w:rPr>
-        <w:t>прийму́</w:t>
-      </w:r>
-      <w:r>
-        <w:rPr>
-          <w:rFonts w:ascii="Times New Roman" w:hAnsi="Times New Roman"/>
-          <w:i/>
-          <w:sz w:val="24"/>
-        </w:rPr>
-        <w:t xml:space="preserve"> </w:t>
-      </w:r>
-      <w:r>
-        <w:rPr>
-          <w:rFonts w:ascii="Times New Roman" w:hAnsi="Times New Roman"/>
-          <w:sz w:val="24"/>
-        </w:rPr>
-        <w:t>і</w:t>
-      </w:r>
-      <w:r>
-        <w:rPr>
-          <w:rFonts w:ascii="Times New Roman" w:hAnsi="Times New Roman"/>
-          <w:i/>
-          <w:sz w:val="24"/>
-        </w:rPr>
-        <w:t xml:space="preserve"> </w:t>
-      </w:r>
-      <w:r>
-        <w:rPr>
-          <w:rFonts w:ascii="Times New Roman" w:hAnsi="Times New Roman"/>
-          <w:sz w:val="24"/>
-        </w:rPr>
-        <w:t>ім’я́</w:t>
-      </w:r>
-      <w:r>
-        <w:rPr>
-          <w:rFonts w:ascii="Times New Roman" w:hAnsi="Times New Roman"/>
-          <w:i/>
-          <w:sz w:val="24"/>
-        </w:rPr>
-        <w:t xml:space="preserve"> </w:t>
-      </w:r>
-      <w:r>
-        <w:rPr>
-          <w:rFonts w:ascii="Times New Roman" w:hAnsi="Times New Roman"/>
-          <w:sz w:val="24"/>
-        </w:rPr>
-        <w:t>Госпо́днє</w:t>
-      </w:r>
-      <w:r>
-        <w:rPr>
-          <w:rFonts w:ascii="Times New Roman" w:hAnsi="Times New Roman"/>
-          <w:i/>
-          <w:sz w:val="24"/>
-        </w:rPr>
-        <w:t xml:space="preserve"> </w:t>
-      </w:r>
-      <w:r>
-        <w:rPr>
-          <w:rFonts w:ascii="Times New Roman" w:hAnsi="Times New Roman"/>
-          <w:sz w:val="24"/>
-        </w:rPr>
-        <w:t>призову́</w:t>
-      </w:r>
-      <w:r>
-        <w:rPr>
-          <w:rFonts w:ascii="Times New Roman" w:hAnsi="Times New Roman"/>
-          <w:i/>
-          <w:sz w:val="24"/>
-        </w:rPr>
-        <w:t xml:space="preserve"> </w:t>
-      </w:r>
-      <w:r>
-        <w:rPr>
-          <w:rFonts w:ascii="Times New Roman" w:hAnsi="Times New Roman"/>
-          <w:i/>
-          <w:color w:val="FF4400"/>
-          <w:sz w:val="24"/>
-        </w:rPr>
-        <w:t>(Пс. 115,4).</w:t>
-      </w:r>
-      <w:r>
-        <w:rPr>
-          <w:rFonts w:ascii="Times New Roman" w:hAnsi="Times New Roman"/>
-          <w:i/>
-          <w:sz w:val="24"/>
-        </w:rPr>
-        <w:t xml:space="preserve"> </w:t>
-      </w:r>
-      <w:r>
-        <w:rPr>
-          <w:rFonts w:ascii="Times New Roman" w:hAnsi="Times New Roman"/>
-          <w:sz w:val="24"/>
-        </w:rPr>
-        <w:t>Алилу́я, алилу́я, алилу́я</w:t>
-      </w:r>
-      <w:r>
-        <w:rPr>
-          <w:rFonts w:ascii="Times New Roman" w:hAnsi="Times New Roman"/>
-          <w:i/>
-          <w:sz w:val="24"/>
-        </w:rPr>
-        <w:t>.</w:t>
-      </w:r>
-      <w:r>
-        <w:rPr/>
-      </w:r>
-    </w:p>
-    <w:p>
-      <w:r>
-        <w:rPr>
-          <w:rFonts w:ascii="Times New Roman" w:hAnsi="Times New Roman"/>
-          <w:sz w:val="24"/>
-          <w:highlight w:val="darkGray"/>
-        </w:rPr>
-        <w:t>&lt;/prychasnii&gt;</w:t>
-      </w:r>
-      <w:r>
-        <w:rPr/>
-      </w:r>
-    </w:p>
-    <w:p>
-      <w:r>
-        <w:rPr>
-          <w:rFonts w:ascii="Times New Roman" w:hAnsi="Times New Roman"/>
-          <w:color w:val="000000"/>
-          <w:sz w:val="24"/>
-          <w:highlight w:val="darkGray"/>
-        </w:rPr>
-        <w:t>&lt;vidpust&gt;</w:t>
-      </w:r>
-      <w:r>
-        <w:rPr/>
-      </w:r>
-    </w:p>
-    <w:p>
-      <w:r>
-        <w:rPr>
-          <w:rFonts w:ascii="Times New Roman" w:hAnsi="Times New Roman"/>
-          <w:i/>
-          <w:color w:val="FF4400"/>
-          <w:sz w:val="24"/>
-        </w:rPr>
-        <w:t>Священик:</w:t>
-      </w:r>
-      <w:r>
-        <w:rPr>
-          <w:rFonts w:ascii="Times New Roman" w:hAnsi="Times New Roman"/>
-          <w:sz w:val="24"/>
-        </w:rPr>
-        <w:t xml:space="preserve"> Христос, істинний Бог наш, що зволив спочити в обіймах праведного Симеона спасіння нашого ради, молитвами пречистої Своєї Матері, святих, славних і всехвальних апостолів, святого отця нашого Йоана Золотоустого, архиєпископа Константинограда, св. великомч. Теодора Стратилата, св. прор. Захарії Серповидця і всіх святих, помилує і спасе нас, як благий і чоловіколюбець.</w:t>
-      </w:r>
-      <w:r>
-        <w:rPr/>
+      </w:r>
+    </w:p>
+    <w:p>
+      <w:r>
+        <w:rPr>
+          <w:rFonts w:ascii="Times New Roman" w:hAnsi="Times New Roman"/>
+          <w:i/>
+          <w:color w:val="FF0000"/>
+          <w:sz w:val="24"/>
+        </w:rPr>
+        <w:t>Священник:</w:t>
+      </w:r>
+      <w:r>
+        <w:rPr>
+          <w:rFonts w:ascii="Times New Roman" w:hAnsi="Times New Roman"/>
+          <w:sz w:val="24"/>
+        </w:rPr>
+        <w:t xml:space="preserve"> Христос, істинний Бог наш, що зволив спочити в обіймах праведного Симеона спасіння нашого ради - молитвами пречистої Своєї Матері, святих, славних і всехвальних апостолів, святого отця нашого Івана Золотоустого, архиєпископа Константинополя, і святого, </w:t>
+      </w:r>
+      <w:r>
+        <w:rPr>
+          <w:rFonts w:ascii="Times New Roman" w:hAnsi="Times New Roman"/>
+          <w:i/>
+          <w:color w:val="FF0000"/>
+          <w:sz w:val="24"/>
+        </w:rPr>
+        <w:t>якого є храм</w:t>
+      </w:r>
+      <w:r>
+        <w:rPr>
+          <w:rFonts w:ascii="Times New Roman" w:hAnsi="Times New Roman"/>
+          <w:sz w:val="24"/>
+        </w:rPr>
+        <w:t>, і святого великомученика Теодора Стратилата, святого пророка Захарії Серповидця, і всіх святих - помилує і спасе нас як благий і людинолюбний.</w:t>
       </w:r>
     </w:p>
     <w:p>
@@ -14632,13 +14536,7 @@
     </w:p>
     <w:p>
       <w:r>
-        <w:rPr>
-          <w:rFonts w:ascii="Times New Roman" w:hAnsi="Times New Roman"/>
-          <w:i/>
-          <w:color w:val="FF4400"/>
-          <w:sz w:val="24"/>
-        </w:rPr>
-        <w:t xml:space="preserve">Апостол: </w:t>
+        <w:t>Ряд.: #ap296</w:t>
       </w:r>
     </w:p>
     <w:p>
@@ -14740,13 +14638,7 @@
     </w:p>
     <w:p>
       <w:r>
-        <w:rPr>
-          <w:rFonts w:ascii="Times New Roman" w:hAnsi="Times New Roman"/>
-          <w:i/>
-          <w:color w:val="FF4400"/>
-          <w:sz w:val="24"/>
-        </w:rPr>
-        <w:t xml:space="preserve">Євангеліє: </w:t>
+        <w:t>Ряд.: #lk089</w:t>
       </w:r>
     </w:p>
     <w:p>
@@ -14824,58 +14716,33 @@
         <w:rPr>
           <w:rFonts w:ascii="Times New Roman" w:hAnsi="Times New Roman"/>
           <w:i/>
-          <w:color w:val="FF4400"/>
-          <w:sz w:val="24"/>
-        </w:rPr>
-        <w:t>Священик:</w:t>
-      </w:r>
-      <w:r>
-        <w:rPr>
-          <w:rFonts w:ascii="Times New Roman" w:hAnsi="Times New Roman"/>
-          <w:sz w:val="24"/>
-        </w:rPr>
-        <w:t xml:space="preserve"> Христо́с, що воскре́с із ме́ртвих, і́стинний Бог наш – молитва́ми пречи́стої Своє́ї Ма́тері, святи́х сла́вних і всехва́льних апо́столів, свято́го отця́ на́шого Іва́на Золотоу́стого, архиєпи́скопа Константино́поля, і свято́го </w:t>
-      </w:r>
-      <w:r>
-        <w:rPr>
-          <w:rFonts w:ascii="Times New Roman" w:hAnsi="Times New Roman"/>
-          <w:i/>
-          <w:color w:val="FF4400"/>
-          <w:sz w:val="24"/>
-        </w:rPr>
-        <w:t>(якого є храм)</w:t>
-      </w:r>
-      <w:r>
-        <w:rPr>
-          <w:rFonts w:ascii="Times New Roman" w:hAnsi="Times New Roman"/>
-          <w:sz w:val="24"/>
-        </w:rPr>
-        <w:t xml:space="preserve">, і свято́го </w:t>
-      </w:r>
-      <w:r>
-        <w:rPr>
-          <w:rFonts w:ascii="Times New Roman" w:hAnsi="Times New Roman"/>
-          <w:i/>
-          <w:color w:val="FF4400"/>
-          <w:sz w:val="24"/>
-        </w:rPr>
-        <w:t>(як</w:t>
-      </w:r>
-      <w:r>
-        <w:rPr>
-          <w:rFonts w:ascii="Times New Roman" w:hAnsi="Times New Roman"/>
-          <w:i/>
-          <w:color w:val="FF4400"/>
-          <w:sz w:val="24"/>
-        </w:rPr>
-        <w:t>ого є день)</w:t>
-      </w:r>
-      <w:r>
-        <w:rPr>
-          <w:rFonts w:ascii="Times New Roman" w:hAnsi="Times New Roman"/>
-          <w:sz w:val="24"/>
-        </w:rPr>
-        <w:t>, і всіх святи́х – поми́лує і спасе́ нас як благи́й і людинолю́бний.</w:t>
+          <w:color w:val="FF0000"/>
+          <w:sz w:val="24"/>
+        </w:rPr>
+        <w:t>Священник:</w:t>
+      </w:r>
+      <w:r>
+        <w:rPr>
+          <w:rFonts w:ascii="Times New Roman" w:hAnsi="Times New Roman"/>
+          <w:sz w:val="24"/>
+        </w:rPr>
+        <w:t xml:space="preserve"> Христос, що воскрес із мертвих, істинний Бог наш, що зволив спочити в обіймах праведного Симеона спасіння нашого ради - молитвами пречистої Своєї Матері, святих, славних і всехвальних апостолів, святого отця нашого Івана Золотоустого, архиєпископа Константинополя, і святого, </w:t>
+      </w:r>
+      <w:r>
+        <w:rPr>
+          <w:rFonts w:ascii="Times New Roman" w:hAnsi="Times New Roman"/>
+          <w:i/>
+          <w:color w:val="FF0000"/>
+          <w:sz w:val="24"/>
+        </w:rPr>
+        <w:t>якого є храм</w:t>
+      </w:r>
+      <w:r>
+        <w:rPr>
+          <w:rFonts w:ascii="Times New Roman" w:hAnsi="Times New Roman"/>
+          <w:sz w:val="24"/>
+        </w:rPr>
+        <w:t>, і святого мученика Никифора, і всіх святих - помилує і спасе нас як благий і людинолюбний.</w:t>
       </w:r>
     </w:p>
     <w:p>
@@ -15616,13 +15483,7 @@
     </w:p>
     <w:p>
       <w:r>
-        <w:rPr>
-          <w:rFonts w:ascii="Times New Roman" w:hAnsi="Times New Roman"/>
-          <w:i/>
-          <w:color w:val="FF4400"/>
-          <w:sz w:val="24"/>
-        </w:rPr>
-        <w:t xml:space="preserve">Апостол: </w:t>
+        <w:t>#ap066</w:t>
       </w:r>
     </w:p>
     <w:p>
@@ -15717,13 +15578,7 @@
     </w:p>
     <w:p>
       <w:r>
-        <w:rPr>
-          <w:rFonts w:ascii="Times New Roman" w:hAnsi="Times New Roman"/>
-          <w:i/>
-          <w:color w:val="FF4400"/>
-          <w:sz w:val="24"/>
-        </w:rPr>
-        <w:t xml:space="preserve">Євангеліє: </w:t>
+        <w:t>#mr059</w:t>
       </w:r>
     </w:p>
     <w:p>
@@ -15808,56 +15663,33 @@
         <w:rPr>
           <w:rFonts w:ascii="Times New Roman" w:hAnsi="Times New Roman"/>
           <w:i/>
-          <w:color w:val="FF4400"/>
-          <w:sz w:val="24"/>
-        </w:rPr>
-        <w:t>Священик:</w:t>
-      </w:r>
-      <w:r>
-        <w:rPr>
-          <w:rFonts w:ascii="Times New Roman" w:hAnsi="Times New Roman"/>
-          <w:sz w:val="24"/>
-        </w:rPr>
-        <w:t xml:space="preserve"> Христо́с, і́стинний Бог наш – молитва́ми пречи́стої своє́ї Ма́тері, засту́пництвом че́сних небе́сних сил безтіле́сних, святи́х с</w:t>
-      </w:r>
-      <w:r>
-        <w:rPr>
-          <w:rFonts w:ascii="Times New Roman" w:hAnsi="Times New Roman"/>
-          <w:sz w:val="24"/>
-        </w:rPr>
-        <w:t xml:space="preserve">ла́вних і всехва́льних апо́столів, свято́го отця́ на́шого Іва́на Золотоу́стого, архиєпи́скопа Константино́поля, і свято́го </w:t>
-      </w:r>
-      <w:r>
-        <w:rPr>
-          <w:rFonts w:ascii="Times New Roman" w:hAnsi="Times New Roman"/>
-          <w:i/>
-          <w:color w:val="FF4400"/>
-          <w:sz w:val="24"/>
-        </w:rPr>
-        <w:t>(якого є храм)</w:t>
-      </w:r>
-      <w:r>
-        <w:rPr>
-          <w:rFonts w:ascii="Times New Roman" w:hAnsi="Times New Roman"/>
-          <w:sz w:val="24"/>
-        </w:rPr>
-        <w:t xml:space="preserve">, і святого </w:t>
-      </w:r>
-      <w:r>
-        <w:rPr>
-          <w:rFonts w:ascii="Times New Roman" w:hAnsi="Times New Roman"/>
-          <w:i/>
-          <w:color w:val="FF4400"/>
-          <w:sz w:val="24"/>
-        </w:rPr>
-        <w:t>(якого є день)</w:t>
-      </w:r>
-      <w:r>
-        <w:rPr>
-          <w:rFonts w:ascii="Times New Roman" w:hAnsi="Times New Roman"/>
-          <w:sz w:val="24"/>
-        </w:rPr>
-        <w:t>, і всіх святи́х – поми́лує і спасе́ нас як благи́й і людинолю́бний.</w:t>
+          <w:color w:val="FF0000"/>
+          <w:sz w:val="24"/>
+        </w:rPr>
+        <w:t>Священник:</w:t>
+      </w:r>
+      <w:r>
+        <w:rPr>
+          <w:rFonts w:ascii="Times New Roman" w:hAnsi="Times New Roman"/>
+          <w:sz w:val="24"/>
+        </w:rPr>
+        <w:t xml:space="preserve"> Христос, істинний Бог наш - молитвами пречистої Своєї Матері, заступництвом чесних небесних сил безтілесних, святих славних і всехвальних апостолів, святого отця нашого Івана Золотоустого, архиєпископа Константинополя, і святого, </w:t>
+      </w:r>
+      <w:r>
+        <w:rPr>
+          <w:rFonts w:ascii="Times New Roman" w:hAnsi="Times New Roman"/>
+          <w:i/>
+          <w:color w:val="FF0000"/>
+          <w:sz w:val="24"/>
+        </w:rPr>
+        <w:t>якого є храм</w:t>
+      </w:r>
+      <w:r>
+        <w:rPr>
+          <w:rFonts w:ascii="Times New Roman" w:hAnsi="Times New Roman"/>
+          <w:sz w:val="24"/>
+        </w:rPr>
+        <w:t>, і святого мученика Харалампія, і всіх святих - помилує і спасе нас як благий і людинолюбний.</w:t>
       </w:r>
     </w:p>
     <w:p>
@@ -16612,13 +16444,7 @@
     </w:p>
     <w:p>
       <w:r>
-        <w:rPr>
-          <w:rFonts w:ascii="Times New Roman" w:hAnsi="Times New Roman"/>
-          <w:i/>
-          <w:color w:val="FF4400"/>
-          <w:sz w:val="24"/>
-        </w:rPr>
-        <w:t xml:space="preserve">Апостол: </w:t>
+        <w:t>#ap067</w:t>
       </w:r>
     </w:p>
     <w:p>
@@ -16713,13 +16539,7 @@
     </w:p>
     <w:p>
       <w:r>
-        <w:rPr>
-          <w:rFonts w:ascii="Times New Roman" w:hAnsi="Times New Roman"/>
-          <w:i/>
-          <w:color w:val="FF4400"/>
-          <w:sz w:val="24"/>
-        </w:rPr>
-        <w:t xml:space="preserve">Євангеліє: </w:t>
+        <w:t>#mr060</w:t>
       </w:r>
     </w:p>
     <w:p>
@@ -16804,56 +16624,33 @@
         <w:rPr>
           <w:rFonts w:ascii="Times New Roman" w:hAnsi="Times New Roman"/>
           <w:i/>
-          <w:color w:val="FF4400"/>
-          <w:sz w:val="24"/>
-        </w:rPr>
-        <w:t>Священик:</w:t>
-      </w:r>
-      <w:r>
-        <w:rPr>
-          <w:rFonts w:ascii="Times New Roman" w:hAnsi="Times New Roman"/>
-          <w:sz w:val="24"/>
-        </w:rPr>
-        <w:t xml:space="preserve"> Христо́с, і́стинний Бог наш – молитва́ми пречи́стої своє́ї Ма́тері, че́сного і сла́вного проро́ка, предте́чі і хрести́теля Іва́на, свят</w:t>
-      </w:r>
-      <w:r>
-        <w:rPr>
-          <w:rFonts w:ascii="Times New Roman" w:hAnsi="Times New Roman"/>
-          <w:sz w:val="24"/>
-        </w:rPr>
-        <w:t xml:space="preserve">и́х сла́вних і всехва́льних апо́столів, свято́го отця́ на́шого Іва́на Золотоу́стого, архиєпи́скопа Константино́поля, і свято́го </w:t>
-      </w:r>
-      <w:r>
-        <w:rPr>
-          <w:rFonts w:ascii="Times New Roman" w:hAnsi="Times New Roman"/>
-          <w:i/>
-          <w:color w:val="FF4400"/>
-          <w:sz w:val="24"/>
-        </w:rPr>
-        <w:t>(якого є храм)</w:t>
-      </w:r>
-      <w:r>
-        <w:rPr>
-          <w:rFonts w:ascii="Times New Roman" w:hAnsi="Times New Roman"/>
-          <w:sz w:val="24"/>
-        </w:rPr>
-        <w:t xml:space="preserve">, і святого </w:t>
-      </w:r>
-      <w:r>
-        <w:rPr>
-          <w:rFonts w:ascii="Times New Roman" w:hAnsi="Times New Roman"/>
-          <w:i/>
-          <w:color w:val="FF4400"/>
-          <w:sz w:val="24"/>
-        </w:rPr>
-        <w:t>(якого є день)</w:t>
-      </w:r>
-      <w:r>
-        <w:rPr>
-          <w:rFonts w:ascii="Times New Roman" w:hAnsi="Times New Roman"/>
-          <w:sz w:val="24"/>
-        </w:rPr>
-        <w:t>, і всіх святи́х – поми́лує і спасе́ нас як благи́й і людинолю́бний.</w:t>
+          <w:color w:val="FF0000"/>
+          <w:sz w:val="24"/>
+        </w:rPr>
+        <w:t>Священник:</w:t>
+      </w:r>
+      <w:r>
+        <w:rPr>
+          <w:rFonts w:ascii="Times New Roman" w:hAnsi="Times New Roman"/>
+          <w:sz w:val="24"/>
+        </w:rPr>
+        <w:t xml:space="preserve"> Христос, істинний Бог наш - молитвами пречистої Своєї Матері, чесного і славного пророка, предтечі і хрестителя Івана, святих славних і всехвальних апостолів, святого отця нашого Івана Золотоустого, архиєпископа Константинополя, і святого, </w:t>
+      </w:r>
+      <w:r>
+        <w:rPr>
+          <w:rFonts w:ascii="Times New Roman" w:hAnsi="Times New Roman"/>
+          <w:i/>
+          <w:color w:val="FF0000"/>
+          <w:sz w:val="24"/>
+        </w:rPr>
+        <w:t>якого є храм</w:t>
+      </w:r>
+      <w:r>
+        <w:rPr>
+          <w:rFonts w:ascii="Times New Roman" w:hAnsi="Times New Roman"/>
+          <w:sz w:val="24"/>
+        </w:rPr>
+        <w:t>, і святого священномученика Власія, єпископа Севастійського, і всіх святих - помилує і спасе нас як благий і людинолюбний.</w:t>
       </w:r>
     </w:p>
     <w:p>
@@ -17564,13 +17361,7 @@
     </w:p>
     <w:p>
       <w:r>
-        <w:rPr>
-          <w:rFonts w:ascii="Times New Roman" w:hAnsi="Times New Roman"/>
-          <w:i/>
-          <w:color w:val="FF4400"/>
-          <w:sz w:val="24"/>
-        </w:rPr>
-        <w:t xml:space="preserve">Апостол: </w:t>
+        <w:t>#ap068a</w:t>
       </w:r>
     </w:p>
     <w:p>
@@ -17672,13 +17463,7 @@
     </w:p>
     <w:p>
       <w:r>
-        <w:rPr>
-          <w:rFonts w:ascii="Times New Roman" w:hAnsi="Times New Roman"/>
-          <w:i/>
-          <w:color w:val="FF4400"/>
-          <w:sz w:val="24"/>
-        </w:rPr>
-        <w:t xml:space="preserve">Євангеліє: </w:t>
+        <w:t>#mr061</w:t>
       </w:r>
     </w:p>
     <w:p>
@@ -17756,49 +17541,33 @@
         <w:rPr>
           <w:rFonts w:ascii="Times New Roman" w:hAnsi="Times New Roman"/>
           <w:i/>
-          <w:color w:val="FF4400"/>
-          <w:sz w:val="24"/>
-        </w:rPr>
-        <w:t>Священик:</w:t>
-      </w:r>
-      <w:r>
-        <w:rPr>
-          <w:rFonts w:ascii="Times New Roman" w:hAnsi="Times New Roman"/>
-          <w:sz w:val="24"/>
-        </w:rPr>
-        <w:t xml:space="preserve"> Христо́с, і́стинний Бог наш – молитва́ми пречи́стої своє́ї Ма́тері, си́лою че́сного і животво́рчого хреста́, святи́х сла́вних і всехва́льних апо́столів, свято́го отця́ на́шого Іва́на Золотоу́стого, архиєпи́скопа Константино́поля, і свято́го </w:t>
-      </w:r>
-      <w:r>
-        <w:rPr>
-          <w:rFonts w:ascii="Times New Roman" w:hAnsi="Times New Roman"/>
-          <w:i/>
-          <w:color w:val="FF4400"/>
-          <w:sz w:val="24"/>
-        </w:rPr>
-        <w:t>(якого є храм)</w:t>
-      </w:r>
-      <w:r>
-        <w:rPr>
-          <w:rFonts w:ascii="Times New Roman" w:hAnsi="Times New Roman"/>
-          <w:sz w:val="24"/>
-        </w:rPr>
-        <w:t xml:space="preserve">, і святого </w:t>
-      </w:r>
-      <w:r>
-        <w:rPr>
-          <w:rFonts w:ascii="Times New Roman" w:hAnsi="Times New Roman"/>
-          <w:i/>
-          <w:color w:val="FF4400"/>
-          <w:sz w:val="24"/>
-        </w:rPr>
-        <w:t>(якого є день)</w:t>
-      </w:r>
-      <w:r>
-        <w:rPr>
-          <w:rFonts w:ascii="Times New Roman" w:hAnsi="Times New Roman"/>
-          <w:sz w:val="24"/>
-        </w:rPr>
-        <w:t>, і всіх святи́х – поми́лує і спасе́ нас як благи́й і людинолю́бний.</w:t>
+          <w:color w:val="FF0000"/>
+          <w:sz w:val="24"/>
+        </w:rPr>
+        <w:t>Священник:</w:t>
+      </w:r>
+      <w:r>
+        <w:rPr>
+          <w:rFonts w:ascii="Times New Roman" w:hAnsi="Times New Roman"/>
+          <w:sz w:val="24"/>
+        </w:rPr>
+        <w:t xml:space="preserve"> Христос, істинний Бог наш - молитвами пречистої Своєї Матері, силою чесного і животворчого хреста, заступництвом святих славних і всехвальних апостолів, святого отця нашого Івана Золотоустого, архиєпископа Константинополя, і святого, </w:t>
+      </w:r>
+      <w:r>
+        <w:rPr>
+          <w:rFonts w:ascii="Times New Roman" w:hAnsi="Times New Roman"/>
+          <w:i/>
+          <w:color w:val="FF0000"/>
+          <w:sz w:val="24"/>
+        </w:rPr>
+        <w:t>якого є храм</w:t>
+      </w:r>
+      <w:r>
+        <w:rPr>
+          <w:rFonts w:ascii="Times New Roman" w:hAnsi="Times New Roman"/>
+          <w:sz w:val="24"/>
+        </w:rPr>
+        <w:t>, і святого отця нашого Мелетія, архиєпископа Антіохійського, і всіх святих - помилує і спасе нас як благий і людинолюбний.</w:t>
       </w:r>
     </w:p>
     <w:p>
@@ -18444,7 +18213,7 @@
           <w:rFonts w:ascii="Times New Roman" w:hAnsi="Times New Roman"/>
           <w:sz w:val="24"/>
         </w:rPr>
-        <w:t xml:space="preserve">  Си́льних і богогла́сних проповíдників,* верхо́вних апо́столів Твої́х, Го́споди,* прийня́в Ти в насоло́ду дібр Твої́х і упокíй,* бо по́двиги їх і смерть прийня́в Ти по́над уся́кі плоди́,* єди́ний Серцевíдче.</w:t>
+        <w:t xml:space="preserve"> Си́льних і богогла́сних проповíдників,* верхо́вних апо́столів Твої́х, Го́споди,* прийня́в Ти в насоло́ду дібр Твої́х і упокíй,* бо по́двиги їх і смерть прийня́в Ти по́над уся́кі плоди́,* єди́ний Серцевíдче.</w:t>
       </w:r>
     </w:p>
     <w:p>
@@ -18612,13 +18381,7 @@
     </w:p>
     <w:p>
       <w:r>
-        <w:rPr>
-          <w:rFonts w:ascii="Times New Roman" w:hAnsi="Times New Roman"/>
-          <w:i/>
-          <w:color w:val="FF4400"/>
-          <w:sz w:val="24"/>
-        </w:rPr>
-        <w:t xml:space="preserve">Апостол: </w:t>
+        <w:t>#ap069</w:t>
       </w:r>
     </w:p>
     <w:p>
@@ -18720,13 +18483,7 @@
     </w:p>
     <w:p>
       <w:r>
-        <w:rPr>
-          <w:rFonts w:ascii="Times New Roman" w:hAnsi="Times New Roman"/>
-          <w:i/>
-          <w:color w:val="FF4400"/>
-          <w:sz w:val="24"/>
-        </w:rPr>
-        <w:t xml:space="preserve">Євангеліє: </w:t>
+        <w:t>#mr062</w:t>
       </w:r>
     </w:p>
     <w:p>
@@ -18804,56 +18561,33 @@
         <w:rPr>
           <w:rFonts w:ascii="Times New Roman" w:hAnsi="Times New Roman"/>
           <w:i/>
-          <w:color w:val="FF4400"/>
-          <w:sz w:val="24"/>
-        </w:rPr>
-        <w:t>Священик:</w:t>
-      </w:r>
-      <w:r>
-        <w:rPr>
-          <w:rFonts w:ascii="Times New Roman" w:hAnsi="Times New Roman"/>
-          <w:sz w:val="24"/>
-        </w:rPr>
-        <w:t xml:space="preserve"> Христо́с, і́стинний Бог наш – молитва́ми пречи́стої своє́ї Ма́тері, святи́х сла́вних і всехва́льних апо́столів, свято́го отця́ на́шого Микола́я, архиєпи́скопа, Мир Ликі́йських, чудотво́рця, свято́го отця́ на́шого Іва́на Золотоу́стого, а</w:t>
-      </w:r>
-      <w:r>
-        <w:rPr>
-          <w:rFonts w:ascii="Times New Roman" w:hAnsi="Times New Roman"/>
-          <w:sz w:val="24"/>
-        </w:rPr>
-        <w:t xml:space="preserve">рхиєпи́скопа Константино́поля, і свято́го </w:t>
-      </w:r>
-      <w:r>
-        <w:rPr>
-          <w:rFonts w:ascii="Times New Roman" w:hAnsi="Times New Roman"/>
-          <w:i/>
-          <w:color w:val="FF4400"/>
-          <w:sz w:val="24"/>
-        </w:rPr>
-        <w:t>(якого є храм)</w:t>
-      </w:r>
-      <w:r>
-        <w:rPr>
-          <w:rFonts w:ascii="Times New Roman" w:hAnsi="Times New Roman"/>
-          <w:sz w:val="24"/>
-        </w:rPr>
-        <w:t xml:space="preserve">, і святого </w:t>
-      </w:r>
-      <w:r>
-        <w:rPr>
-          <w:rFonts w:ascii="Times New Roman" w:hAnsi="Times New Roman"/>
-          <w:i/>
-          <w:color w:val="FF4400"/>
-          <w:sz w:val="24"/>
-        </w:rPr>
-        <w:t>(якого є день)</w:t>
-      </w:r>
-      <w:r>
-        <w:rPr>
-          <w:rFonts w:ascii="Times New Roman" w:hAnsi="Times New Roman"/>
-          <w:sz w:val="24"/>
-        </w:rPr>
-        <w:t>, і всіх святи́х – поми́лує і спасе́ нас як благи́й і людинолю́бний.</w:t>
+          <w:color w:val="FF0000"/>
+          <w:sz w:val="24"/>
+        </w:rPr>
+        <w:t>Священник:</w:t>
+      </w:r>
+      <w:r>
+        <w:rPr>
+          <w:rFonts w:ascii="Times New Roman" w:hAnsi="Times New Roman"/>
+          <w:sz w:val="24"/>
+        </w:rPr>
+        <w:t xml:space="preserve"> Христос, істинний Бог наш - молитвами пречистої Своєї Матері, святих славних і всехвальних апостолів, святого отця нашого Миколая, архиєпископа Мир Ликійських, чудотворця, святого отця нашого Івана Золотоустого, архиєпископа Константинополя, і святого, </w:t>
+      </w:r>
+      <w:r>
+        <w:rPr>
+          <w:rFonts w:ascii="Times New Roman" w:hAnsi="Times New Roman"/>
+          <w:i/>
+          <w:color w:val="FF0000"/>
+          <w:sz w:val="24"/>
+        </w:rPr>
+        <w:t>якого є храм</w:t>
+      </w:r>
+      <w:r>
+        <w:rPr>
+          <w:rFonts w:ascii="Times New Roman" w:hAnsi="Times New Roman"/>
+          <w:sz w:val="24"/>
+        </w:rPr>
+        <w:t>, і преподобного отця нашого Мартиніана, святих жінок Зої і Фотини, і всіх святих - помилує і спасе нас як благий і людинолюбний.</w:t>
       </w:r>
     </w:p>
     <w:p>
@@ -19594,13 +19328,7 @@
     </w:p>
     <w:p>
       <w:r>
-        <w:rPr>
-          <w:rFonts w:ascii="Times New Roman" w:hAnsi="Times New Roman"/>
-          <w:i/>
-          <w:color w:val="FF4400"/>
-          <w:sz w:val="24"/>
-        </w:rPr>
-        <w:t xml:space="preserve">Апостол: </w:t>
+        <w:t>#ap070</w:t>
       </w:r>
     </w:p>
     <w:p>
@@ -19695,13 +19423,7 @@
     </w:p>
     <w:p>
       <w:r>
-        <w:rPr>
-          <w:rFonts w:ascii="Times New Roman" w:hAnsi="Times New Roman"/>
-          <w:i/>
-          <w:color w:val="FF4400"/>
-          <w:sz w:val="24"/>
-        </w:rPr>
-        <w:t xml:space="preserve">Євангеліє: </w:t>
+        <w:t>#mr063</w:t>
       </w:r>
     </w:p>
     <w:p>
@@ -19786,56 +19508,33 @@
         <w:rPr>
           <w:rFonts w:ascii="Times New Roman" w:hAnsi="Times New Roman"/>
           <w:i/>
-          <w:color w:val="FF4400"/>
-          <w:sz w:val="24"/>
-        </w:rPr>
-        <w:t>Священик:</w:t>
-      </w:r>
-      <w:r>
-        <w:rPr>
-          <w:rFonts w:ascii="Times New Roman" w:hAnsi="Times New Roman"/>
-          <w:sz w:val="24"/>
-        </w:rPr>
-        <w:t xml:space="preserve"> Христо́с, і́стинний Бог наш – молитва́ми пречи́стої своє́ї Ма́тері, си́лою че́сного і животво́рчого хреста́, святи́х сла́вних і всехва́льних апо́столів, свято́го отц</w:t>
-      </w:r>
-      <w:r>
-        <w:rPr>
-          <w:rFonts w:ascii="Times New Roman" w:hAnsi="Times New Roman"/>
-          <w:sz w:val="24"/>
-        </w:rPr>
-        <w:t xml:space="preserve">я́ на́шого Іва́на Золотоу́стого, архиєпи́скопа Константино́поля, і свято́го </w:t>
-      </w:r>
-      <w:r>
-        <w:rPr>
-          <w:rFonts w:ascii="Times New Roman" w:hAnsi="Times New Roman"/>
-          <w:i/>
-          <w:color w:val="FF4400"/>
-          <w:sz w:val="24"/>
-        </w:rPr>
-        <w:t>(якого є храм)</w:t>
-      </w:r>
-      <w:r>
-        <w:rPr>
-          <w:rFonts w:ascii="Times New Roman" w:hAnsi="Times New Roman"/>
-          <w:sz w:val="24"/>
-        </w:rPr>
-        <w:t xml:space="preserve">, і святого </w:t>
-      </w:r>
-      <w:r>
-        <w:rPr>
-          <w:rFonts w:ascii="Times New Roman" w:hAnsi="Times New Roman"/>
-          <w:i/>
-          <w:color w:val="FF4400"/>
-          <w:sz w:val="24"/>
-        </w:rPr>
-        <w:t>(якого є день)</w:t>
-      </w:r>
-      <w:r>
-        <w:rPr>
-          <w:rFonts w:ascii="Times New Roman" w:hAnsi="Times New Roman"/>
-          <w:sz w:val="24"/>
-        </w:rPr>
-        <w:t>, і всіх святи́х – поми́лує і спасе́ нас як благи́й і людинолю́бний.</w:t>
+          <w:color w:val="FF0000"/>
+          <w:sz w:val="24"/>
+        </w:rPr>
+        <w:t>Священник:</w:t>
+      </w:r>
+      <w:r>
+        <w:rPr>
+          <w:rFonts w:ascii="Times New Roman" w:hAnsi="Times New Roman"/>
+          <w:sz w:val="24"/>
+        </w:rPr>
+        <w:t xml:space="preserve"> Христос, істинний Бог наш - молитвами пречистої Своєї Матері, силою чесного і животворчого хреста, заступництвом святих славних і всехвальних апостолів, святого отця нашого Івана Золотоустого, архиєпископа Константинополя, і святого, </w:t>
+      </w:r>
+      <w:r>
+        <w:rPr>
+          <w:rFonts w:ascii="Times New Roman" w:hAnsi="Times New Roman"/>
+          <w:i/>
+          <w:color w:val="FF0000"/>
+          <w:sz w:val="24"/>
+        </w:rPr>
+        <w:t>якого є храм</w:t>
+      </w:r>
+      <w:r>
+        <w:rPr>
+          <w:rFonts w:ascii="Times New Roman" w:hAnsi="Times New Roman"/>
+          <w:sz w:val="24"/>
+        </w:rPr>
+        <w:t>, і преподобного отця нашого Константина, філософа, у монахах Кирила, учителя слов’янського, преподобного отця нашого Авксентія, преподобного Марона, пустинника, чудотворця, і всіх святих - помилує і спасе нас як благий і людинолюбний.</w:t>
       </w:r>
     </w:p>
     <w:p>
@@ -20469,7 +20168,7 @@
           <w:rFonts w:ascii="Times New Roman" w:hAnsi="Times New Roman"/>
           <w:sz w:val="24"/>
         </w:rPr>
-        <w:t xml:space="preserve"> Зі святи́ми упоко́й, Хри́сте,* ду́ші слуг Твої́х,* де нема́є бо́лю, ні печа́лі,* ні зітха́ння,* але життя́ безконе́чне.</w:t>
+        <w:t xml:space="preserve"> Зі святи́ми упоко́й, Хри́сте,* ду́ші слуг Твої́х,* де нема́є бо́лю, ні печа́лі,* ні зітха́ння,* але життя́ безконе́чне.</w:t>
       </w:r>
     </w:p>
     <w:p>
@@ -20623,13 +20322,7 @@
     </w:p>
     <w:p>
       <w:r>
-        <w:rPr>
-          <w:rFonts w:ascii="Times New Roman" w:hAnsi="Times New Roman"/>
-          <w:i/>
-          <w:color w:val="FF4400"/>
-          <w:sz w:val="24"/>
-        </w:rPr>
-        <w:t xml:space="preserve">Апостол: </w:t>
+        <w:t>#ap295</w:t>
       </w:r>
     </w:p>
     <w:p>
@@ -20758,13 +20451,7 @@
     </w:p>
     <w:p>
       <w:r>
-        <w:rPr>
-          <w:rFonts w:ascii="Times New Roman" w:hAnsi="Times New Roman"/>
-          <w:i/>
-          <w:color w:val="FF4400"/>
-          <w:sz w:val="24"/>
-        </w:rPr>
-        <w:t xml:space="preserve">Євангеліє: </w:t>
+        <w:t>#lk103</w:t>
       </w:r>
     </w:p>
     <w:p>
@@ -20876,78 +20563,33 @@
         <w:rPr>
           <w:rFonts w:ascii="Times New Roman" w:hAnsi="Times New Roman"/>
           <w:i/>
-          <w:color w:val="FF4400"/>
-          <w:sz w:val="24"/>
-        </w:rPr>
-        <w:t>Священик:</w:t>
-      </w:r>
-      <w:r>
-        <w:rPr>
-          <w:rFonts w:ascii="Times New Roman" w:hAnsi="Times New Roman"/>
-          <w:sz w:val="24"/>
-        </w:rPr>
-        <w:t xml:space="preserve"> Христо́с, і́стинний Бог наш –</w:t>
-      </w:r>
-      <w:r>
-        <w:rPr>
-          <w:rFonts w:ascii="Times New Roman" w:hAnsi="Times New Roman"/>
-          <w:sz w:val="24"/>
-        </w:rPr>
-        <w:t xml:space="preserve"> молитва́ми пречи́стої своє́ї Ма́тері, си́лою че́сного і животво́рчого хреста́, засту́пництвом че́сних небе́сних сил безтіле́сних, че́сного і сла́вного проро́ка, предте́чі і хрести́теля Іва́на, святи́х сла́вних і всехва́льних апо́столів, свято́го отця́ на́</w:t>
-      </w:r>
-      <w:r>
-        <w:rPr>
-          <w:rFonts w:ascii="Times New Roman" w:hAnsi="Times New Roman"/>
-          <w:sz w:val="24"/>
-        </w:rPr>
-        <w:t>шого Микола́я, архиєпи́скопа, Мир Ликі́йських, чудотво́рця, святи́х сла́вних і перемо́жних му́чеників, преподо́бних і богоно́сних отці́в на́ших,</w:t>
-      </w:r>
-      <w:r>
-        <w:rPr>
-          <w:rFonts w:ascii="Times New Roman" w:hAnsi="Times New Roman"/>
-          <w:i/>
-          <w:sz w:val="24"/>
-        </w:rPr>
-        <w:t xml:space="preserve"> </w:t>
-      </w:r>
-      <w:r>
-        <w:rPr>
-          <w:rFonts w:ascii="Times New Roman" w:hAnsi="Times New Roman"/>
-          <w:sz w:val="24"/>
-        </w:rPr>
-        <w:t xml:space="preserve">свято́го отця́ на́шого Іва́на Золотоу́стого, архиєпи́скопа Константино́поля, і свято́го </w:t>
-      </w:r>
-      <w:r>
-        <w:rPr>
-          <w:rFonts w:ascii="Times New Roman" w:hAnsi="Times New Roman"/>
-          <w:i/>
-          <w:color w:val="FF4400"/>
-          <w:sz w:val="24"/>
-        </w:rPr>
-        <w:t>(якого є храм)</w:t>
-      </w:r>
-      <w:r>
-        <w:rPr>
-          <w:rFonts w:ascii="Times New Roman" w:hAnsi="Times New Roman"/>
-          <w:sz w:val="24"/>
-        </w:rPr>
-        <w:t xml:space="preserve">, і свято́го </w:t>
-      </w:r>
-      <w:r>
-        <w:rPr>
-          <w:rFonts w:ascii="Times New Roman" w:hAnsi="Times New Roman"/>
-          <w:i/>
-          <w:color w:val="FF4400"/>
-          <w:sz w:val="24"/>
-        </w:rPr>
-        <w:t>(якого є день)</w:t>
-      </w:r>
-      <w:r>
-        <w:rPr>
-          <w:rFonts w:ascii="Times New Roman" w:hAnsi="Times New Roman"/>
-          <w:sz w:val="24"/>
-        </w:rPr>
-        <w:t>, і всіх святи́х – поми́лує і спасе́ нас як благи́й і людинолю́бний.</w:t>
+          <w:color w:val="FF0000"/>
+          <w:sz w:val="24"/>
+        </w:rPr>
+        <w:t>Священник:</w:t>
+      </w:r>
+      <w:r>
+        <w:rPr>
+          <w:rFonts w:ascii="Times New Roman" w:hAnsi="Times New Roman"/>
+          <w:sz w:val="24"/>
+        </w:rPr>
+        <w:t xml:space="preserve"> Христос, істинний Бог наш - молитвами пречистої Своєї Матері, силою чесного і животворчого Хреста, заступництвом чесних небесних сил безтілесних, чесного і славного пророка, предтечі і хрестителя Йоана, святих славних і всехвальних апостолів, святого отця нашого Миколая, архиєпископа Мир Ликійських, чудотворця, святих славних і переможних мучеників, преподобних і богоносних отців наших, святого отця нашого Івана Золотоустого, архиєпископа Константинополя, святих і праведних богоотців Йоакима й Анни, і святого, </w:t>
+      </w:r>
+      <w:r>
+        <w:rPr>
+          <w:rFonts w:ascii="Times New Roman" w:hAnsi="Times New Roman"/>
+          <w:i/>
+          <w:color w:val="FF0000"/>
+          <w:sz w:val="24"/>
+        </w:rPr>
+        <w:t>якого є храм</w:t>
+      </w:r>
+      <w:r>
+        <w:rPr>
+          <w:rFonts w:ascii="Times New Roman" w:hAnsi="Times New Roman"/>
+          <w:sz w:val="24"/>
+        </w:rPr>
+        <w:t>, і святого апостола Онисима, і всіх святих - помилує і спасе нас як благий і людинолюбний.</w:t>
       </w:r>
     </w:p>
     <w:p>
@@ -21542,7 +21184,7 @@
           <w:rFonts w:ascii="Times New Roman" w:hAnsi="Times New Roman"/>
           <w:sz w:val="24"/>
         </w:rPr>
-        <w:t>А́нгельські си́ли – на гро́бі Твої́м,* а сторо́жа омертві́ла.*  Ма́рія ж стоя́ла у гро́бі,* шука́ючи пречи́стого ті́ла Твого́.* Полони́в Ти ад, та не перемо́жений ним,* зустрі́в Ти Ді́ву, дару́ючи життя́.* Воскре́слий з ме́ртвих Г</w:t>
+        <w:t>А́нгельські си́ли – на гро́бі Твої́м,* а сторо́жа омертві́ла.* Ма́рія ж стоя́ла у гро́бі,* шука́ючи пречи́стого ті́ла Твого́.* Полони́в Ти ад, та не перемо́жений ним,* зустрі́в Ти Ді́ву, дару́ючи життя́.* Воскре́слий з ме́ртвих Г</w:t>
       </w:r>
       <w:r>
         <w:rPr>
@@ -21574,7 +21216,7 @@
           <w:rFonts w:ascii="Times New Roman" w:hAnsi="Times New Roman"/>
           <w:sz w:val="24"/>
         </w:rPr>
-        <w:t>Життєда́йною доло́нею* уме́рлих із мря́чних доли́н* воскреси́в усі́х Життєда́вець  – Христо́с Бог,* воскресі́ння пода́в людсько́му ро́дові.* Він бо всіх Спаси́тель, воскресі́ння, і життя́, і Бог усі́</w:t>
+        <w:t>Життєда́йною доло́нею* уме́рлих із мря́чних доли́н* воскреси́в усі́х Життєда́вець – Христо́с Бог,* воскресі́ння пода́в людсько́му ро́дові.* Він бо всіх Спаси́тель, воскресі́ння, і життя́, і Бог усі́</w:t>
       </w:r>
       <w:r>
         <w:rPr>
@@ -21715,13 +21357,7 @@
     </w:p>
     <w:p>
       <w:r>
-        <w:rPr>
-          <w:rFonts w:ascii="Times New Roman" w:hAnsi="Times New Roman"/>
-          <w:i/>
-          <w:color w:val="FF4400"/>
-          <w:sz w:val="24"/>
-        </w:rPr>
-        <w:t xml:space="preserve">Апостол: </w:t>
+        <w:t>Ряд.: #ap135</w:t>
       </w:r>
     </w:p>
     <w:p>
@@ -21816,13 +21452,7 @@
     </w:p>
     <w:p>
       <w:r>
-        <w:rPr>
-          <w:rFonts w:ascii="Times New Roman" w:hAnsi="Times New Roman"/>
-          <w:i/>
-          <w:color w:val="FF4400"/>
-          <w:sz w:val="24"/>
-        </w:rPr>
-        <w:t xml:space="preserve">Євангеліє: </w:t>
+        <w:t>Ряд.: #lk079</w:t>
       </w:r>
     </w:p>
     <w:p>
@@ -21909,56 +21539,33 @@
         <w:rPr>
           <w:rFonts w:ascii="Times New Roman" w:hAnsi="Times New Roman"/>
           <w:i/>
-          <w:color w:val="FF4400"/>
-          <w:sz w:val="24"/>
-        </w:rPr>
-        <w:t>Священик:</w:t>
-      </w:r>
-      <w:r>
-        <w:rPr>
-          <w:rFonts w:ascii="Times New Roman" w:hAnsi="Times New Roman"/>
-          <w:sz w:val="24"/>
-        </w:rPr>
-        <w:t xml:space="preserve"> Христо́с, що воскре́с із ме́ртвих, і́стинний Бог наш – молитва́ми пречи́стої Своє́ї Ма́тері, святи́х сла́вних і всехва́</w:t>
-      </w:r>
-      <w:r>
-        <w:rPr>
-          <w:rFonts w:ascii="Times New Roman" w:hAnsi="Times New Roman"/>
-          <w:sz w:val="24"/>
-        </w:rPr>
-        <w:t xml:space="preserve">льних апо́столів, свято́го отця́ на́шого Іва́на Золотоу́стого, архиєпи́скопа Константино́поля, і свято́го </w:t>
-      </w:r>
-      <w:r>
-        <w:rPr>
-          <w:rFonts w:ascii="Times New Roman" w:hAnsi="Times New Roman"/>
-          <w:i/>
-          <w:color w:val="FF4400"/>
-          <w:sz w:val="24"/>
-        </w:rPr>
-        <w:t>(якого є храм)</w:t>
-      </w:r>
-      <w:r>
-        <w:rPr>
-          <w:rFonts w:ascii="Times New Roman" w:hAnsi="Times New Roman"/>
-          <w:sz w:val="24"/>
-        </w:rPr>
-        <w:t xml:space="preserve">, і свято́го </w:t>
-      </w:r>
-      <w:r>
-        <w:rPr>
-          <w:rFonts w:ascii="Times New Roman" w:hAnsi="Times New Roman"/>
-          <w:i/>
-          <w:color w:val="FF4400"/>
-          <w:sz w:val="24"/>
-        </w:rPr>
-        <w:t>(якого є день)</w:t>
-      </w:r>
-      <w:r>
-        <w:rPr>
-          <w:rFonts w:ascii="Times New Roman" w:hAnsi="Times New Roman"/>
-          <w:sz w:val="24"/>
-        </w:rPr>
-        <w:t>, і всіх святи́х – поми́лує і спасе́ нас як благи́й і людинолю́бний.</w:t>
+          <w:color w:val="FF0000"/>
+          <w:sz w:val="24"/>
+        </w:rPr>
+        <w:t>Священник:</w:t>
+      </w:r>
+      <w:r>
+        <w:rPr>
+          <w:rFonts w:ascii="Times New Roman" w:hAnsi="Times New Roman"/>
+          <w:sz w:val="24"/>
+        </w:rPr>
+        <w:t xml:space="preserve"> Христос, що воскрес із мертвих, істинний Бог наш - молитвами пречистої Своєї Матері, святих славних і всехвальних апостолів, святого отця нашого Івана Золотоустого, архиєпископа Константинополя, і святого, </w:t>
+      </w:r>
+      <w:r>
+        <w:rPr>
+          <w:rFonts w:ascii="Times New Roman" w:hAnsi="Times New Roman"/>
+          <w:i/>
+          <w:color w:val="FF0000"/>
+          <w:sz w:val="24"/>
+        </w:rPr>
+        <w:t>якого є храм</w:t>
+      </w:r>
+      <w:r>
+        <w:rPr>
+          <w:rFonts w:ascii="Times New Roman" w:hAnsi="Times New Roman"/>
+          <w:sz w:val="24"/>
+        </w:rPr>
+        <w:t>, і святих мучеників Памфила, єрея, Порфирія і тих, що з ними, і всіх святих - помилує і спасе нас як благий і людинолюбний.</w:t>
       </w:r>
     </w:p>
     <w:p>
@@ -22712,13 +22319,7 @@
     </w:p>
     <w:p>
       <w:r>
-        <w:rPr>
-          <w:rFonts w:ascii="Times New Roman" w:hAnsi="Times New Roman"/>
-          <w:i/>
-          <w:color w:val="FF4400"/>
-          <w:sz w:val="24"/>
-        </w:rPr>
-        <w:t xml:space="preserve">Апостол: </w:t>
+        <w:t>#ap071</w:t>
       </w:r>
     </w:p>
     <w:p>
@@ -22813,13 +22414,7 @@
     </w:p>
     <w:p>
       <w:r>
-        <w:rPr>
-          <w:rFonts w:ascii="Times New Roman" w:hAnsi="Times New Roman"/>
-          <w:i/>
-          <w:color w:val="FF4400"/>
-          <w:sz w:val="24"/>
-        </w:rPr>
-        <w:t xml:space="preserve">Євангеліє: </w:t>
+        <w:t>#mr049</w:t>
       </w:r>
     </w:p>
     <w:p>
@@ -22904,56 +22499,33 @@
         <w:rPr>
           <w:rFonts w:ascii="Times New Roman" w:hAnsi="Times New Roman"/>
           <w:i/>
-          <w:color w:val="FF4400"/>
-          <w:sz w:val="24"/>
-        </w:rPr>
-        <w:t>Священик:</w:t>
-      </w:r>
-      <w:r>
-        <w:rPr>
-          <w:rFonts w:ascii="Times New Roman" w:hAnsi="Times New Roman"/>
-          <w:sz w:val="24"/>
-        </w:rPr>
-        <w:t xml:space="preserve"> Христо́с, і́стинний Бог наш – молитва́ми пречи́стої своє́ї Ма́тері, засту́пництвом че́сних небе́сних сил безтіле́сних, святи́х с</w:t>
-      </w:r>
-      <w:r>
-        <w:rPr>
-          <w:rFonts w:ascii="Times New Roman" w:hAnsi="Times New Roman"/>
-          <w:sz w:val="24"/>
-        </w:rPr>
-        <w:t xml:space="preserve">ла́вних і всехва́льних апо́столів, свято́го отця́ на́шого Іва́на Золотоу́стого, архиєпи́скопа Константино́поля, і свято́го </w:t>
-      </w:r>
-      <w:r>
-        <w:rPr>
-          <w:rFonts w:ascii="Times New Roman" w:hAnsi="Times New Roman"/>
-          <w:i/>
-          <w:color w:val="FF4400"/>
-          <w:sz w:val="24"/>
-        </w:rPr>
-        <w:t>(якого є храм)</w:t>
-      </w:r>
-      <w:r>
-        <w:rPr>
-          <w:rFonts w:ascii="Times New Roman" w:hAnsi="Times New Roman"/>
-          <w:sz w:val="24"/>
-        </w:rPr>
-        <w:t xml:space="preserve">, і святого </w:t>
-      </w:r>
-      <w:r>
-        <w:rPr>
-          <w:rFonts w:ascii="Times New Roman" w:hAnsi="Times New Roman"/>
-          <w:i/>
-          <w:color w:val="FF4400"/>
-          <w:sz w:val="24"/>
-        </w:rPr>
-        <w:t>(якого є день)</w:t>
-      </w:r>
-      <w:r>
-        <w:rPr>
-          <w:rFonts w:ascii="Times New Roman" w:hAnsi="Times New Roman"/>
-          <w:sz w:val="24"/>
-        </w:rPr>
-        <w:t>, і всіх святи́х – поми́лує і спасе́ нас як благи́й і людинолю́бний.</w:t>
+          <w:color w:val="FF0000"/>
+          <w:sz w:val="24"/>
+        </w:rPr>
+        <w:t>Священник:</w:t>
+      </w:r>
+      <w:r>
+        <w:rPr>
+          <w:rFonts w:ascii="Times New Roman" w:hAnsi="Times New Roman"/>
+          <w:sz w:val="24"/>
+        </w:rPr>
+        <w:t xml:space="preserve"> Христос, істинний Бог наш - молитвами пречистої Своєї Матері, заступництвом чесних небесних сил безтілесних, святих славних і всехвальних апостолів, святого отця нашого Івана Золотоустого, архиєпископа Константинополя, і святого, </w:t>
+      </w:r>
+      <w:r>
+        <w:rPr>
+          <w:rFonts w:ascii="Times New Roman" w:hAnsi="Times New Roman"/>
+          <w:i/>
+          <w:color w:val="FF0000"/>
+          <w:sz w:val="24"/>
+        </w:rPr>
+        <w:t>якого є храм</w:t>
+      </w:r>
+      <w:r>
+        <w:rPr>
+          <w:rFonts w:ascii="Times New Roman" w:hAnsi="Times New Roman"/>
+          <w:sz w:val="24"/>
+        </w:rPr>
+        <w:t>, і святого великомученика Теодора Тирона, і всіх святих - помилує і спасе нас як благий і людинолюбний.</w:t>
       </w:r>
     </w:p>
     <w:p>
@@ -23708,13 +23280,7 @@
     </w:p>
     <w:p>
       <w:r>
-        <w:rPr>
-          <w:rFonts w:ascii="Times New Roman" w:hAnsi="Times New Roman"/>
-          <w:i/>
-          <w:color w:val="FF4400"/>
-          <w:sz w:val="24"/>
-        </w:rPr>
-        <w:t xml:space="preserve">Апостол: </w:t>
+        <w:t>#ap072</w:t>
       </w:r>
     </w:p>
     <w:p>
@@ -23809,13 +23375,7 @@
     </w:p>
     <w:p>
       <w:r>
-        <w:rPr>
-          <w:rFonts w:ascii="Times New Roman" w:hAnsi="Times New Roman"/>
-          <w:i/>
-          <w:color w:val="FF4400"/>
-          <w:sz w:val="24"/>
-        </w:rPr>
-        <w:t xml:space="preserve">Євангеліє: </w:t>
+        <w:t>#mr064</w:t>
       </w:r>
     </w:p>
     <w:p>
@@ -23900,56 +23460,33 @@
         <w:rPr>
           <w:rFonts w:ascii="Times New Roman" w:hAnsi="Times New Roman"/>
           <w:i/>
-          <w:color w:val="FF4400"/>
-          <w:sz w:val="24"/>
-        </w:rPr>
-        <w:t>Священик:</w:t>
-      </w:r>
-      <w:r>
-        <w:rPr>
-          <w:rFonts w:ascii="Times New Roman" w:hAnsi="Times New Roman"/>
-          <w:sz w:val="24"/>
-        </w:rPr>
-        <w:t xml:space="preserve"> Христо́с, і́стинний Бог наш – молитва́ми пречи́стої своє́ї Ма́тері, че́сного і сла́вного проро́ка, предте́чі і хрести́теля Іва́на, свят</w:t>
-      </w:r>
-      <w:r>
-        <w:rPr>
-          <w:rFonts w:ascii="Times New Roman" w:hAnsi="Times New Roman"/>
-          <w:sz w:val="24"/>
-        </w:rPr>
-        <w:t xml:space="preserve">и́х сла́вних і всехва́льних апо́столів, свято́го отця́ на́шого Іва́на Золотоу́стого, архиєпи́скопа Константино́поля, і свято́го </w:t>
-      </w:r>
-      <w:r>
-        <w:rPr>
-          <w:rFonts w:ascii="Times New Roman" w:hAnsi="Times New Roman"/>
-          <w:i/>
-          <w:color w:val="FF4400"/>
-          <w:sz w:val="24"/>
-        </w:rPr>
-        <w:t>(якого є храм)</w:t>
-      </w:r>
-      <w:r>
-        <w:rPr>
-          <w:rFonts w:ascii="Times New Roman" w:hAnsi="Times New Roman"/>
-          <w:sz w:val="24"/>
-        </w:rPr>
-        <w:t xml:space="preserve">, і святого </w:t>
-      </w:r>
-      <w:r>
-        <w:rPr>
-          <w:rFonts w:ascii="Times New Roman" w:hAnsi="Times New Roman"/>
-          <w:i/>
-          <w:color w:val="FF4400"/>
-          <w:sz w:val="24"/>
-        </w:rPr>
-        <w:t>(якого є день)</w:t>
-      </w:r>
-      <w:r>
-        <w:rPr>
-          <w:rFonts w:ascii="Times New Roman" w:hAnsi="Times New Roman"/>
-          <w:sz w:val="24"/>
-        </w:rPr>
-        <w:t>, і всіх святи́х – поми́лує і спасе́ нас як благи́й і людинолю́бний.</w:t>
+          <w:color w:val="FF0000"/>
+          <w:sz w:val="24"/>
+        </w:rPr>
+        <w:t>Священник:</w:t>
+      </w:r>
+      <w:r>
+        <w:rPr>
+          <w:rFonts w:ascii="Times New Roman" w:hAnsi="Times New Roman"/>
+          <w:sz w:val="24"/>
+        </w:rPr>
+        <w:t xml:space="preserve"> Христос, істинний Бог наш - молитвами пречистої Своєї Матері, чесного і славного пророка, предтечі і хрестителя Івана, святих славних і всехвальних апостолів, святого отця нашого Івана Золотоустого, архиєпископа Константинополя, і святого, </w:t>
+      </w:r>
+      <w:r>
+        <w:rPr>
+          <w:rFonts w:ascii="Times New Roman" w:hAnsi="Times New Roman"/>
+          <w:i/>
+          <w:color w:val="FF0000"/>
+          <w:sz w:val="24"/>
+        </w:rPr>
+        <w:t>якого є храм</w:t>
+      </w:r>
+      <w:r>
+        <w:rPr>
+          <w:rFonts w:ascii="Times New Roman" w:hAnsi="Times New Roman"/>
+          <w:sz w:val="24"/>
+        </w:rPr>
+        <w:t>, і святого отця нашого Лева, папи Римського, і всіх святих - помилує і спасе нас як благий і людинолюбний.</w:t>
       </w:r>
     </w:p>
     <w:p>
@@ -24660,13 +24197,7 @@
     </w:p>
     <w:p>
       <w:r>
-        <w:rPr>
-          <w:rFonts w:ascii="Times New Roman" w:hAnsi="Times New Roman"/>
-          <w:i/>
-          <w:color w:val="FF4400"/>
-          <w:sz w:val="24"/>
-        </w:rPr>
-        <w:t xml:space="preserve">Апостол: </w:t>
+        <w:t>#ap073b</w:t>
       </w:r>
     </w:p>
     <w:p>
@@ -24768,13 +24299,7 @@
     </w:p>
     <w:p>
       <w:r>
-        <w:rPr>
-          <w:rFonts w:ascii="Times New Roman" w:hAnsi="Times New Roman"/>
-          <w:i/>
-          <w:color w:val="FF4400"/>
-          <w:sz w:val="24"/>
-        </w:rPr>
-        <w:t xml:space="preserve">Євангеліє: </w:t>
+        <w:t>#mr065</w:t>
       </w:r>
     </w:p>
     <w:p>
@@ -24852,49 +24377,33 @@
         <w:rPr>
           <w:rFonts w:ascii="Times New Roman" w:hAnsi="Times New Roman"/>
           <w:i/>
-          <w:color w:val="FF4400"/>
-          <w:sz w:val="24"/>
-        </w:rPr>
-        <w:t>Священик:</w:t>
-      </w:r>
-      <w:r>
-        <w:rPr>
-          <w:rFonts w:ascii="Times New Roman" w:hAnsi="Times New Roman"/>
-          <w:sz w:val="24"/>
-        </w:rPr>
-        <w:t xml:space="preserve"> Христо́с, і́стинний Бог наш – молитва́ми пречи́стої своє́ї Ма́тері, си́лою че́сного і животво́рчого хреста́, святи́х сла́вних і всехва́льних апо́столів, свято́го отця́ на́шого Іва́на Золотоу́стого, архиєпи́скопа Константино́поля, і свято́го </w:t>
-      </w:r>
-      <w:r>
-        <w:rPr>
-          <w:rFonts w:ascii="Times New Roman" w:hAnsi="Times New Roman"/>
-          <w:i/>
-          <w:color w:val="FF4400"/>
-          <w:sz w:val="24"/>
-        </w:rPr>
-        <w:t>(якого є храм)</w:t>
-      </w:r>
-      <w:r>
-        <w:rPr>
-          <w:rFonts w:ascii="Times New Roman" w:hAnsi="Times New Roman"/>
-          <w:sz w:val="24"/>
-        </w:rPr>
-        <w:t xml:space="preserve">, і святого </w:t>
-      </w:r>
-      <w:r>
-        <w:rPr>
-          <w:rFonts w:ascii="Times New Roman" w:hAnsi="Times New Roman"/>
-          <w:i/>
-          <w:color w:val="FF4400"/>
-          <w:sz w:val="24"/>
-        </w:rPr>
-        <w:t>(якого є день)</w:t>
-      </w:r>
-      <w:r>
-        <w:rPr>
-          <w:rFonts w:ascii="Times New Roman" w:hAnsi="Times New Roman"/>
-          <w:sz w:val="24"/>
-        </w:rPr>
-        <w:t>, і всіх святи́х – поми́лує і спасе́ нас як благи́й і людинолю́бний.</w:t>
+          <w:color w:val="FF0000"/>
+          <w:sz w:val="24"/>
+        </w:rPr>
+        <w:t>Священник:</w:t>
+      </w:r>
+      <w:r>
+        <w:rPr>
+          <w:rFonts w:ascii="Times New Roman" w:hAnsi="Times New Roman"/>
+          <w:sz w:val="24"/>
+        </w:rPr>
+        <w:t xml:space="preserve"> Христос, істинний Бог наш - молитвами пречистої Своєї Матері, силою чесного і животворчого хреста, заступництвом святих славних і всехвальних апостолів, святого отця нашого Івана Золотоустого, архиєпископа Константинополя, і святого, </w:t>
+      </w:r>
+      <w:r>
+        <w:rPr>
+          <w:rFonts w:ascii="Times New Roman" w:hAnsi="Times New Roman"/>
+          <w:i/>
+          <w:color w:val="FF0000"/>
+          <w:sz w:val="24"/>
+        </w:rPr>
+        <w:t>якого є храм</w:t>
+      </w:r>
+      <w:r>
+        <w:rPr>
+          <w:rFonts w:ascii="Times New Roman" w:hAnsi="Times New Roman"/>
+          <w:sz w:val="24"/>
+        </w:rPr>
+        <w:t>, і святого апостола Архипа, і всіх святих - помилує і спасе нас як благий і людинолюбний.</w:t>
       </w:r>
     </w:p>
     <w:p>
@@ -25528,7 +25037,7 @@
           <w:rFonts w:ascii="Times New Roman" w:hAnsi="Times New Roman"/>
           <w:sz w:val="24"/>
         </w:rPr>
-        <w:t xml:space="preserve">  Си́льних і богогла́сних проповíдників,* верхо́вних апо́столів Твої́х, Го́споди,* прийня́в Ти в насоло́ду дібр Твої́х і упокíй,* бо по́двиги їх і смерть прийня́в Ти по́над уся́кі плоди́,* єди́ний Серцевíдче.</w:t>
+        <w:t xml:space="preserve"> Си́льних і богогла́сних проповíдників,* верхо́вних апо́столів Твої́х, Го́споди,* прийня́в Ти в насоло́ду дібр Твої́х і упокíй,* бо по́двиги їх і смерть прийня́в Ти по́над уся́кі плоди́,* єди́ний Серцевíдче.</w:t>
       </w:r>
     </w:p>
     <w:p>
@@ -25696,13 +25205,7 @@
     </w:p>
     <w:p>
       <w:r>
-        <w:rPr>
-          <w:rFonts w:ascii="Times New Roman" w:hAnsi="Times New Roman"/>
-          <w:i/>
-          <w:color w:val="FF4400"/>
-          <w:sz w:val="24"/>
-        </w:rPr>
-        <w:t xml:space="preserve">Апостол: </w:t>
+        <w:t>#ap074</w:t>
       </w:r>
     </w:p>
     <w:p>
@@ -25804,13 +25307,7 @@
     </w:p>
     <w:p>
       <w:r>
-        <w:rPr>
-          <w:rFonts w:ascii="Times New Roman" w:hAnsi="Times New Roman"/>
-          <w:i/>
-          <w:color w:val="FF4400"/>
-          <w:sz w:val="24"/>
-        </w:rPr>
-        <w:t xml:space="preserve">Євангеліє: </w:t>
+        <w:t>#mr066</w:t>
       </w:r>
     </w:p>
     <w:p>
@@ -25888,56 +25385,33 @@
         <w:rPr>
           <w:rFonts w:ascii="Times New Roman" w:hAnsi="Times New Roman"/>
           <w:i/>
-          <w:color w:val="FF4400"/>
-          <w:sz w:val="24"/>
-        </w:rPr>
-        <w:t>Священик:</w:t>
-      </w:r>
-      <w:r>
-        <w:rPr>
-          <w:rFonts w:ascii="Times New Roman" w:hAnsi="Times New Roman"/>
-          <w:sz w:val="24"/>
-        </w:rPr>
-        <w:t xml:space="preserve"> Христо́с, і́стинний Бог наш – молитва́ми пречи́стої своє́ї Ма́тері, святи́х сла́вних і всехва́льних апо́столів, свято́го отця́ на́шого Микола́я, архиєпи́скопа, Мир Ликі́йських, чудотво́рця, свято́го отця́ на́шого Іва́на Золотоу́стого, а</w:t>
-      </w:r>
-      <w:r>
-        <w:rPr>
-          <w:rFonts w:ascii="Times New Roman" w:hAnsi="Times New Roman"/>
-          <w:sz w:val="24"/>
-        </w:rPr>
-        <w:t xml:space="preserve">рхиєпи́скопа Константино́поля, і свято́го </w:t>
-      </w:r>
-      <w:r>
-        <w:rPr>
-          <w:rFonts w:ascii="Times New Roman" w:hAnsi="Times New Roman"/>
-          <w:i/>
-          <w:color w:val="FF4400"/>
-          <w:sz w:val="24"/>
-        </w:rPr>
-        <w:t>(якого є храм)</w:t>
-      </w:r>
-      <w:r>
-        <w:rPr>
-          <w:rFonts w:ascii="Times New Roman" w:hAnsi="Times New Roman"/>
-          <w:sz w:val="24"/>
-        </w:rPr>
-        <w:t xml:space="preserve">, і святого </w:t>
-      </w:r>
-      <w:r>
-        <w:rPr>
-          <w:rFonts w:ascii="Times New Roman" w:hAnsi="Times New Roman"/>
-          <w:i/>
-          <w:color w:val="FF4400"/>
-          <w:sz w:val="24"/>
-        </w:rPr>
-        <w:t>(якого є день)</w:t>
-      </w:r>
-      <w:r>
-        <w:rPr>
-          <w:rFonts w:ascii="Times New Roman" w:hAnsi="Times New Roman"/>
-          <w:sz w:val="24"/>
-        </w:rPr>
-        <w:t>, і всіх святи́х – поми́лує і спасе́ нас як благи́й і людинолю́бний.</w:t>
+          <w:color w:val="FF0000"/>
+          <w:sz w:val="24"/>
+        </w:rPr>
+        <w:t>Священник:</w:t>
+      </w:r>
+      <w:r>
+        <w:rPr>
+          <w:rFonts w:ascii="Times New Roman" w:hAnsi="Times New Roman"/>
+          <w:sz w:val="24"/>
+        </w:rPr>
+        <w:t xml:space="preserve"> Христос, істинний Бог наш - молитвами пречистої Своєї Матері, святих славних і всехвальних апостолів, святого отця нашого Миколая, архиєпископа Мир Ликійських, чудотворця, святого отця нашого Івана Золотоустого, архиєпископа Константинополя, і святого, </w:t>
+      </w:r>
+      <w:r>
+        <w:rPr>
+          <w:rFonts w:ascii="Times New Roman" w:hAnsi="Times New Roman"/>
+          <w:i/>
+          <w:color w:val="FF0000"/>
+          <w:sz w:val="24"/>
+        </w:rPr>
+        <w:t>якого є храм</w:t>
+      </w:r>
+      <w:r>
+        <w:rPr>
+          <w:rFonts w:ascii="Times New Roman" w:hAnsi="Times New Roman"/>
+          <w:sz w:val="24"/>
+        </w:rPr>
+        <w:t>, і преподобного отця нашого Лева, єпископа Катанського, і всіх святих - помилує і спасе нас як благий і людинолюбний.</w:t>
       </w:r>
     </w:p>
     <w:p>
@@ -26665,13 +26139,7 @@
     </w:p>
     <w:p>
       <w:r>
-        <w:rPr>
-          <w:rFonts w:ascii="Times New Roman" w:hAnsi="Times New Roman"/>
-          <w:i/>
-          <w:color w:val="FF4400"/>
-          <w:sz w:val="24"/>
-        </w:rPr>
-        <w:t xml:space="preserve">Апостол: </w:t>
+        <w:t>#ap075</w:t>
       </w:r>
     </w:p>
     <w:p>
@@ -26766,13 +26234,7 @@
     </w:p>
     <w:p>
       <w:r>
-        <w:rPr>
-          <w:rFonts w:ascii="Times New Roman" w:hAnsi="Times New Roman"/>
-          <w:i/>
-          <w:color w:val="FF4400"/>
-          <w:sz w:val="24"/>
-        </w:rPr>
-        <w:t xml:space="preserve">Євангеліє: </w:t>
+        <w:t>#mr068</w:t>
       </w:r>
     </w:p>
     <w:p>
@@ -26857,56 +26319,33 @@
         <w:rPr>
           <w:rFonts w:ascii="Times New Roman" w:hAnsi="Times New Roman"/>
           <w:i/>
-          <w:color w:val="FF4400"/>
-          <w:sz w:val="24"/>
-        </w:rPr>
-        <w:t>Священик:</w:t>
-      </w:r>
-      <w:r>
-        <w:rPr>
-          <w:rFonts w:ascii="Times New Roman" w:hAnsi="Times New Roman"/>
-          <w:sz w:val="24"/>
-        </w:rPr>
-        <w:t xml:space="preserve"> Христо́с, і́стинний Бог наш – молитва́ми пречи́стої своє́ї Ма́тері, си́лою че́сного і животво́рчого хреста́, святи́х сла́вних і всехва́льних апо́столів, свято́го отц</w:t>
-      </w:r>
-      <w:r>
-        <w:rPr>
-          <w:rFonts w:ascii="Times New Roman" w:hAnsi="Times New Roman"/>
-          <w:sz w:val="24"/>
-        </w:rPr>
-        <w:t xml:space="preserve">я́ на́шого Іва́на Золотоу́стого, архиєпи́скопа Константино́поля, і свято́го </w:t>
-      </w:r>
-      <w:r>
-        <w:rPr>
-          <w:rFonts w:ascii="Times New Roman" w:hAnsi="Times New Roman"/>
-          <w:i/>
-          <w:color w:val="FF4400"/>
-          <w:sz w:val="24"/>
-        </w:rPr>
-        <w:t>(якого є храм)</w:t>
-      </w:r>
-      <w:r>
-        <w:rPr>
-          <w:rFonts w:ascii="Times New Roman" w:hAnsi="Times New Roman"/>
-          <w:sz w:val="24"/>
-        </w:rPr>
-        <w:t xml:space="preserve">, і святого </w:t>
-      </w:r>
-      <w:r>
-        <w:rPr>
-          <w:rFonts w:ascii="Times New Roman" w:hAnsi="Times New Roman"/>
-          <w:i/>
-          <w:color w:val="FF4400"/>
-          <w:sz w:val="24"/>
-        </w:rPr>
-        <w:t>(якого є день)</w:t>
-      </w:r>
-      <w:r>
-        <w:rPr>
-          <w:rFonts w:ascii="Times New Roman" w:hAnsi="Times New Roman"/>
-          <w:sz w:val="24"/>
-        </w:rPr>
-        <w:t>, і всіх святи́х – поми́лує і спасе́ нас як благи́й і людинолю́бний.</w:t>
+          <w:color w:val="FF0000"/>
+          <w:sz w:val="24"/>
+        </w:rPr>
+        <w:t>Священник:</w:t>
+      </w:r>
+      <w:r>
+        <w:rPr>
+          <w:rFonts w:ascii="Times New Roman" w:hAnsi="Times New Roman"/>
+          <w:sz w:val="24"/>
+        </w:rPr>
+        <w:t xml:space="preserve"> Христос, істинний Бог наш - молитвами пречистої Своєї Матері, силою чесного і животворчого хреста, заступництвом святих славних і всехвальних апостолів, святого отця нашого Івана Золотоустого, архиєпископа Константинополя, і святого, </w:t>
+      </w:r>
+      <w:r>
+        <w:rPr>
+          <w:rFonts w:ascii="Times New Roman" w:hAnsi="Times New Roman"/>
+          <w:i/>
+          <w:color w:val="FF0000"/>
+          <w:sz w:val="24"/>
+        </w:rPr>
+        <w:t>якого є храм</w:t>
+      </w:r>
+      <w:r>
+        <w:rPr>
+          <w:rFonts w:ascii="Times New Roman" w:hAnsi="Times New Roman"/>
+          <w:sz w:val="24"/>
+        </w:rPr>
+        <w:t>, і преподобного отця нашого Тимотея, що в Символах, святого отця нашого Євстатія, архиєпископа Великої Антіохії, і всіх святих - помилує і спасе нас як благий і людинолюбний.</w:t>
       </w:r>
     </w:p>
     <w:p>
@@ -27553,7 +26992,7 @@
           <w:rFonts w:ascii="Times New Roman" w:hAnsi="Times New Roman"/>
           <w:sz w:val="24"/>
         </w:rPr>
-        <w:t xml:space="preserve"> Зі святи́ми упоко́й, Хри́сте,* ду́ші слуг Твої́х,* де нема́є бо́лю, ні печа́лі,* ні зітха́ння,* але життя́ безконе́чне.</w:t>
+        <w:t xml:space="preserve"> Зі святи́ми упоко́й, Хри́сте,* ду́ші слуг Твої́х,* де нема́є бо́лю, ні печа́лі,* ні зітха́ння,* але життя́ безконе́чне.</w:t>
       </w:r>
     </w:p>
     <w:p>
@@ -27707,13 +27146,12 @@
     </w:p>
     <w:p>
       <w:r>
-        <w:rPr>
-          <w:rFonts w:ascii="Times New Roman" w:hAnsi="Times New Roman"/>
-          <w:i/>
-          <w:color w:val="FF4400"/>
-          <w:sz w:val="24"/>
-        </w:rPr>
-        <w:t xml:space="preserve">Апостол: </w:t>
+        <w:t>Ряд.: #ap146</w:t>
+      </w:r>
+    </w:p>
+    <w:p>
+      <w:r>
+        <w:t>За упокій: #ap270</w:t>
       </w:r>
     </w:p>
     <w:p>
@@ -27842,13 +27280,12 @@
     </w:p>
     <w:p>
       <w:r>
-        <w:rPr>
-          <w:rFonts w:ascii="Times New Roman" w:hAnsi="Times New Roman"/>
-          <w:i/>
-          <w:color w:val="FF4400"/>
-          <w:sz w:val="24"/>
-        </w:rPr>
-        <w:t xml:space="preserve">Євангеліє: </w:t>
+        <w:t>Ряд.: #lk105</w:t>
+      </w:r>
+    </w:p>
+    <w:p>
+      <w:r>
+        <w:t>За упокій: #iv016</w:t>
       </w:r>
     </w:p>
     <w:p>
@@ -27960,78 +27397,33 @@
         <w:rPr>
           <w:rFonts w:ascii="Times New Roman" w:hAnsi="Times New Roman"/>
           <w:i/>
-          <w:color w:val="FF4400"/>
-          <w:sz w:val="24"/>
-        </w:rPr>
-        <w:t>Священик:</w:t>
-      </w:r>
-      <w:r>
-        <w:rPr>
-          <w:rFonts w:ascii="Times New Roman" w:hAnsi="Times New Roman"/>
-          <w:sz w:val="24"/>
-        </w:rPr>
-        <w:t xml:space="preserve"> Христо́с, і́стинний Бог наш –</w:t>
-      </w:r>
-      <w:r>
-        <w:rPr>
-          <w:rFonts w:ascii="Times New Roman" w:hAnsi="Times New Roman"/>
-          <w:sz w:val="24"/>
-        </w:rPr>
-        <w:t xml:space="preserve"> молитва́ми пречи́стої своє́ї Ма́тері, си́лою че́сного і животво́рчого хреста́, засту́пництвом че́сних небе́сних сил безтіле́сних, че́сного і сла́вного проро́ка, предте́чі і хрести́теля Іва́на, святи́х сла́вних і всехва́льних апо́столів, свято́го отця́ на́</w:t>
-      </w:r>
-      <w:r>
-        <w:rPr>
-          <w:rFonts w:ascii="Times New Roman" w:hAnsi="Times New Roman"/>
-          <w:sz w:val="24"/>
-        </w:rPr>
-        <w:t>шого Микола́я, архиєпи́скопа, Мир Ликі́йських, чудотво́рця, святи́х сла́вних і перемо́жних му́чеників, преподо́бних і богоно́сних отці́в на́ших,</w:t>
-      </w:r>
-      <w:r>
-        <w:rPr>
-          <w:rFonts w:ascii="Times New Roman" w:hAnsi="Times New Roman"/>
-          <w:i/>
-          <w:sz w:val="24"/>
-        </w:rPr>
-        <w:t xml:space="preserve"> </w:t>
-      </w:r>
-      <w:r>
-        <w:rPr>
-          <w:rFonts w:ascii="Times New Roman" w:hAnsi="Times New Roman"/>
-          <w:sz w:val="24"/>
-        </w:rPr>
-        <w:t xml:space="preserve">свято́го отця́ на́шого Іва́на Золотоу́стого, архиєпи́скопа Константино́поля, і свято́го </w:t>
-      </w:r>
-      <w:r>
-        <w:rPr>
-          <w:rFonts w:ascii="Times New Roman" w:hAnsi="Times New Roman"/>
-          <w:i/>
-          <w:color w:val="FF4400"/>
-          <w:sz w:val="24"/>
-        </w:rPr>
-        <w:t>(якого є храм)</w:t>
-      </w:r>
-      <w:r>
-        <w:rPr>
-          <w:rFonts w:ascii="Times New Roman" w:hAnsi="Times New Roman"/>
-          <w:sz w:val="24"/>
-        </w:rPr>
-        <w:t xml:space="preserve">, і свято́го </w:t>
-      </w:r>
-      <w:r>
-        <w:rPr>
-          <w:rFonts w:ascii="Times New Roman" w:hAnsi="Times New Roman"/>
-          <w:i/>
-          <w:color w:val="FF4400"/>
-          <w:sz w:val="24"/>
-        </w:rPr>
-        <w:t>(якого є день)</w:t>
-      </w:r>
-      <w:r>
-        <w:rPr>
-          <w:rFonts w:ascii="Times New Roman" w:hAnsi="Times New Roman"/>
-          <w:sz w:val="24"/>
-        </w:rPr>
-        <w:t>, і всіх святи́х – поми́лує і спасе́ нас як благи́й і людинолю́бний.</w:t>
+          <w:color w:val="FF0000"/>
+          <w:sz w:val="24"/>
+        </w:rPr>
+        <w:t>Священник:</w:t>
+      </w:r>
+      <w:r>
+        <w:rPr>
+          <w:rFonts w:ascii="Times New Roman" w:hAnsi="Times New Roman"/>
+          <w:sz w:val="24"/>
+        </w:rPr>
+        <w:t xml:space="preserve"> Христос, істинний Бог наш - молитвами пречистої Своєї Матері, силою чесного і животворчого Хреста, заступництвом чесних небесних сил безтілесних, чесного і славного пророка, предтечі і хрестителя Йоана, святих славних і всехвальних апостолів, святого отця нашого Миколая, архиєпископа Мир Ликійських, чудотворця, святих славних і переможних мучеників, преподобних і богоносних отців наших, святого отця нашого Івана Золотоустого, архиєпископа Константинополя, святих і праведних богоотців Йоакима й Анни, і святого, </w:t>
+      </w:r>
+      <w:r>
+        <w:rPr>
+          <w:rFonts w:ascii="Times New Roman" w:hAnsi="Times New Roman"/>
+          <w:i/>
+          <w:color w:val="FF0000"/>
+          <w:sz w:val="24"/>
+        </w:rPr>
+        <w:t>якого є храм</w:t>
+      </w:r>
+      <w:r>
+        <w:rPr>
+          <w:rFonts w:ascii="Times New Roman" w:hAnsi="Times New Roman"/>
+          <w:sz w:val="24"/>
+        </w:rPr>
+        <w:t>, і святих мучеників, що в Євгенії, і всіх святих - помилує і спасе нас як благий і людинолюбний.</w:t>
       </w:r>
     </w:p>
     <w:p>
@@ -28794,13 +28186,7 @@
     </w:p>
     <w:p>
       <w:r>
-        <w:rPr>
-          <w:rFonts w:ascii="Times New Roman" w:hAnsi="Times New Roman"/>
-          <w:i/>
-          <w:color w:val="FF4400"/>
-          <w:sz w:val="24"/>
-        </w:rPr>
-        <w:t xml:space="preserve">Апостол: </w:t>
+        <w:t>Ряд.: #ap140</w:t>
       </w:r>
     </w:p>
     <w:p>
@@ -28895,13 +28281,7 @@
     </w:p>
     <w:p>
       <w:r>
-        <w:rPr>
-          <w:rFonts w:ascii="Times New Roman" w:hAnsi="Times New Roman"/>
-          <w:i/>
-          <w:color w:val="FF4400"/>
-          <w:sz w:val="24"/>
-        </w:rPr>
-        <w:t xml:space="preserve">Євангеліє: </w:t>
+        <w:t>Ряд.: #mt106</w:t>
       </w:r>
     </w:p>
     <w:p>
@@ -28979,56 +28359,33 @@
         <w:rPr>
           <w:rFonts w:ascii="Times New Roman" w:hAnsi="Times New Roman"/>
           <w:i/>
-          <w:color w:val="FF4400"/>
-          <w:sz w:val="24"/>
-        </w:rPr>
-        <w:t>Священик:</w:t>
-      </w:r>
-      <w:r>
-        <w:rPr>
-          <w:rFonts w:ascii="Times New Roman" w:hAnsi="Times New Roman"/>
-          <w:sz w:val="24"/>
-        </w:rPr>
-        <w:t xml:space="preserve"> Христо́с, що воскре́с із ме́ртвих, і́стинний Бог наш – молитва́ми пречи́стої Сво</w:t>
-      </w:r>
-      <w:r>
-        <w:rPr>
-          <w:rFonts w:ascii="Times New Roman" w:hAnsi="Times New Roman"/>
-          <w:sz w:val="24"/>
-        </w:rPr>
-        <w:t xml:space="preserve">є́ї Ма́тері, святи́х сла́вних і всехва́льних апо́столів, свято́го отця́ на́шого Іва́на Золотоу́стого, архиєпи́скопа Константино́поля, і свято́го </w:t>
-      </w:r>
-      <w:r>
-        <w:rPr>
-          <w:rFonts w:ascii="Times New Roman" w:hAnsi="Times New Roman"/>
-          <w:i/>
-          <w:color w:val="FF4400"/>
-          <w:sz w:val="24"/>
-        </w:rPr>
-        <w:t>(якого є храм)</w:t>
-      </w:r>
-      <w:r>
-        <w:rPr>
-          <w:rFonts w:ascii="Times New Roman" w:hAnsi="Times New Roman"/>
-          <w:sz w:val="24"/>
-        </w:rPr>
-        <w:t xml:space="preserve">, і свято́го </w:t>
-      </w:r>
-      <w:r>
-        <w:rPr>
-          <w:rFonts w:ascii="Times New Roman" w:hAnsi="Times New Roman"/>
-          <w:i/>
-          <w:color w:val="FF4400"/>
-          <w:sz w:val="24"/>
-        </w:rPr>
-        <w:t>(якого є день)</w:t>
-      </w:r>
-      <w:r>
-        <w:rPr>
-          <w:rFonts w:ascii="Times New Roman" w:hAnsi="Times New Roman"/>
-          <w:sz w:val="24"/>
-        </w:rPr>
-        <w:t>, і всіх святи́х – поми́лує і спасе́ нас як благи́й і людинолю́бний.</w:t>
+          <w:color w:val="FF0000"/>
+          <w:sz w:val="24"/>
+        </w:rPr>
+        <w:t>Священник:</w:t>
+      </w:r>
+      <w:r>
+        <w:rPr>
+          <w:rFonts w:ascii="Times New Roman" w:hAnsi="Times New Roman"/>
+          <w:sz w:val="24"/>
+        </w:rPr>
+        <w:t xml:space="preserve"> Христос, що воскрес із мертвих, істинний Бог наш - молитвами пречистої Своєї Матері, святих славних і всехвальних апостолів, святого отця нашого Івана Золотоустого, архиєпископа Константинополя, і святого, </w:t>
+      </w:r>
+      <w:r>
+        <w:rPr>
+          <w:rFonts w:ascii="Times New Roman" w:hAnsi="Times New Roman"/>
+          <w:i/>
+          <w:color w:val="FF0000"/>
+          <w:sz w:val="24"/>
+        </w:rPr>
+        <w:t>якого є храм</w:t>
+      </w:r>
+      <w:r>
+        <w:rPr>
+          <w:rFonts w:ascii="Times New Roman" w:hAnsi="Times New Roman"/>
+          <w:sz w:val="24"/>
+        </w:rPr>
+        <w:t>, і святого священномученика Полікарпа, єпископа Смирнського, і всіх святих - помилує і спасе нас як благий і людинолюбний.</w:t>
       </w:r>
     </w:p>
     <w:p>
@@ -30217,8 +29574,12 @@
     </w:p>
     <w:p>
       <w:r>
-        <w:rPr/>
-        <w:t>#ap078</w:t>
+        <w:t>Ряд.: #ap076</w:t>
+      </w:r>
+    </w:p>
+    <w:p>
+      <w:r>
+        <w:t>Предтечі: #ap176</w:t>
       </w:r>
     </w:p>
     <w:p>
@@ -30481,8 +29842,12 @@
     </w:p>
     <w:p>
       <w:r>
-        <w:rPr/>
-        <w:t>#lk110</w:t>
+        <w:t>Ряд.: #lk096</w:t>
+      </w:r>
+    </w:p>
+    <w:p>
+      <w:r>
+        <w:t>Предтечі: #mt040</w:t>
       </w:r>
     </w:p>
     <w:p>
@@ -30715,23 +30080,23 @@
         <w:rPr>
           <w:rFonts w:ascii="Times New Roman" w:hAnsi="Times New Roman"/>
           <w:i/>
-          <w:color w:val="FF4400"/>
-          <w:sz w:val="24"/>
-        </w:rPr>
-        <w:t>Священик:</w:t>
-      </w:r>
-      <w:r>
-        <w:rPr>
-          <w:rFonts w:ascii="Times New Roman" w:hAnsi="Times New Roman"/>
-          <w:sz w:val="24"/>
-        </w:rPr>
-        <w:t xml:space="preserve"> Христос, істинний Бог наш, молитвами пречистої своєї Матері, святого отця нашого Миколая, архиєпископа, мирлікійського чудотворця, святих, славних і всехвальних апостолів, святого отця нашого Йоана Золотоустого, архиєпископа Константинограда, святого, </w:t>
-      </w:r>
-      <w:r>
-        <w:rPr>
-          <w:rFonts w:ascii="Times New Roman" w:hAnsi="Times New Roman"/>
-          <w:i/>
-          <w:color w:val="FF4400"/>
+          <w:color w:val="FF0000"/>
+          <w:sz w:val="24"/>
+        </w:rPr>
+        <w:t>Священник:</w:t>
+      </w:r>
+      <w:r>
+        <w:rPr>
+          <w:rFonts w:ascii="Times New Roman" w:hAnsi="Times New Roman"/>
+          <w:sz w:val="24"/>
+        </w:rPr>
+        <w:t xml:space="preserve"> Христос, істинний Бог наш - молитвами пречистої Своєї Матері, чесного і славного пророка, предтечі і христителя Господнього Івана, якого чесної глави першого і другого знайдення сьогодні пам'ять звершуємо, святого отця нашого Івана Золотоустого, архиєпископа Константинополя, і святого, </w:t>
+      </w:r>
+      <w:r>
+        <w:rPr>
+          <w:rFonts w:ascii="Times New Roman" w:hAnsi="Times New Roman"/>
+          <w:i/>
+          <w:color w:val="FF0000"/>
           <w:sz w:val="24"/>
         </w:rPr>
         <w:t>якого є храм</w:t>
@@ -30741,10 +30106,7 @@
           <w:rFonts w:ascii="Times New Roman" w:hAnsi="Times New Roman"/>
           <w:sz w:val="24"/>
         </w:rPr>
-        <w:t>, св. мч. Харалампія і всіх святих, помилує і спасе нас, як благий і чоловіколюбець.</w:t>
-      </w:r>
-      <w:r>
-        <w:rPr/>
+        <w:t>, і всіх святих - помилує і спасе нас як благий і людинолюбний.</w:t>
       </w:r>
     </w:p>
     <w:p>
@@ -31503,13 +30865,7 @@
     </w:p>
     <w:p>
       <w:r>
-        <w:rPr>
-          <w:rFonts w:ascii="Times New Roman" w:hAnsi="Times New Roman"/>
-          <w:i/>
-          <w:color w:val="FF4400"/>
-          <w:sz w:val="24"/>
-        </w:rPr>
-        <w:t xml:space="preserve">Апостол: </w:t>
+        <w:t>#ap077</w:t>
       </w:r>
     </w:p>
     <w:p>
@@ -31604,13 +30960,7 @@
     </w:p>
     <w:p>
       <w:r>
-        <w:rPr>
-          <w:rFonts w:ascii="Times New Roman" w:hAnsi="Times New Roman"/>
-          <w:i/>
-          <w:color w:val="FF4400"/>
-          <w:sz w:val="24"/>
-        </w:rPr>
-        <w:t xml:space="preserve">Євангеліє: </w:t>
+        <w:t>#lk109</w:t>
       </w:r>
     </w:p>
     <w:p>
@@ -31695,56 +31045,33 @@
         <w:rPr>
           <w:rFonts w:ascii="Times New Roman" w:hAnsi="Times New Roman"/>
           <w:i/>
-          <w:color w:val="FF4400"/>
-          <w:sz w:val="24"/>
-        </w:rPr>
-        <w:t>Священик:</w:t>
-      </w:r>
-      <w:r>
-        <w:rPr>
-          <w:rFonts w:ascii="Times New Roman" w:hAnsi="Times New Roman"/>
-          <w:sz w:val="24"/>
-        </w:rPr>
-        <w:t xml:space="preserve"> Христо́с, і́стинний Бог наш – молитва́ми пречи́стої своє́ї Ма́тері, че́сного і сла́вного проро́ка, предте́чі і хрести́теля Іва́на, свят</w:t>
-      </w:r>
-      <w:r>
-        <w:rPr>
-          <w:rFonts w:ascii="Times New Roman" w:hAnsi="Times New Roman"/>
-          <w:sz w:val="24"/>
-        </w:rPr>
-        <w:t xml:space="preserve">и́х сла́вних і всехва́льних апо́столів, свято́го отця́ на́шого Іва́на Золотоу́стого, архиєпи́скопа Константино́поля, і свято́го </w:t>
-      </w:r>
-      <w:r>
-        <w:rPr>
-          <w:rFonts w:ascii="Times New Roman" w:hAnsi="Times New Roman"/>
-          <w:i/>
-          <w:color w:val="FF4400"/>
-          <w:sz w:val="24"/>
-        </w:rPr>
-        <w:t>(якого є храм)</w:t>
-      </w:r>
-      <w:r>
-        <w:rPr>
-          <w:rFonts w:ascii="Times New Roman" w:hAnsi="Times New Roman"/>
-          <w:sz w:val="24"/>
-        </w:rPr>
-        <w:t xml:space="preserve">, і святого </w:t>
-      </w:r>
-      <w:r>
-        <w:rPr>
-          <w:rFonts w:ascii="Times New Roman" w:hAnsi="Times New Roman"/>
-          <w:i/>
-          <w:color w:val="FF4400"/>
-          <w:sz w:val="24"/>
-        </w:rPr>
-        <w:t>(якого є день)</w:t>
-      </w:r>
-      <w:r>
-        <w:rPr>
-          <w:rFonts w:ascii="Times New Roman" w:hAnsi="Times New Roman"/>
-          <w:sz w:val="24"/>
-        </w:rPr>
-        <w:t>, і всіх святи́х – поми́лує і спасе́ нас як благи́й і людинолю́бний.</w:t>
+          <w:color w:val="FF0000"/>
+          <w:sz w:val="24"/>
+        </w:rPr>
+        <w:t>Священник:</w:t>
+      </w:r>
+      <w:r>
+        <w:rPr>
+          <w:rFonts w:ascii="Times New Roman" w:hAnsi="Times New Roman"/>
+          <w:sz w:val="24"/>
+        </w:rPr>
+        <w:t xml:space="preserve"> Христос, істинний Бог наш - молитвами пречистої Своєї Матері, чесного і славного пророка, предтечі і хрестителя Івана, святих славних і всехвальних апостолів, святого отця нашого Івана Золотоустого, архиєпископа Константинополя, і святого, </w:t>
+      </w:r>
+      <w:r>
+        <w:rPr>
+          <w:rFonts w:ascii="Times New Roman" w:hAnsi="Times New Roman"/>
+          <w:i/>
+          <w:color w:val="FF0000"/>
+          <w:sz w:val="24"/>
+        </w:rPr>
+        <w:t>якого є храм</w:t>
+      </w:r>
+      <w:r>
+        <w:rPr>
+          <w:rFonts w:ascii="Times New Roman" w:hAnsi="Times New Roman"/>
+          <w:sz w:val="24"/>
+        </w:rPr>
+        <w:t>, і святого отця нашого Тарасія, архиєпископа Царгородського, і всіх святих - помилує і спасе нас як благий і людинолюбний.</w:t>
       </w:r>
     </w:p>
     <w:p>
@@ -32466,17 +31793,7 @@
         <w:t>&lt;apostol&gt;</w:t>
       </w:r>
     </w:p>
-    <w:p>
-      <w:r>
-        <w:rPr>
-          <w:rFonts w:ascii="Times New Roman" w:hAnsi="Times New Roman"/>
-          <w:i/>
-          <w:color w:val="FF4400"/>
-          <w:sz w:val="24"/>
-        </w:rPr>
-        <w:t xml:space="preserve">Апостол: </w:t>
-      </w:r>
-    </w:p>
+    <w:p/>
     <w:p>
       <w:r>
         <w:rPr>
@@ -32574,17 +31891,7 @@
         <w:t>&lt;evanhelie&gt;</w:t>
       </w:r>
     </w:p>
-    <w:p>
-      <w:r>
-        <w:rPr>
-          <w:rFonts w:ascii="Times New Roman" w:hAnsi="Times New Roman"/>
-          <w:i/>
-          <w:color w:val="FF4400"/>
-          <w:sz w:val="24"/>
-        </w:rPr>
-        <w:t xml:space="preserve">Євангеліє: </w:t>
-      </w:r>
-    </w:p>
+    <w:p/>
     <w:p>
       <w:r>
         <w:rPr>
@@ -32660,49 +31967,33 @@
         <w:rPr>
           <w:rFonts w:ascii="Times New Roman" w:hAnsi="Times New Roman"/>
           <w:i/>
-          <w:color w:val="FF4400"/>
-          <w:sz w:val="24"/>
-        </w:rPr>
-        <w:t>Священик:</w:t>
-      </w:r>
-      <w:r>
-        <w:rPr>
-          <w:rFonts w:ascii="Times New Roman" w:hAnsi="Times New Roman"/>
-          <w:sz w:val="24"/>
-        </w:rPr>
-        <w:t xml:space="preserve"> Христо́с, і́стинний Бог наш – молитва́ми пречи́стої своє́ї Ма́тері, си́лою че́сного і животво́рчого хреста́, святи́х сла́вних і всехва́льних апо́столів, свято́го отця́ на́шого Іва́на Золотоу́стого, архиєпи́скопа Константино́поля, і свято́го </w:t>
-      </w:r>
-      <w:r>
-        <w:rPr>
-          <w:rFonts w:ascii="Times New Roman" w:hAnsi="Times New Roman"/>
-          <w:i/>
-          <w:color w:val="FF4400"/>
-          <w:sz w:val="24"/>
-        </w:rPr>
-        <w:t>(якого є храм)</w:t>
-      </w:r>
-      <w:r>
-        <w:rPr>
-          <w:rFonts w:ascii="Times New Roman" w:hAnsi="Times New Roman"/>
-          <w:sz w:val="24"/>
-        </w:rPr>
-        <w:t xml:space="preserve">, і святого </w:t>
-      </w:r>
-      <w:r>
-        <w:rPr>
-          <w:rFonts w:ascii="Times New Roman" w:hAnsi="Times New Roman"/>
-          <w:i/>
-          <w:color w:val="FF4400"/>
-          <w:sz w:val="24"/>
-        </w:rPr>
-        <w:t>(якого є день)</w:t>
-      </w:r>
-      <w:r>
-        <w:rPr>
-          <w:rFonts w:ascii="Times New Roman" w:hAnsi="Times New Roman"/>
-          <w:sz w:val="24"/>
-        </w:rPr>
-        <w:t>, і всіх святи́х – поми́лує і спасе́ нас як благи́й і людинолю́бний.</w:t>
+          <w:color w:val="FF0000"/>
+          <w:sz w:val="24"/>
+        </w:rPr>
+        <w:t>Священник:</w:t>
+      </w:r>
+      <w:r>
+        <w:rPr>
+          <w:rFonts w:ascii="Times New Roman" w:hAnsi="Times New Roman"/>
+          <w:sz w:val="24"/>
+        </w:rPr>
+        <w:t xml:space="preserve"> Христос, істинний Бог наш - молитвами пречистої Своєї Матері, силою чесного і животворчого хреста, заступництвом святих славних і всехвальних апостолів, святого отця нашого Івана Золотоустого, архиєпископа Константинополя, і святого, </w:t>
+      </w:r>
+      <w:r>
+        <w:rPr>
+          <w:rFonts w:ascii="Times New Roman" w:hAnsi="Times New Roman"/>
+          <w:i/>
+          <w:color w:val="FF0000"/>
+          <w:sz w:val="24"/>
+        </w:rPr>
+        <w:t>якого є храм</w:t>
+      </w:r>
+      <w:r>
+        <w:rPr>
+          <w:rFonts w:ascii="Times New Roman" w:hAnsi="Times New Roman"/>
+          <w:sz w:val="24"/>
+        </w:rPr>
+        <w:t>, і святого отця нашого Порфирія, єпископа Газького, блаженної Едігни, і всіх святих - помилує і спасе нас як благий і людинолюбний.</w:t>
       </w:r>
     </w:p>
     <w:p>
@@ -33336,7 +32627,7 @@
           <w:rFonts w:ascii="Times New Roman" w:hAnsi="Times New Roman"/>
           <w:sz w:val="24"/>
         </w:rPr>
-        <w:t xml:space="preserve">  Си́льних і богогла́сних проповíдників,* верхо́вних апо́столів Твої́х, Го́споди,* прийня́в Ти в насоло́ду дібр Твої́х і упокíй,* бо по́двиги їх і смерть прийня́в Ти по́над уся́кі плоди́,* єди́ний Серцевíдче.</w:t>
+        <w:t xml:space="preserve"> Си́льних і богогла́сних проповíдників,* верхо́вних апо́столів Твої́х, Го́споди,* прийня́в Ти в насоло́ду дібр Твої́х і упокíй,* бо по́двиги їх і смерть прийня́в Ти по́над уся́кі плоди́,* єди́ний Серцевíдче.</w:t>
       </w:r>
     </w:p>
     <w:p>
@@ -33504,13 +32795,7 @@
     </w:p>
     <w:p>
       <w:r>
-        <w:rPr>
-          <w:rFonts w:ascii="Times New Roman" w:hAnsi="Times New Roman"/>
-          <w:i/>
-          <w:color w:val="FF4400"/>
-          <w:sz w:val="24"/>
-        </w:rPr>
-        <w:t xml:space="preserve">Апостол: </w:t>
+        <w:t>#ap078</w:t>
       </w:r>
     </w:p>
     <w:p>
@@ -33612,13 +32897,7 @@
     </w:p>
     <w:p>
       <w:r>
-        <w:rPr>
-          <w:rFonts w:ascii="Times New Roman" w:hAnsi="Times New Roman"/>
-          <w:i/>
-          <w:color w:val="FF4400"/>
-          <w:sz w:val="24"/>
-        </w:rPr>
-        <w:t xml:space="preserve">Євангеліє: </w:t>
+        <w:t>#lk110</w:t>
       </w:r>
     </w:p>
     <w:p>
@@ -33696,56 +32975,33 @@
         <w:rPr>
           <w:rFonts w:ascii="Times New Roman" w:hAnsi="Times New Roman"/>
           <w:i/>
-          <w:color w:val="FF4400"/>
-          <w:sz w:val="24"/>
-        </w:rPr>
-        <w:t>Священик:</w:t>
-      </w:r>
-      <w:r>
-        <w:rPr>
-          <w:rFonts w:ascii="Times New Roman" w:hAnsi="Times New Roman"/>
-          <w:sz w:val="24"/>
-        </w:rPr>
-        <w:t xml:space="preserve"> Христо́с, і́стинний Бог наш – молитва́ми пречи́стої своє́ї Ма́тері, святи́х сла́вних і всехва́льних апо́столів, свято́го отця́ на́шого Микола́я, архиєпи́скопа, Мир Ликі́йських, чудотво́рця, свято́го отця́ на́шого Іва́на Золотоу́стого, а</w:t>
-      </w:r>
-      <w:r>
-        <w:rPr>
-          <w:rFonts w:ascii="Times New Roman" w:hAnsi="Times New Roman"/>
-          <w:sz w:val="24"/>
-        </w:rPr>
-        <w:t xml:space="preserve">рхиєпи́скопа Константино́поля, і свято́го </w:t>
-      </w:r>
-      <w:r>
-        <w:rPr>
-          <w:rFonts w:ascii="Times New Roman" w:hAnsi="Times New Roman"/>
-          <w:i/>
-          <w:color w:val="FF4400"/>
-          <w:sz w:val="24"/>
-        </w:rPr>
-        <w:t>(якого є храм)</w:t>
-      </w:r>
-      <w:r>
-        <w:rPr>
-          <w:rFonts w:ascii="Times New Roman" w:hAnsi="Times New Roman"/>
-          <w:sz w:val="24"/>
-        </w:rPr>
-        <w:t xml:space="preserve">, і святого </w:t>
-      </w:r>
-      <w:r>
-        <w:rPr>
-          <w:rFonts w:ascii="Times New Roman" w:hAnsi="Times New Roman"/>
-          <w:i/>
-          <w:color w:val="FF4400"/>
-          <w:sz w:val="24"/>
-        </w:rPr>
-        <w:t>(якого є день)</w:t>
-      </w:r>
-      <w:r>
-        <w:rPr>
-          <w:rFonts w:ascii="Times New Roman" w:hAnsi="Times New Roman"/>
-          <w:sz w:val="24"/>
-        </w:rPr>
-        <w:t>, і всіх святи́х – поми́лує і спасе́ нас як благи́й і людинолю́бний.</w:t>
+          <w:color w:val="FF0000"/>
+          <w:sz w:val="24"/>
+        </w:rPr>
+        <w:t>Священник:</w:t>
+      </w:r>
+      <w:r>
+        <w:rPr>
+          <w:rFonts w:ascii="Times New Roman" w:hAnsi="Times New Roman"/>
+          <w:sz w:val="24"/>
+        </w:rPr>
+        <w:t xml:space="preserve"> Христос, істинний Бог наш - молитвами пречистої Своєї Матері, святих славних і всехвальних апостолів, святого отця нашого Миколая, архиєпископа Мир Ликійських, чудотворця, святого отця нашого Івана Золотоустого, архиєпископа Константинополя, і святого, </w:t>
+      </w:r>
+      <w:r>
+        <w:rPr>
+          <w:rFonts w:ascii="Times New Roman" w:hAnsi="Times New Roman"/>
+          <w:i/>
+          <w:color w:val="FF0000"/>
+          <w:sz w:val="24"/>
+        </w:rPr>
+        <w:t>якого є храм</w:t>
+      </w:r>
+      <w:r>
+        <w:rPr>
+          <w:rFonts w:ascii="Times New Roman" w:hAnsi="Times New Roman"/>
+          <w:sz w:val="24"/>
+        </w:rPr>
+        <w:t>, і преподобного отця нашого й ісповідника Прокопія Декаполіта, і всіх святих - помилує і спасе нас як благий і людинолюбний.</w:t>
       </w:r>
     </w:p>
     <w:p>
@@ -34459,17 +33715,7 @@
         <w:t>&lt;apostol&gt;</w:t>
       </w:r>
     </w:p>
-    <w:p>
-      <w:r>
-        <w:rPr>
-          <w:rFonts w:ascii="Times New Roman" w:hAnsi="Times New Roman"/>
-          <w:i/>
-          <w:color w:val="FF4400"/>
-          <w:sz w:val="24"/>
-        </w:rPr>
-        <w:t xml:space="preserve">Апостол: </w:t>
-      </w:r>
-    </w:p>
+    <w:p/>
     <w:p>
       <w:r>
         <w:rPr>
@@ -34560,17 +33806,7 @@
         <w:t>&lt;evanhelie&gt;</w:t>
       </w:r>
     </w:p>
-    <w:p>
-      <w:r>
-        <w:rPr>
-          <w:rFonts w:ascii="Times New Roman" w:hAnsi="Times New Roman"/>
-          <w:i/>
-          <w:color w:val="FF4400"/>
-          <w:sz w:val="24"/>
-        </w:rPr>
-        <w:t xml:space="preserve">Євангеліє: </w:t>
-      </w:r>
-    </w:p>
+    <w:p/>
     <w:p>
       <w:r>
         <w:rPr>
@@ -34653,56 +33889,33 @@
         <w:rPr>
           <w:rFonts w:ascii="Times New Roman" w:hAnsi="Times New Roman"/>
           <w:i/>
-          <w:color w:val="FF4400"/>
-          <w:sz w:val="24"/>
-        </w:rPr>
-        <w:t>Священик:</w:t>
-      </w:r>
-      <w:r>
-        <w:rPr>
-          <w:rFonts w:ascii="Times New Roman" w:hAnsi="Times New Roman"/>
-          <w:sz w:val="24"/>
-        </w:rPr>
-        <w:t xml:space="preserve"> Христо́с, і́стинний Бог наш – молитва́ми пречи́стої своє́ї Ма́тері, си́лою че́сного і животво́рчого хреста́, святи́х сла́вних і всехва́льних апо́столів, свято́го отц</w:t>
-      </w:r>
-      <w:r>
-        <w:rPr>
-          <w:rFonts w:ascii="Times New Roman" w:hAnsi="Times New Roman"/>
-          <w:sz w:val="24"/>
-        </w:rPr>
-        <w:t xml:space="preserve">я́ на́шого Іва́на Золотоу́стого, архиєпи́скопа Константино́поля, і свято́го </w:t>
-      </w:r>
-      <w:r>
-        <w:rPr>
-          <w:rFonts w:ascii="Times New Roman" w:hAnsi="Times New Roman"/>
-          <w:i/>
-          <w:color w:val="FF4400"/>
-          <w:sz w:val="24"/>
-        </w:rPr>
-        <w:t>(якого є храм)</w:t>
-      </w:r>
-      <w:r>
-        <w:rPr>
-          <w:rFonts w:ascii="Times New Roman" w:hAnsi="Times New Roman"/>
-          <w:sz w:val="24"/>
-        </w:rPr>
-        <w:t xml:space="preserve">, і святого </w:t>
-      </w:r>
-      <w:r>
-        <w:rPr>
-          <w:rFonts w:ascii="Times New Roman" w:hAnsi="Times New Roman"/>
-          <w:i/>
-          <w:color w:val="FF4400"/>
-          <w:sz w:val="24"/>
-        </w:rPr>
-        <w:t>(якого є день)</w:t>
-      </w:r>
-      <w:r>
-        <w:rPr>
-          <w:rFonts w:ascii="Times New Roman" w:hAnsi="Times New Roman"/>
-          <w:sz w:val="24"/>
-        </w:rPr>
-        <w:t>, і всіх святи́х – поми́лує і спасе́ нас як благи́й і людинолю́бний.</w:t>
+          <w:color w:val="FF0000"/>
+          <w:sz w:val="24"/>
+        </w:rPr>
+        <w:t>Священник:</w:t>
+      </w:r>
+      <w:r>
+        <w:rPr>
+          <w:rFonts w:ascii="Times New Roman" w:hAnsi="Times New Roman"/>
+          <w:sz w:val="24"/>
+        </w:rPr>
+        <w:t xml:space="preserve"> Христос, істинний Бог наш - молитвами пречистої Своєї Матері, силою чесного і животворчого хреста, заступництвом святих славних і всехвальних апостолів, святого отця нашого Івана Золотоустого, архиєпископа Константинополя, і святого, </w:t>
+      </w:r>
+      <w:r>
+        <w:rPr>
+          <w:rFonts w:ascii="Times New Roman" w:hAnsi="Times New Roman"/>
+          <w:i/>
+          <w:color w:val="FF0000"/>
+          <w:sz w:val="24"/>
+        </w:rPr>
+        <w:t>якого є храм</w:t>
+      </w:r>
+      <w:r>
+        <w:rPr>
+          <w:rFonts w:ascii="Times New Roman" w:hAnsi="Times New Roman"/>
+          <w:sz w:val="24"/>
+        </w:rPr>
+        <w:t>, і преподобного отця нашого й ісповідника Василія, співпосника Прокопового, і всіх святих - помилує і спасе нас як благий і людинолюбний.</w:t>
       </w:r>
     </w:p>
     <w:p>
